--- a/01_Internal/10_Delivery_App_Blueprint/ECS_CollateralIndex_TeamReviewGuide_INTERNAL.docx
+++ b/01_Internal/10_Delivery_App_Blueprint/ECS_CollateralIndex_TeamReviewGuide_INTERNAL.docx
@@ -4,86 +4,154 @@
   <w:body>
     <w:p>
       <w:pPr>
-        <w:spacing w:before="1200"/>
-        <w:jc w:val="center"/>
+        <w:spacing w:after="120"/>
+      </w:pPr>
+    </w:p>
+    <w:p>
+      <w:pPr>
+        <w:spacing w:after="120"/>
+      </w:pPr>
+    </w:p>
+    <w:p>
+      <w:pPr>
+        <w:spacing w:before="800" w:after="160"/>
       </w:pPr>
       <w:r>
         <w:rPr>
-          <w:rFonts w:ascii="Arial" w:hAnsi="Arial"/>
+          <w:rFonts w:ascii="Calibri" w:hAnsi="Calibri"/>
           <w:b/>
-          <w:color w:val="C9A02B"/>
+          <w:color w:val="14B8A6"/>
+          <w:spacing w:val="60"/>
+          <w:sz w:val="18"/>
+        </w:rPr>
+        <w:t>INTERNAL · SENIOR DIRECTOR REFERENCE</w:t>
+      </w:r>
+    </w:p>
+    <w:p>
+      <w:pPr>
+        <w:spacing w:before="0" w:after="40"/>
+      </w:pPr>
+      <w:r>
+        <w:rPr>
+          <w:rFonts w:ascii="Calibri" w:hAnsi="Calibri"/>
+          <w:b/>
+          <w:color w:val="0B1F3A"/>
+          <w:sz w:val="56"/>
+        </w:rPr>
+        <w:t>Collateral Index &amp;</w:t>
+      </w:r>
+    </w:p>
+    <w:p>
+      <w:pPr>
+        <w:spacing w:before="0" w:after="40"/>
+      </w:pPr>
+      <w:r>
+        <w:rPr>
+          <w:rFonts w:ascii="Calibri" w:hAnsi="Calibri"/>
+          <w:b/>
+          <w:color w:val="0B1F3A"/>
+          <w:sz w:val="56"/>
+        </w:rPr>
+        <w:t>Team Review Guide</w:t>
+      </w:r>
+    </w:p>
+    <w:p>
+      <w:pPr>
+        <w:spacing w:before="120" w:after="400"/>
+      </w:pPr>
+      <w:r>
+        <w:rPr>
+          <w:rFonts w:ascii="Calibri" w:hAnsi="Calibri"/>
+          <w:i/>
+          <w:color w:val="0D9488"/>
+          <w:sz w:val="24"/>
+        </w:rPr>
+        <w:t>ECS Delivery Intelligence Platform — All documents, what they are, who they are for, and how to use them together</w:t>
+      </w:r>
+    </w:p>
+    <w:p>
+      <w:pPr>
+        <w:pBdr>
+          <w:bottom w:val="single" w:sz="12" w:space="1" w:color="14B8A6"/>
+        </w:pBdr>
+        <w:spacing w:before="0" w:after="160"/>
+      </w:pPr>
+    </w:p>
+    <w:p>
+      <w:pPr>
+        <w:spacing w:after="40"/>
+      </w:pPr>
+      <w:r>
+        <w:rPr>
+          <w:rFonts w:ascii="Calibri" w:hAnsi="Calibri"/>
+          <w:b/>
+          <w:i w:val="0"/>
+          <w:color w:val="0B1F3A"/>
+          <w:sz w:val="22"/>
+        </w:rPr>
+        <w:t>ECS Federal · ServiceNow Practice</w:t>
+      </w:r>
+    </w:p>
+    <w:p>
+      <w:pPr>
+        <w:spacing w:after="40"/>
+      </w:pPr>
+      <w:r>
+        <w:rPr>
+          <w:rFonts w:ascii="Calibri" w:hAnsi="Calibri"/>
+          <w:b w:val="0"/>
+          <w:i w:val="0"/>
+          <w:color w:val="475569"/>
           <w:sz w:val="20"/>
         </w:rPr>
-        <w:t>EVERFORTH ECS PRACTICE</w:t>
+        <w:t>Audience: Senior Director, Practice Lead, Director of Technical Services</w:t>
+      </w:r>
+    </w:p>
+    <w:p>
+      <w:pPr>
+        <w:spacing w:after="40"/>
+      </w:pPr>
+      <w:r>
+        <w:rPr>
+          <w:rFonts w:ascii="Calibri" w:hAnsi="Calibri"/>
+          <w:b w:val="0"/>
+          <w:i w:val="0"/>
+          <w:color w:val="475569"/>
+          <w:sz w:val="20"/>
+        </w:rPr>
+        <w:t>Companion to: Blueprint A · Blueprint B · Arch Rationale · Executive Briefings · Project Plans</w:t>
       </w:r>
     </w:p>
     <w:p>
       <w:pPr>
         <w:spacing w:after="80"/>
-        <w:jc w:val="center"/>
       </w:pPr>
       <w:r>
         <w:rPr>
-          <w:rFonts w:ascii="Arial" w:hAnsi="Arial"/>
-          <w:b/>
-          <w:color w:val="1B3A6B"/>
-          <w:sz w:val="48"/>
+          <w:rFonts w:ascii="Calibri" w:hAnsi="Calibri"/>
+          <w:b w:val="0"/>
+          <w:i w:val="0"/>
+          <w:color w:val="475569"/>
+          <w:sz w:val="20"/>
         </w:rPr>
-        <w:t>ECS Delivery Intelligence Platform</w:t>
+        <w:t>Document ID: INT-DA-INDEX     ·     Version: 1.0     ·     Status: For Review</w:t>
       </w:r>
     </w:p>
     <w:p>
       <w:pPr>
-        <w:spacing w:after="120"/>
-        <w:jc w:val="center"/>
+        <w:spacing w:after="280"/>
       </w:pPr>
       <w:r>
         <w:rPr>
-          <w:rFonts w:ascii="Arial" w:hAnsi="Arial"/>
-          <w:b/>
-          <w:color w:val="2E75B6"/>
-          <w:sz w:val="30"/>
+          <w:rFonts w:ascii="Calibri" w:hAnsi="Calibri"/>
+          <w:b w:val="0"/>
+          <w:i/>
+          <w:color w:val="475569"/>
+          <w:sz w:val="20"/>
         </w:rPr>
-        <w:t>Collateral Index &amp; Team Review Guide</w:t>
+        <w:t>Internal Use Only · Confidential</w:t>
       </w:r>
     </w:p>
-    <w:p>
-      <w:pPr>
-        <w:spacing w:before="40" w:after="40"/>
-        <w:pBdr>
-          <w:bottom w:val="single" w:sz="4" w:space="1" w:color="2E75B6"/>
-        </w:pBdr>
-      </w:pPr>
-    </w:p>
-    <w:p>
-      <w:pPr>
-        <w:spacing w:before="200"/>
-        <w:jc w:val="center"/>
-      </w:pPr>
-      <w:r>
-        <w:rPr>
-          <w:rFonts w:ascii="Arial" w:hAnsi="Arial"/>
-          <w:i/>
-          <w:color w:val="707070"/>
-          <w:sz w:val="22"/>
-        </w:rPr>
-        <w:t>All documents, what they are, who they are for, and how to use them together.</w:t>
-      </w:r>
-    </w:p>
-    <w:p>
-      <w:pPr>
-        <w:jc w:val="center"/>
-      </w:pPr>
-      <w:r>
-        <w:rPr>
-          <w:rFonts w:ascii="Arial" w:hAnsi="Arial"/>
-          <w:color w:val="707070"/>
-          <w:sz w:val="20"/>
-        </w:rPr>
-        <w:t>Senior Director Reference  ·  May 2026  ·  INTERNAL</w:t>
-      </w:r>
-    </w:p>
-    <w:p/>
     <w:p>
       <w:r>
         <w:br w:type="page"/>
@@ -91,264 +159,101 @@
     </w:p>
     <w:p>
       <w:pPr>
-        <w:spacing w:before="320" w:after="100"/>
-        <w:pBdr>
-          <w:bottom w:val="single" w:sz="6" w:space="1" w:color="1B3A6B"/>
-        </w:pBdr>
+        <w:pStyle w:val="Heading1"/>
       </w:pPr>
       <w:r>
-        <w:rPr>
-          <w:rFonts w:ascii="Arial" w:hAnsi="Arial"/>
-          <w:b/>
-          <w:color w:val="1B3A6B"/>
-          <w:sz w:val="26"/>
-        </w:rPr>
-        <w:t>1. WHAT THIS PACKAGE IS</w:t>
+        <w:t>1.  What This Package Is</w:t>
       </w:r>
     </w:p>
     <w:p>
       <w:pPr>
-        <w:spacing w:before="0" w:after="140"/>
-        <w:jc w:val="left"/>
+        <w:spacing w:after="160" w:before="0"/>
       </w:pPr>
       <w:r>
         <w:rPr>
-          <w:rFonts w:ascii="Arial" w:hAnsi="Arial"/>
-          <w:b w:val="0"/>
-          <w:i w:val="0"/>
-          <w:color w:val="1F1F1F"/>
-          <w:sz w:val="21"/>
+          <w:rFonts w:ascii="Calibri" w:hAnsi="Calibri"/>
+          <w:color w:val="1A1A1A"/>
+          <w:sz w:val="22"/>
         </w:rPr>
-        <w:t>Over the course of this session, we designed a complete architectural and investment package for the ECS Delivery Intelligence Platform — a ServiceNow application that replaces manual delivery spreadsheets with a living, role-based platform tied directly to Agile, SPM, and the Knowledge Base.</w:t>
+        <w:t>We designed a complete architectural and investment package for the ECS Delivery Intelligence Platform — a ServiceNow application that replaces manual delivery spreadsheets with a living, role-based platform tied directly to Agile, SPM, and the Knowledge Base.</w:t>
       </w:r>
     </w:p>
     <w:p>
       <w:pPr>
-        <w:spacing w:before="0" w:after="140"/>
-        <w:jc w:val="left"/>
+        <w:spacing w:after="160" w:before="0"/>
       </w:pPr>
       <w:r>
         <w:rPr>
-          <w:rFonts w:ascii="Arial" w:hAnsi="Arial"/>
-          <w:b w:val="0"/>
-          <w:i w:val="0"/>
-          <w:color w:val="1F1F1F"/>
-          <w:sz w:val="21"/>
+          <w:rFonts w:ascii="Calibri" w:hAnsi="Calibri"/>
+          <w:color w:val="1A1A1A"/>
+          <w:sz w:val="22"/>
         </w:rPr>
         <w:t>Two architectural approaches were fully designed (Blueprint A: full custom app; Blueprint B: table extends), each with a detailed technical blueprint, a project plan importable to MS Project or ServiceNow PPM, and an executive briefing for overhead approval. A rationale document was built for the Director of Technical Services review. This document is the master index that ties everything together.</w:t>
       </w:r>
     </w:p>
-    <w:tbl>
-      <w:tblPr>
-        <w:tblW w:type="auto" w:w="0"/>
-        <w:tblLook w:firstColumn="1" w:firstRow="1" w:lastColumn="0" w:lastRow="0" w:noHBand="0" w:noVBand="1" w:val="04A0"/>
-        <w:jc w:val="left"/>
-        <w:tblBorders>
-          <w:top w:val="none" w:sz="0" w:space="0" w:color="auto"/>
-          <w:left w:val="none" w:sz="0" w:space="0" w:color="auto"/>
-          <w:bottom w:val="none" w:sz="0" w:space="0" w:color="auto"/>
-          <w:right w:val="none" w:sz="0" w:space="0" w:color="auto"/>
-          <w:insideH w:val="none" w:sz="0" w:space="0" w:color="auto"/>
-          <w:insideV w:val="none" w:sz="0" w:space="0" w:color="auto"/>
-        </w:tblBorders>
-      </w:tblPr>
-      <w:tblGrid>
-        <w:gridCol w:w="9360"/>
-      </w:tblGrid>
-      <w:tr>
-        <w:tc>
-          <w:tcPr>
-            <w:tcW w:type="dxa" w:w="9360"/>
-            <w:shd w:val="clear" w:color="auto" w:fill="EBF3FB"/>
-          </w:tcPr>
-          <w:p>
-            <w:pPr>
-              <w:spacing w:before="100" w:after="40"/>
-              <w:ind w:left="144"/>
-            </w:pPr>
-            <w:r>
-              <w:rPr>
-                <w:rFonts w:ascii="Arial" w:hAnsi="Arial"/>
-                <w:b/>
-                <w:color w:val="1B3A6B"/>
-                <w:sz w:val="20"/>
-              </w:rPr>
-              <w:t xml:space="preserve">The pending decision:  </w:t>
-            </w:r>
-            <w:r>
-              <w:rPr>
-                <w:rFonts w:ascii="Arial" w:hAnsi="Arial"/>
-                <w:color w:val="1F1F1F"/>
-                <w:sz w:val="20"/>
-              </w:rPr>
-              <w:t>All collateral is complete for a review session with Shawn (Director of Technical Services). The one outstanding decision is Blueprint A vs. Blueprint B — everything else can proceed once that is resolved.</w:t>
-            </w:r>
-          </w:p>
-          <w:p>
-            <w:pPr>
-              <w:spacing w:after="100"/>
-            </w:pPr>
-          </w:p>
-        </w:tc>
-      </w:tr>
-    </w:tbl>
     <w:p>
       <w:pPr>
-        <w:spacing w:after="80"/>
-      </w:pPr>
-    </w:p>
-    <w:p>
-      <w:pPr>
-        <w:spacing w:before="320" w:after="100"/>
         <w:pBdr>
-          <w:bottom w:val="single" w:sz="6" w:space="1" w:color="1B3A6B"/>
+          <w:top w:val="single" w:sz="4" w:space="4" w:color="2E74B5"/>
+          <w:left w:val="single" w:sz="4" w:space="4" w:color="2E74B5"/>
+          <w:bottom w:val="single" w:sz="4" w:space="4" w:color="2E74B5"/>
+          <w:right w:val="single" w:sz="4" w:space="4" w:color="2E74B5"/>
         </w:pBdr>
+        <w:shd w:val="clear" w:color="auto" w:fill="EAF1F8"/>
+        <w:spacing w:before="120" w:after="160"/>
       </w:pPr>
       <w:r>
         <w:rPr>
-          <w:rFonts w:ascii="Arial" w:hAnsi="Arial"/>
+          <w:rFonts w:ascii="Calibri" w:hAnsi="Calibri"/>
           <w:b/>
-          <w:color w:val="1B3A6B"/>
-          <w:sz w:val="26"/>
+          <w:color w:val="0B1F3A"/>
+          <w:sz w:val="20"/>
         </w:rPr>
-        <w:t>2. WHERE EVERYTHING LIVES</w:t>
+        <w:t>The pending decision: All collateral is complete for a review session with Shawn (Director of Technical Services). The one outstanding decision is Blueprint A vs. Blueprint B — everything else can proceed once that is resolved.</w:t>
       </w:r>
     </w:p>
     <w:p>
       <w:pPr>
-        <w:spacing w:before="0" w:after="80"/>
-        <w:jc w:val="left"/>
+        <w:pStyle w:val="Heading1"/>
       </w:pPr>
       <w:r>
-        <w:rPr>
-          <w:rFonts w:ascii="Arial" w:hAnsi="Arial"/>
-          <w:b w:val="0"/>
-          <w:i w:val="0"/>
-          <w:color w:val="1F1F1F"/>
-          <w:sz w:val="21"/>
-        </w:rPr>
-        <w:t>All delivery app documents are in one folder:</w:t>
-      </w:r>
-    </w:p>
-    <w:tbl>
-      <w:tblPr>
-        <w:tblW w:type="auto" w:w="0"/>
-        <w:tblLook w:firstColumn="1" w:firstRow="1" w:lastColumn="0" w:lastRow="0" w:noHBand="0" w:noVBand="1" w:val="04A0"/>
-        <w:jc w:val="left"/>
-        <w:tblBorders>
-          <w:top w:val="none" w:sz="0" w:space="0" w:color="auto"/>
-          <w:left w:val="none" w:sz="0" w:space="0" w:color="auto"/>
-          <w:bottom w:val="none" w:sz="0" w:space="0" w:color="auto"/>
-          <w:right w:val="none" w:sz="0" w:space="0" w:color="auto"/>
-          <w:insideH w:val="none" w:sz="0" w:space="0" w:color="auto"/>
-          <w:insideV w:val="none" w:sz="0" w:space="0" w:color="auto"/>
-        </w:tblBorders>
-      </w:tblPr>
-      <w:tblGrid>
-        <w:gridCol w:w="9360"/>
-      </w:tblGrid>
-      <w:tr>
-        <w:tc>
-          <w:tcPr>
-            <w:tcW w:type="dxa" w:w="9360"/>
-            <w:shd w:val="clear" w:color="auto" w:fill="F2F2F2"/>
-          </w:tcPr>
-          <w:p>
-            <w:pPr>
-              <w:spacing w:before="100" w:after="40"/>
-              <w:ind w:left="144"/>
-            </w:pPr>
-            <w:r>
-              <w:rPr>
-                <w:rFonts w:ascii="Arial" w:hAnsi="Arial"/>
-                <w:b/>
-                <w:color w:val="1B3A6B"/>
-                <w:sz w:val="20"/>
-              </w:rPr>
-              <w:t xml:space="preserve">Folder:  </w:t>
-            </w:r>
-            <w:r>
-              <w:rPr>
-                <w:rFonts w:ascii="Arial" w:hAnsi="Arial"/>
-                <w:color w:val="1F1F1F"/>
-                <w:sz w:val="20"/>
-              </w:rPr>
-              <w:t>01_Internal / 10_Delivery_App_Blueprint /</w:t>
-            </w:r>
-          </w:p>
-          <w:p>
-            <w:pPr>
-              <w:spacing w:after="100"/>
-            </w:pPr>
-          </w:p>
-        </w:tc>
-      </w:tr>
-    </w:tbl>
-    <w:p>
-      <w:pPr>
-        <w:spacing w:after="80"/>
-      </w:pPr>
-    </w:p>
-    <w:p>
-      <w:pPr>
-        <w:spacing w:before="0" w:after="140"/>
-        <w:jc w:val="left"/>
-      </w:pPr>
-      <w:r>
-        <w:rPr>
-          <w:rFonts w:ascii="Arial" w:hAnsi="Arial"/>
-          <w:b w:val="0"/>
-          <w:i w:val="0"/>
-          <w:color w:val="1F1F1F"/>
-          <w:sz w:val="21"/>
-        </w:rPr>
-        <w:t>This folder is under 01_Internal because all documents in this package are internal to Everforth. Nothing in this folder should be shared directly with customers — the executive briefings and blueprints are overhead approval and architectural review documents, not customer deliverables. Customer-facing materials will be a separate workstream once the architecture is confirmed.</w:t>
+        <w:t>2.  Where Everything Lives</w:t>
       </w:r>
     </w:p>
     <w:p>
       <w:pPr>
-        <w:spacing w:before="320" w:after="100"/>
-        <w:pBdr>
-          <w:bottom w:val="single" w:sz="6" w:space="1" w:color="1B3A6B"/>
-        </w:pBdr>
+        <w:spacing w:after="160" w:before="0"/>
       </w:pPr>
       <w:r>
         <w:rPr>
-          <w:rFonts w:ascii="Arial" w:hAnsi="Arial"/>
-          <w:b/>
-          <w:color w:val="1B3A6B"/>
-          <w:sz w:val="26"/>
+          <w:rFonts w:ascii="Calibri" w:hAnsi="Calibri"/>
+          <w:color w:val="1A1A1A"/>
+          <w:sz w:val="22"/>
         </w:rPr>
-        <w:t>3. COMPLETE DOCUMENT INDEX</w:t>
+        <w:t>All delivery app documents are in one folder: 01_Internal / 10_Delivery_App_Blueprint /. This folder is under 01_Internal because all documents in this package are internal to Everforth. Nothing in this folder should be shared directly with customers — the executive briefings and blueprints are overhead approval and architectural review documents, not customer deliverables. Customer-facing materials will be a separate workstream once the architecture is confirmed.</w:t>
       </w:r>
     </w:p>
     <w:p>
       <w:pPr>
-        <w:spacing w:before="200" w:after="60"/>
+        <w:pStyle w:val="Heading1"/>
       </w:pPr>
       <w:r>
-        <w:rPr>
-          <w:rFonts w:ascii="Arial" w:hAnsi="Arial"/>
-          <w:b/>
-          <w:color w:val="2E75B6"/>
-          <w:sz w:val="22"/>
-        </w:rPr>
+        <w:t>3.  Complete Document Index</w:t>
+      </w:r>
+    </w:p>
+    <w:p>
+      <w:pPr>
+        <w:pStyle w:val="Heading2"/>
+      </w:pPr>
+      <w:r>
         <w:t>3.1  Technical Architecture Blueprints</w:t>
       </w:r>
     </w:p>
     <w:tbl>
       <w:tblPr>
         <w:tblW w:type="auto" w:w="0"/>
+        <w:jc w:val="left"/>
         <w:tblLook w:firstColumn="1" w:firstRow="1" w:lastColumn="0" w:lastRow="0" w:noHBand="0" w:noVBand="1" w:val="04A0"/>
-        <w:jc w:val="left"/>
-        <w:tblBorders>
-          <w:top w:val="none" w:sz="0" w:space="0" w:color="auto"/>
-          <w:left w:val="none" w:sz="0" w:space="0" w:color="auto"/>
-          <w:bottom w:val="none" w:sz="0" w:space="0" w:color="auto"/>
-          <w:right w:val="none" w:sz="0" w:space="0" w:color="auto"/>
-          <w:insideH w:val="none" w:sz="0" w:space="0" w:color="auto"/>
-          <w:insideV w:val="none" w:sz="0" w:space="0" w:color="auto"/>
-        </w:tblBorders>
       </w:tblPr>
       <w:tblGrid>
         <w:gridCol w:w="2340"/>
@@ -357,22 +262,37 @@
         <w:gridCol w:w="2340"/>
       </w:tblGrid>
       <w:tr>
+        <w:trPr>
+          <w:tblHeader/>
+        </w:trPr>
         <w:tc>
           <w:tcPr>
-            <w:tcW w:type="dxa" w:w="3600"/>
-            <w:shd w:val="clear" w:color="auto" w:fill="1B3A6B"/>
+            <w:tcW w:type="dxa" w:w="3744"/>
+            <w:tcBorders>
+              <w:top w:val="single" w:sz="4" w:color="E2E8F0"/>
+              <w:left w:val="single" w:sz="4" w:color="E2E8F0"/>
+              <w:bottom w:val="single" w:sz="4" w:color="E2E8F0"/>
+              <w:right w:val="single" w:sz="4" w:color="E2E8F0"/>
+            </w:tcBorders>
+            <w:shd w:val="clear" w:color="auto" w:fill="0B1F3A"/>
+            <w:tcMar>
+              <w:top w:type="dxa" w:w="120"/>
+              <w:left w:type="dxa" w:w="160"/>
+              <w:bottom w:type="dxa" w:w="120"/>
+              <w:right w:type="dxa" w:w="160"/>
+            </w:tcMar>
+            <w:vAlign w:val="center"/>
           </w:tcPr>
           <w:p>
             <w:pPr>
-              <w:spacing w:before="80" w:after="80"/>
-              <w:ind w:left="72"/>
+              <w:spacing w:before="40" w:after="40"/>
             </w:pPr>
             <w:r>
               <w:rPr>
-                <w:rFonts w:ascii="Arial" w:hAnsi="Arial"/>
+                <w:rFonts w:ascii="Calibri" w:hAnsi="Calibri"/>
                 <w:b/>
                 <w:color w:val="FFFFFF"/>
-                <w:sz w:val="20"/>
+                <w:sz w:val="22"/>
               </w:rPr>
               <w:t>Filename</w:t>
             </w:r>
@@ -380,20 +300,32 @@
         </w:tc>
         <w:tc>
           <w:tcPr>
-            <w:tcW w:type="dxa" w:w="2880"/>
-            <w:shd w:val="clear" w:color="auto" w:fill="1B3A6B"/>
+            <w:tcW w:type="dxa" w:w="4032"/>
+            <w:tcBorders>
+              <w:top w:val="single" w:sz="4" w:color="E2E8F0"/>
+              <w:left w:val="single" w:sz="4" w:color="E2E8F0"/>
+              <w:bottom w:val="single" w:sz="4" w:color="E2E8F0"/>
+              <w:right w:val="single" w:sz="4" w:color="E2E8F0"/>
+            </w:tcBorders>
+            <w:shd w:val="clear" w:color="auto" w:fill="0B1F3A"/>
+            <w:tcMar>
+              <w:top w:type="dxa" w:w="120"/>
+              <w:left w:type="dxa" w:w="160"/>
+              <w:bottom w:type="dxa" w:w="120"/>
+              <w:right w:type="dxa" w:w="160"/>
+            </w:tcMar>
+            <w:vAlign w:val="center"/>
           </w:tcPr>
           <w:p>
             <w:pPr>
-              <w:spacing w:before="80" w:after="80"/>
-              <w:ind w:left="72"/>
+              <w:spacing w:before="40" w:after="40"/>
             </w:pPr>
             <w:r>
               <w:rPr>
-                <w:rFonts w:ascii="Arial" w:hAnsi="Arial"/>
+                <w:rFonts w:ascii="Calibri" w:hAnsi="Calibri"/>
                 <w:b/>
                 <w:color w:val="FFFFFF"/>
-                <w:sz w:val="20"/>
+                <w:sz w:val="22"/>
               </w:rPr>
               <w:t>What It Is</w:t>
             </w:r>
@@ -401,20 +333,32 @@
         </w:tc>
         <w:tc>
           <w:tcPr>
-            <w:tcW w:type="dxa" w:w="1728"/>
-            <w:shd w:val="clear" w:color="auto" w:fill="1B3A6B"/>
+            <w:tcW w:type="dxa" w:w="2880"/>
+            <w:tcBorders>
+              <w:top w:val="single" w:sz="4" w:color="E2E8F0"/>
+              <w:left w:val="single" w:sz="4" w:color="E2E8F0"/>
+              <w:bottom w:val="single" w:sz="4" w:color="E2E8F0"/>
+              <w:right w:val="single" w:sz="4" w:color="E2E8F0"/>
+            </w:tcBorders>
+            <w:shd w:val="clear" w:color="auto" w:fill="0B1F3A"/>
+            <w:tcMar>
+              <w:top w:type="dxa" w:w="120"/>
+              <w:left w:type="dxa" w:w="160"/>
+              <w:bottom w:type="dxa" w:w="120"/>
+              <w:right w:type="dxa" w:w="160"/>
+            </w:tcMar>
+            <w:vAlign w:val="center"/>
           </w:tcPr>
           <w:p>
             <w:pPr>
-              <w:spacing w:before="80" w:after="80"/>
-              <w:ind w:left="72"/>
+              <w:spacing w:before="40" w:after="40"/>
             </w:pPr>
             <w:r>
               <w:rPr>
-                <w:rFonts w:ascii="Arial" w:hAnsi="Arial"/>
+                <w:rFonts w:ascii="Calibri" w:hAnsi="Calibri"/>
                 <w:b/>
                 <w:color w:val="FFFFFF"/>
-                <w:sz w:val="20"/>
+                <w:sz w:val="22"/>
               </w:rPr>
               <w:t>When to Use It</w:t>
             </w:r>
@@ -422,20 +366,32 @@
         </w:tc>
         <w:tc>
           <w:tcPr>
-            <w:tcW w:type="dxa" w:w="1152"/>
-            <w:shd w:val="clear" w:color="auto" w:fill="1B3A6B"/>
+            <w:tcW w:type="dxa" w:w="2880"/>
+            <w:tcBorders>
+              <w:top w:val="single" w:sz="4" w:color="E2E8F0"/>
+              <w:left w:val="single" w:sz="4" w:color="E2E8F0"/>
+              <w:bottom w:val="single" w:sz="4" w:color="E2E8F0"/>
+              <w:right w:val="single" w:sz="4" w:color="E2E8F0"/>
+            </w:tcBorders>
+            <w:shd w:val="clear" w:color="auto" w:fill="0B1F3A"/>
+            <w:tcMar>
+              <w:top w:type="dxa" w:w="120"/>
+              <w:left w:type="dxa" w:w="160"/>
+              <w:bottom w:type="dxa" w:w="120"/>
+              <w:right w:type="dxa" w:w="160"/>
+            </w:tcMar>
+            <w:vAlign w:val="center"/>
           </w:tcPr>
           <w:p>
             <w:pPr>
-              <w:spacing w:before="80" w:after="80"/>
-              <w:ind w:left="72"/>
+              <w:spacing w:before="40" w:after="40"/>
             </w:pPr>
             <w:r>
               <w:rPr>
-                <w:rFonts w:ascii="Arial" w:hAnsi="Arial"/>
+                <w:rFonts w:ascii="Calibri" w:hAnsi="Calibri"/>
                 <w:b/>
                 <w:color w:val="FFFFFF"/>
-                <w:sz w:val="20"/>
+                <w:sz w:val="22"/>
               </w:rPr>
               <w:t>Who Reads It</w:t>
             </w:r>
@@ -445,19 +401,30 @@
       <w:tr>
         <w:tc>
           <w:tcPr>
-            <w:tcW w:type="dxa" w:w="3600"/>
-            <w:shd w:val="clear" w:color="auto" w:fill="F2F2F2"/>
+            <w:tcW w:type="dxa" w:w="3744"/>
+            <w:tcBorders>
+              <w:top w:val="single" w:sz="4" w:color="E2E8F0"/>
+              <w:left w:val="single" w:sz="4" w:color="E2E8F0"/>
+              <w:bottom w:val="single" w:sz="4" w:color="E2E8F0"/>
+              <w:right w:val="single" w:sz="4" w:color="E2E8F0"/>
+            </w:tcBorders>
+            <w:shd w:val="clear" w:color="auto" w:fill="F8FAFC"/>
+            <w:tcMar>
+              <w:top w:type="dxa" w:w="100"/>
+              <w:left w:type="dxa" w:w="160"/>
+              <w:bottom w:type="dxa" w:w="100"/>
+              <w:right w:type="dxa" w:w="160"/>
+            </w:tcMar>
+            <w:vAlign w:val="top"/>
           </w:tcPr>
           <w:p>
             <w:pPr>
-              <w:spacing w:before="60" w:after="60"/>
-              <w:ind w:left="72"/>
+              <w:spacing w:before="40" w:after="40"/>
             </w:pPr>
             <w:r>
               <w:rPr>
-                <w:rFonts w:ascii="Arial" w:hAnsi="Arial"/>
-                <w:color w:val="1F1F1F"/>
-                <w:sz w:val="19"/>
+                <w:rFonts w:ascii="Calibri" w:hAnsi="Calibri"/>
+                <w:sz w:val="20"/>
               </w:rPr>
               <w:t>ECS_DeliveryApp_Blueprint_A_CustomApp_INTERNAL.docx</w:t>
             </w:r>
@@ -465,19 +432,30 @@
         </w:tc>
         <w:tc>
           <w:tcPr>
-            <w:tcW w:type="dxa" w:w="2880"/>
-            <w:shd w:val="clear" w:color="auto" w:fill="F2F2F2"/>
+            <w:tcW w:type="dxa" w:w="4032"/>
+            <w:tcBorders>
+              <w:top w:val="single" w:sz="4" w:color="E2E8F0"/>
+              <w:left w:val="single" w:sz="4" w:color="E2E8F0"/>
+              <w:bottom w:val="single" w:sz="4" w:color="E2E8F0"/>
+              <w:right w:val="single" w:sz="4" w:color="E2E8F0"/>
+            </w:tcBorders>
+            <w:shd w:val="clear" w:color="auto" w:fill="F8FAFC"/>
+            <w:tcMar>
+              <w:top w:type="dxa" w:w="100"/>
+              <w:left w:type="dxa" w:w="160"/>
+              <w:bottom w:type="dxa" w:w="100"/>
+              <w:right w:type="dxa" w:w="160"/>
+            </w:tcMar>
+            <w:vAlign w:val="top"/>
           </w:tcPr>
           <w:p>
             <w:pPr>
-              <w:spacing w:before="60" w:after="60"/>
-              <w:ind w:left="72"/>
+              <w:spacing w:before="40" w:after="40"/>
             </w:pPr>
             <w:r>
               <w:rPr>
-                <w:rFonts w:ascii="Arial" w:hAnsi="Arial"/>
-                <w:color w:val="1F1F1F"/>
-                <w:sz w:val="19"/>
+                <w:rFonts w:ascii="Calibri" w:hAnsi="Calibri"/>
+                <w:sz w:val="20"/>
               </w:rPr>
               <w:t>Full 13-section technical blueprint for the custom scoped app approach. Data model, role framework, portal design, health score, native module integrations, Store path, implementation sequence, trade-offs.</w:t>
             </w:r>
@@ -485,19 +463,30 @@
         </w:tc>
         <w:tc>
           <w:tcPr>
-            <w:tcW w:type="dxa" w:w="1728"/>
-            <w:shd w:val="clear" w:color="auto" w:fill="F2F2F2"/>
+            <w:tcW w:type="dxa" w:w="2880"/>
+            <w:tcBorders>
+              <w:top w:val="single" w:sz="4" w:color="E2E8F0"/>
+              <w:left w:val="single" w:sz="4" w:color="E2E8F0"/>
+              <w:bottom w:val="single" w:sz="4" w:color="E2E8F0"/>
+              <w:right w:val="single" w:sz="4" w:color="E2E8F0"/>
+            </w:tcBorders>
+            <w:shd w:val="clear" w:color="auto" w:fill="F8FAFC"/>
+            <w:tcMar>
+              <w:top w:type="dxa" w:w="100"/>
+              <w:left w:type="dxa" w:w="160"/>
+              <w:bottom w:type="dxa" w:w="100"/>
+              <w:right w:type="dxa" w:w="160"/>
+            </w:tcMar>
+            <w:vAlign w:val="top"/>
           </w:tcPr>
           <w:p>
             <w:pPr>
-              <w:spacing w:before="60" w:after="60"/>
-              <w:ind w:left="72"/>
+              <w:spacing w:before="40" w:after="40"/>
             </w:pPr>
             <w:r>
               <w:rPr>
-                <w:rFonts w:ascii="Arial" w:hAnsi="Arial"/>
-                <w:color w:val="1F1F1F"/>
-                <w:sz w:val="19"/>
+                <w:rFonts w:ascii="Calibri" w:hAnsi="Calibri"/>
+                <w:sz w:val="20"/>
               </w:rPr>
               <w:t>Architecture review with Shawn. Starting point for developer scoping. Reference during Phase 1–4 build.</w:t>
             </w:r>
@@ -505,19 +494,30 @@
         </w:tc>
         <w:tc>
           <w:tcPr>
-            <w:tcW w:type="dxa" w:w="1152"/>
-            <w:shd w:val="clear" w:color="auto" w:fill="F2F2F2"/>
+            <w:tcW w:type="dxa" w:w="2880"/>
+            <w:tcBorders>
+              <w:top w:val="single" w:sz="4" w:color="E2E8F0"/>
+              <w:left w:val="single" w:sz="4" w:color="E2E8F0"/>
+              <w:bottom w:val="single" w:sz="4" w:color="E2E8F0"/>
+              <w:right w:val="single" w:sz="4" w:color="E2E8F0"/>
+            </w:tcBorders>
+            <w:shd w:val="clear" w:color="auto" w:fill="F8FAFC"/>
+            <w:tcMar>
+              <w:top w:type="dxa" w:w="100"/>
+              <w:left w:type="dxa" w:w="160"/>
+              <w:bottom w:type="dxa" w:w="100"/>
+              <w:right w:type="dxa" w:w="160"/>
+            </w:tcMar>
+            <w:vAlign w:val="top"/>
           </w:tcPr>
           <w:p>
             <w:pPr>
-              <w:spacing w:before="60" w:after="60"/>
-              <w:ind w:left="72"/>
+              <w:spacing w:before="40" w:after="40"/>
             </w:pPr>
             <w:r>
               <w:rPr>
-                <w:rFonts w:ascii="Arial" w:hAnsi="Arial"/>
-                <w:color w:val="1F1F1F"/>
-                <w:sz w:val="19"/>
+                <w:rFonts w:ascii="Calibri" w:hAnsi="Calibri"/>
+                <w:sz w:val="20"/>
               </w:rPr>
               <w:t>Shawn, Senior Director, Lead Developer</w:t>
             </w:r>
@@ -527,19 +527,29 @@
       <w:tr>
         <w:tc>
           <w:tcPr>
-            <w:tcW w:type="dxa" w:w="3600"/>
-            <w:shd w:val="clear" w:color="auto" w:fill="FFFFFF"/>
+            <w:tcW w:type="dxa" w:w="3744"/>
+            <w:tcBorders>
+              <w:top w:val="single" w:sz="4" w:color="E2E8F0"/>
+              <w:left w:val="single" w:sz="4" w:color="E2E8F0"/>
+              <w:bottom w:val="single" w:sz="4" w:color="E2E8F0"/>
+              <w:right w:val="single" w:sz="4" w:color="E2E8F0"/>
+            </w:tcBorders>
+            <w:tcMar>
+              <w:top w:type="dxa" w:w="100"/>
+              <w:left w:type="dxa" w:w="160"/>
+              <w:bottom w:type="dxa" w:w="100"/>
+              <w:right w:type="dxa" w:w="160"/>
+            </w:tcMar>
+            <w:vAlign w:val="top"/>
           </w:tcPr>
           <w:p>
             <w:pPr>
-              <w:spacing w:before="60" w:after="60"/>
-              <w:ind w:left="72"/>
+              <w:spacing w:before="40" w:after="40"/>
             </w:pPr>
             <w:r>
               <w:rPr>
-                <w:rFonts w:ascii="Arial" w:hAnsi="Arial"/>
-                <w:color w:val="1F1F1F"/>
-                <w:sz w:val="19"/>
+                <w:rFonts w:ascii="Calibri" w:hAnsi="Calibri"/>
+                <w:sz w:val="20"/>
               </w:rPr>
               <w:t>ECS_DeliveryApp_Blueprint_B_TableExtends_INTERNAL.docx</w:t>
             </w:r>
@@ -547,19 +557,29 @@
         </w:tc>
         <w:tc>
           <w:tcPr>
-            <w:tcW w:type="dxa" w:w="2880"/>
-            <w:shd w:val="clear" w:color="auto" w:fill="FFFFFF"/>
+            <w:tcW w:type="dxa" w:w="4032"/>
+            <w:tcBorders>
+              <w:top w:val="single" w:sz="4" w:color="E2E8F0"/>
+              <w:left w:val="single" w:sz="4" w:color="E2E8F0"/>
+              <w:bottom w:val="single" w:sz="4" w:color="E2E8F0"/>
+              <w:right w:val="single" w:sz="4" w:color="E2E8F0"/>
+            </w:tcBorders>
+            <w:tcMar>
+              <w:top w:type="dxa" w:w="100"/>
+              <w:left w:type="dxa" w:w="160"/>
+              <w:bottom w:type="dxa" w:w="100"/>
+              <w:right w:type="dxa" w:w="160"/>
+            </w:tcMar>
+            <w:vAlign w:val="top"/>
           </w:tcPr>
           <w:p>
             <w:pPr>
-              <w:spacing w:before="60" w:after="60"/>
-              <w:ind w:left="72"/>
+              <w:spacing w:before="40" w:after="40"/>
             </w:pPr>
             <w:r>
               <w:rPr>
-                <w:rFonts w:ascii="Arial" w:hAnsi="Arial"/>
-                <w:color w:val="1F1F1F"/>
-                <w:sz w:val="19"/>
+                <w:rFonts w:ascii="Calibri" w:hAnsi="Calibri"/>
+                <w:sz w:val="20"/>
               </w:rPr>
               <w:t>Full technical blueprint for the table-extends approach. Same sections as A: which native tables to extend, u_ecs_ field strategy, ACL approach, upgrade risk management.</w:t>
             </w:r>
@@ -567,19 +587,29 @@
         </w:tc>
         <w:tc>
           <w:tcPr>
-            <w:tcW w:type="dxa" w:w="1728"/>
-            <w:shd w:val="clear" w:color="auto" w:fill="FFFFFF"/>
+            <w:tcW w:type="dxa" w:w="2880"/>
+            <w:tcBorders>
+              <w:top w:val="single" w:sz="4" w:color="E2E8F0"/>
+              <w:left w:val="single" w:sz="4" w:color="E2E8F0"/>
+              <w:bottom w:val="single" w:sz="4" w:color="E2E8F0"/>
+              <w:right w:val="single" w:sz="4" w:color="E2E8F0"/>
+            </w:tcBorders>
+            <w:tcMar>
+              <w:top w:type="dxa" w:w="100"/>
+              <w:left w:type="dxa" w:w="160"/>
+              <w:bottom w:type="dxa" w:w="100"/>
+              <w:right w:type="dxa" w:w="160"/>
+            </w:tcMar>
+            <w:vAlign w:val="top"/>
           </w:tcPr>
           <w:p>
             <w:pPr>
-              <w:spacing w:before="60" w:after="60"/>
-              <w:ind w:left="72"/>
+              <w:spacing w:before="40" w:after="40"/>
             </w:pPr>
             <w:r>
               <w:rPr>
-                <w:rFonts w:ascii="Arial" w:hAnsi="Arial"/>
-                <w:color w:val="1F1F1F"/>
-                <w:sz w:val="19"/>
+                <w:rFonts w:ascii="Calibri" w:hAnsi="Calibri"/>
+                <w:sz w:val="20"/>
               </w:rPr>
               <w:t>Architecture review with Shawn (side by side with Blueprint A). Reference if Blueprint B is selected.</w:t>
             </w:r>
@@ -587,19 +617,29 @@
         </w:tc>
         <w:tc>
           <w:tcPr>
-            <w:tcW w:type="dxa" w:w="1152"/>
-            <w:shd w:val="clear" w:color="auto" w:fill="FFFFFF"/>
+            <w:tcW w:type="dxa" w:w="2880"/>
+            <w:tcBorders>
+              <w:top w:val="single" w:sz="4" w:color="E2E8F0"/>
+              <w:left w:val="single" w:sz="4" w:color="E2E8F0"/>
+              <w:bottom w:val="single" w:sz="4" w:color="E2E8F0"/>
+              <w:right w:val="single" w:sz="4" w:color="E2E8F0"/>
+            </w:tcBorders>
+            <w:tcMar>
+              <w:top w:type="dxa" w:w="100"/>
+              <w:left w:type="dxa" w:w="160"/>
+              <w:bottom w:type="dxa" w:w="100"/>
+              <w:right w:type="dxa" w:w="160"/>
+            </w:tcMar>
+            <w:vAlign w:val="top"/>
           </w:tcPr>
           <w:p>
             <w:pPr>
-              <w:spacing w:before="60" w:after="60"/>
-              <w:ind w:left="72"/>
+              <w:spacing w:before="40" w:after="40"/>
             </w:pPr>
             <w:r>
               <w:rPr>
-                <w:rFonts w:ascii="Arial" w:hAnsi="Arial"/>
-                <w:color w:val="1F1F1F"/>
-                <w:sz w:val="19"/>
+                <w:rFonts w:ascii="Calibri" w:hAnsi="Calibri"/>
+                <w:sz w:val="20"/>
               </w:rPr>
               <w:t>Shawn, Senior Director, Lead Developer</w:t>
             </w:r>
@@ -609,36 +649,22 @@
     </w:tbl>
     <w:p>
       <w:pPr>
-        <w:spacing w:after="100"/>
+        <w:spacing w:after="40"/>
       </w:pPr>
     </w:p>
     <w:p>
       <w:pPr>
-        <w:spacing w:before="200" w:after="60"/>
+        <w:pStyle w:val="Heading2"/>
       </w:pPr>
       <w:r>
-        <w:rPr>
-          <w:rFonts w:ascii="Arial" w:hAnsi="Arial"/>
-          <w:b/>
-          <w:color w:val="2E75B6"/>
-          <w:sz w:val="22"/>
-        </w:rPr>
         <w:t>3.2  Project Plans (MS Project / ServiceNow PPM Importable)</w:t>
       </w:r>
     </w:p>
     <w:tbl>
       <w:tblPr>
         <w:tblW w:type="auto" w:w="0"/>
+        <w:jc w:val="left"/>
         <w:tblLook w:firstColumn="1" w:firstRow="1" w:lastColumn="0" w:lastRow="0" w:noHBand="0" w:noVBand="1" w:val="04A0"/>
-        <w:jc w:val="left"/>
-        <w:tblBorders>
-          <w:top w:val="none" w:sz="0" w:space="0" w:color="auto"/>
-          <w:left w:val="none" w:sz="0" w:space="0" w:color="auto"/>
-          <w:bottom w:val="none" w:sz="0" w:space="0" w:color="auto"/>
-          <w:right w:val="none" w:sz="0" w:space="0" w:color="auto"/>
-          <w:insideH w:val="none" w:sz="0" w:space="0" w:color="auto"/>
-          <w:insideV w:val="none" w:sz="0" w:space="0" w:color="auto"/>
-        </w:tblBorders>
       </w:tblPr>
       <w:tblGrid>
         <w:gridCol w:w="3120"/>
@@ -646,22 +672,37 @@
         <w:gridCol w:w="3120"/>
       </w:tblGrid>
       <w:tr>
+        <w:trPr>
+          <w:tblHeader/>
+        </w:trPr>
         <w:tc>
           <w:tcPr>
-            <w:tcW w:type="dxa" w:w="3600"/>
-            <w:shd w:val="clear" w:color="auto" w:fill="1B3A6B"/>
+            <w:tcW w:type="dxa" w:w="4032"/>
+            <w:tcBorders>
+              <w:top w:val="single" w:sz="4" w:color="E2E8F0"/>
+              <w:left w:val="single" w:sz="4" w:color="E2E8F0"/>
+              <w:bottom w:val="single" w:sz="4" w:color="E2E8F0"/>
+              <w:right w:val="single" w:sz="4" w:color="E2E8F0"/>
+            </w:tcBorders>
+            <w:shd w:val="clear" w:color="auto" w:fill="0B1F3A"/>
+            <w:tcMar>
+              <w:top w:type="dxa" w:w="120"/>
+              <w:left w:type="dxa" w:w="160"/>
+              <w:bottom w:type="dxa" w:w="120"/>
+              <w:right w:type="dxa" w:w="160"/>
+            </w:tcMar>
+            <w:vAlign w:val="center"/>
           </w:tcPr>
           <w:p>
             <w:pPr>
-              <w:spacing w:before="80" w:after="80"/>
-              <w:ind w:left="72"/>
+              <w:spacing w:before="40" w:after="40"/>
             </w:pPr>
             <w:r>
               <w:rPr>
-                <w:rFonts w:ascii="Arial" w:hAnsi="Arial"/>
+                <w:rFonts w:ascii="Calibri" w:hAnsi="Calibri"/>
                 <w:b/>
                 <w:color w:val="FFFFFF"/>
-                <w:sz w:val="20"/>
+                <w:sz w:val="22"/>
               </w:rPr>
               <w:t>Filename</w:t>
             </w:r>
@@ -669,20 +710,32 @@
         </w:tc>
         <w:tc>
           <w:tcPr>
-            <w:tcW w:type="dxa" w:w="3168"/>
-            <w:shd w:val="clear" w:color="auto" w:fill="1B3A6B"/>
+            <w:tcW w:type="dxa" w:w="5472"/>
+            <w:tcBorders>
+              <w:top w:val="single" w:sz="4" w:color="E2E8F0"/>
+              <w:left w:val="single" w:sz="4" w:color="E2E8F0"/>
+              <w:bottom w:val="single" w:sz="4" w:color="E2E8F0"/>
+              <w:right w:val="single" w:sz="4" w:color="E2E8F0"/>
+            </w:tcBorders>
+            <w:shd w:val="clear" w:color="auto" w:fill="0B1F3A"/>
+            <w:tcMar>
+              <w:top w:type="dxa" w:w="120"/>
+              <w:left w:type="dxa" w:w="160"/>
+              <w:bottom w:type="dxa" w:w="120"/>
+              <w:right w:type="dxa" w:w="160"/>
+            </w:tcMar>
+            <w:vAlign w:val="center"/>
           </w:tcPr>
           <w:p>
             <w:pPr>
-              <w:spacing w:before="80" w:after="80"/>
-              <w:ind w:left="72"/>
+              <w:spacing w:before="40" w:after="40"/>
             </w:pPr>
             <w:r>
               <w:rPr>
-                <w:rFonts w:ascii="Arial" w:hAnsi="Arial"/>
+                <w:rFonts w:ascii="Calibri" w:hAnsi="Calibri"/>
                 <w:b/>
                 <w:color w:val="FFFFFF"/>
-                <w:sz w:val="20"/>
+                <w:sz w:val="22"/>
               </w:rPr>
               <w:t>What It Is</w:t>
             </w:r>
@@ -690,20 +743,32 @@
         </w:tc>
         <w:tc>
           <w:tcPr>
-            <w:tcW w:type="dxa" w:w="2592"/>
-            <w:shd w:val="clear" w:color="auto" w:fill="1B3A6B"/>
+            <w:tcW w:type="dxa" w:w="3974"/>
+            <w:tcBorders>
+              <w:top w:val="single" w:sz="4" w:color="E2E8F0"/>
+              <w:left w:val="single" w:sz="4" w:color="E2E8F0"/>
+              <w:bottom w:val="single" w:sz="4" w:color="E2E8F0"/>
+              <w:right w:val="single" w:sz="4" w:color="E2E8F0"/>
+            </w:tcBorders>
+            <w:shd w:val="clear" w:color="auto" w:fill="0B1F3A"/>
+            <w:tcMar>
+              <w:top w:type="dxa" w:w="120"/>
+              <w:left w:type="dxa" w:w="160"/>
+              <w:bottom w:type="dxa" w:w="120"/>
+              <w:right w:type="dxa" w:w="160"/>
+            </w:tcMar>
+            <w:vAlign w:val="center"/>
           </w:tcPr>
           <w:p>
             <w:pPr>
-              <w:spacing w:before="80" w:after="80"/>
-              <w:ind w:left="72"/>
+              <w:spacing w:before="40" w:after="40"/>
             </w:pPr>
             <w:r>
               <w:rPr>
-                <w:rFonts w:ascii="Arial" w:hAnsi="Arial"/>
+                <w:rFonts w:ascii="Calibri" w:hAnsi="Calibri"/>
                 <w:b/>
                 <w:color w:val="FFFFFF"/>
-                <w:sz w:val="20"/>
+                <w:sz w:val="22"/>
               </w:rPr>
               <w:t>Tabs Inside</w:t>
             </w:r>
@@ -713,19 +778,30 @@
       <w:tr>
         <w:tc>
           <w:tcPr>
-            <w:tcW w:type="dxa" w:w="3600"/>
-            <w:shd w:val="clear" w:color="auto" w:fill="F2F2F2"/>
+            <w:tcW w:type="dxa" w:w="4032"/>
+            <w:tcBorders>
+              <w:top w:val="single" w:sz="4" w:color="E2E8F0"/>
+              <w:left w:val="single" w:sz="4" w:color="E2E8F0"/>
+              <w:bottom w:val="single" w:sz="4" w:color="E2E8F0"/>
+              <w:right w:val="single" w:sz="4" w:color="E2E8F0"/>
+            </w:tcBorders>
+            <w:shd w:val="clear" w:color="auto" w:fill="F8FAFC"/>
+            <w:tcMar>
+              <w:top w:type="dxa" w:w="100"/>
+              <w:left w:type="dxa" w:w="160"/>
+              <w:bottom w:type="dxa" w:w="100"/>
+              <w:right w:type="dxa" w:w="160"/>
+            </w:tcMar>
+            <w:vAlign w:val="top"/>
           </w:tcPr>
           <w:p>
             <w:pPr>
-              <w:spacing w:before="60" w:after="60"/>
-              <w:ind w:left="72"/>
+              <w:spacing w:before="40" w:after="40"/>
             </w:pPr>
             <w:r>
               <w:rPr>
-                <w:rFonts w:ascii="Arial" w:hAnsi="Arial"/>
-                <w:color w:val="1F1F1F"/>
-                <w:sz w:val="19"/>
+                <w:rFonts w:ascii="Calibri" w:hAnsi="Calibri"/>
+                <w:sz w:val="20"/>
               </w:rPr>
               <w:t>ECS_ProjectPlan_BlueprintA_CustomApp.xlsx</w:t>
             </w:r>
@@ -733,19 +809,30 @@
         </w:tc>
         <w:tc>
           <w:tcPr>
-            <w:tcW w:type="dxa" w:w="3168"/>
-            <w:shd w:val="clear" w:color="auto" w:fill="F2F2F2"/>
+            <w:tcW w:type="dxa" w:w="5472"/>
+            <w:tcBorders>
+              <w:top w:val="single" w:sz="4" w:color="E2E8F0"/>
+              <w:left w:val="single" w:sz="4" w:color="E2E8F0"/>
+              <w:bottom w:val="single" w:sz="4" w:color="E2E8F0"/>
+              <w:right w:val="single" w:sz="4" w:color="E2E8F0"/>
+            </w:tcBorders>
+            <w:shd w:val="clear" w:color="auto" w:fill="F8FAFC"/>
+            <w:tcMar>
+              <w:top w:type="dxa" w:w="100"/>
+              <w:left w:type="dxa" w:w="160"/>
+              <w:bottom w:type="dxa" w:w="100"/>
+              <w:right w:type="dxa" w:w="160"/>
+            </w:tcMar>
+            <w:vAlign w:val="top"/>
           </w:tcPr>
           <w:p>
             <w:pPr>
-              <w:spacing w:before="60" w:after="60"/>
-              <w:ind w:left="72"/>
+              <w:spacing w:before="40" w:after="40"/>
             </w:pPr>
             <w:r>
               <w:rPr>
-                <w:rFonts w:ascii="Arial" w:hAnsi="Arial"/>
-                <w:color w:val="1F1F1F"/>
-                <w:sz w:val="19"/>
+                <w:rFonts w:ascii="Calibri" w:hAnsi="Calibri"/>
+                <w:sz w:val="20"/>
               </w:rPr>
               <w:t>Detailed 94-task WBS for Blueprint A. Start/end dates from Jun 1 2026, predecessors, resource assignments, planned hours per task. Ready to import.</w:t>
             </w:r>
@@ -753,19 +840,30 @@
         </w:tc>
         <w:tc>
           <w:tcPr>
-            <w:tcW w:type="dxa" w:w="2592"/>
-            <w:shd w:val="clear" w:color="auto" w:fill="F2F2F2"/>
+            <w:tcW w:type="dxa" w:w="3974"/>
+            <w:tcBorders>
+              <w:top w:val="single" w:sz="4" w:color="E2E8F0"/>
+              <w:left w:val="single" w:sz="4" w:color="E2E8F0"/>
+              <w:bottom w:val="single" w:sz="4" w:color="E2E8F0"/>
+              <w:right w:val="single" w:sz="4" w:color="E2E8F0"/>
+            </w:tcBorders>
+            <w:shd w:val="clear" w:color="auto" w:fill="F8FAFC"/>
+            <w:tcMar>
+              <w:top w:type="dxa" w:w="100"/>
+              <w:left w:type="dxa" w:w="160"/>
+              <w:bottom w:type="dxa" w:w="100"/>
+              <w:right w:type="dxa" w:w="160"/>
+            </w:tcMar>
+            <w:vAlign w:val="top"/>
           </w:tcPr>
           <w:p>
             <w:pPr>
-              <w:spacing w:before="60" w:after="60"/>
-              <w:ind w:left="72"/>
+              <w:spacing w:before="40" w:after="40"/>
             </w:pPr>
             <w:r>
               <w:rPr>
-                <w:rFonts w:ascii="Arial" w:hAnsi="Arial"/>
-                <w:color w:val="1F1F1F"/>
-                <w:sz w:val="19"/>
+                <w:rFonts w:ascii="Calibri" w:hAnsi="Calibri"/>
+                <w:sz w:val="20"/>
               </w:rPr>
               <w:t>Project Plan (94 tasks) | Resource Summary (hours by role by phase) | Import Instructions (MS Project + SNow PPM steps)</w:t>
             </w:r>
@@ -775,19 +873,29 @@
       <w:tr>
         <w:tc>
           <w:tcPr>
-            <w:tcW w:type="dxa" w:w="3600"/>
-            <w:shd w:val="clear" w:color="auto" w:fill="FFFFFF"/>
+            <w:tcW w:type="dxa" w:w="4032"/>
+            <w:tcBorders>
+              <w:top w:val="single" w:sz="4" w:color="E2E8F0"/>
+              <w:left w:val="single" w:sz="4" w:color="E2E8F0"/>
+              <w:bottom w:val="single" w:sz="4" w:color="E2E8F0"/>
+              <w:right w:val="single" w:sz="4" w:color="E2E8F0"/>
+            </w:tcBorders>
+            <w:tcMar>
+              <w:top w:type="dxa" w:w="100"/>
+              <w:left w:type="dxa" w:w="160"/>
+              <w:bottom w:type="dxa" w:w="100"/>
+              <w:right w:type="dxa" w:w="160"/>
+            </w:tcMar>
+            <w:vAlign w:val="top"/>
           </w:tcPr>
           <w:p>
             <w:pPr>
-              <w:spacing w:before="60" w:after="60"/>
-              <w:ind w:left="72"/>
+              <w:spacing w:before="40" w:after="40"/>
             </w:pPr>
             <w:r>
               <w:rPr>
-                <w:rFonts w:ascii="Arial" w:hAnsi="Arial"/>
-                <w:color w:val="1F1F1F"/>
-                <w:sz w:val="19"/>
+                <w:rFonts w:ascii="Calibri" w:hAnsi="Calibri"/>
+                <w:sz w:val="20"/>
               </w:rPr>
               <w:t>ECS_ProjectPlan_BlueprintB_TableExtends.xlsx</w:t>
             </w:r>
@@ -795,19 +903,29 @@
         </w:tc>
         <w:tc>
           <w:tcPr>
-            <w:tcW w:type="dxa" w:w="3168"/>
-            <w:shd w:val="clear" w:color="auto" w:fill="FFFFFF"/>
+            <w:tcW w:type="dxa" w:w="5472"/>
+            <w:tcBorders>
+              <w:top w:val="single" w:sz="4" w:color="E2E8F0"/>
+              <w:left w:val="single" w:sz="4" w:color="E2E8F0"/>
+              <w:bottom w:val="single" w:sz="4" w:color="E2E8F0"/>
+              <w:right w:val="single" w:sz="4" w:color="E2E8F0"/>
+            </w:tcBorders>
+            <w:tcMar>
+              <w:top w:type="dxa" w:w="100"/>
+              <w:left w:type="dxa" w:w="160"/>
+              <w:bottom w:type="dxa" w:w="100"/>
+              <w:right w:type="dxa" w:w="160"/>
+            </w:tcMar>
+            <w:vAlign w:val="top"/>
           </w:tcPr>
           <w:p>
             <w:pPr>
-              <w:spacing w:before="60" w:after="60"/>
-              <w:ind w:left="72"/>
+              <w:spacing w:before="40" w:after="40"/>
             </w:pPr>
             <w:r>
               <w:rPr>
-                <w:rFonts w:ascii="Arial" w:hAnsi="Arial"/>
-                <w:color w:val="1F1F1F"/>
-                <w:sz w:val="19"/>
+                <w:rFonts w:ascii="Calibri" w:hAnsi="Calibri"/>
+                <w:sz w:val="20"/>
               </w:rPr>
               <w:t>Detailed 94-task WBS for Blueprint B. Same structure. Resource Summary tab includes a live Blueprint A vs B comparison with hours saved calculated.</w:t>
             </w:r>
@@ -815,19 +933,29 @@
         </w:tc>
         <w:tc>
           <w:tcPr>
-            <w:tcW w:type="dxa" w:w="2592"/>
-            <w:shd w:val="clear" w:color="auto" w:fill="FFFFFF"/>
+            <w:tcW w:type="dxa" w:w="3974"/>
+            <w:tcBorders>
+              <w:top w:val="single" w:sz="4" w:color="E2E8F0"/>
+              <w:left w:val="single" w:sz="4" w:color="E2E8F0"/>
+              <w:bottom w:val="single" w:sz="4" w:color="E2E8F0"/>
+              <w:right w:val="single" w:sz="4" w:color="E2E8F0"/>
+            </w:tcBorders>
+            <w:tcMar>
+              <w:top w:type="dxa" w:w="100"/>
+              <w:left w:type="dxa" w:w="160"/>
+              <w:bottom w:type="dxa" w:w="100"/>
+              <w:right w:type="dxa" w:w="160"/>
+            </w:tcMar>
+            <w:vAlign w:val="top"/>
           </w:tcPr>
           <w:p>
             <w:pPr>
-              <w:spacing w:before="60" w:after="60"/>
-              <w:ind w:left="72"/>
+              <w:spacing w:before="40" w:after="40"/>
             </w:pPr>
             <w:r>
               <w:rPr>
-                <w:rFonts w:ascii="Arial" w:hAnsi="Arial"/>
-                <w:color w:val="1F1F1F"/>
-                <w:sz w:val="19"/>
+                <w:rFonts w:ascii="Calibri" w:hAnsi="Calibri"/>
+                <w:sz w:val="20"/>
               </w:rPr>
               <w:t>Project Plan (94 tasks) | Resource Summary (with A vs B comparison) | Import Instructions</w:t>
             </w:r>
@@ -837,36 +965,22 @@
     </w:tbl>
     <w:p>
       <w:pPr>
-        <w:spacing w:after="100"/>
+        <w:spacing w:after="40"/>
       </w:pPr>
     </w:p>
     <w:p>
       <w:pPr>
-        <w:spacing w:before="200" w:after="60"/>
+        <w:pStyle w:val="Heading2"/>
       </w:pPr>
       <w:r>
-        <w:rPr>
-          <w:rFonts w:ascii="Arial" w:hAnsi="Arial"/>
-          <w:b/>
-          <w:color w:val="2E75B6"/>
-          <w:sz w:val="22"/>
-        </w:rPr>
         <w:t>3.3  Executive Briefings (Overhead Approval)</w:t>
       </w:r>
     </w:p>
     <w:tbl>
       <w:tblPr>
         <w:tblW w:type="auto" w:w="0"/>
+        <w:jc w:val="left"/>
         <w:tblLook w:firstColumn="1" w:firstRow="1" w:lastColumn="0" w:lastRow="0" w:noHBand="0" w:noVBand="1" w:val="04A0"/>
-        <w:jc w:val="left"/>
-        <w:tblBorders>
-          <w:top w:val="none" w:sz="0" w:space="0" w:color="auto"/>
-          <w:left w:val="none" w:sz="0" w:space="0" w:color="auto"/>
-          <w:bottom w:val="none" w:sz="0" w:space="0" w:color="auto"/>
-          <w:right w:val="none" w:sz="0" w:space="0" w:color="auto"/>
-          <w:insideH w:val="none" w:sz="0" w:space="0" w:color="auto"/>
-          <w:insideV w:val="none" w:sz="0" w:space="0" w:color="auto"/>
-        </w:tblBorders>
       </w:tblPr>
       <w:tblGrid>
         <w:gridCol w:w="3120"/>
@@ -874,22 +988,37 @@
         <w:gridCol w:w="3120"/>
       </w:tblGrid>
       <w:tr>
+        <w:trPr>
+          <w:tblHeader/>
+        </w:trPr>
         <w:tc>
           <w:tcPr>
-            <w:tcW w:type="dxa" w:w="3600"/>
-            <w:shd w:val="clear" w:color="auto" w:fill="1B3A6B"/>
+            <w:tcW w:type="dxa" w:w="4032"/>
+            <w:tcBorders>
+              <w:top w:val="single" w:sz="4" w:color="E2E8F0"/>
+              <w:left w:val="single" w:sz="4" w:color="E2E8F0"/>
+              <w:bottom w:val="single" w:sz="4" w:color="E2E8F0"/>
+              <w:right w:val="single" w:sz="4" w:color="E2E8F0"/>
+            </w:tcBorders>
+            <w:shd w:val="clear" w:color="auto" w:fill="0B1F3A"/>
+            <w:tcMar>
+              <w:top w:type="dxa" w:w="120"/>
+              <w:left w:type="dxa" w:w="160"/>
+              <w:bottom w:type="dxa" w:w="120"/>
+              <w:right w:type="dxa" w:w="160"/>
+            </w:tcMar>
+            <w:vAlign w:val="center"/>
           </w:tcPr>
           <w:p>
             <w:pPr>
-              <w:spacing w:before="80" w:after="80"/>
-              <w:ind w:left="72"/>
+              <w:spacing w:before="40" w:after="40"/>
             </w:pPr>
             <w:r>
               <w:rPr>
-                <w:rFonts w:ascii="Arial" w:hAnsi="Arial"/>
+                <w:rFonts w:ascii="Calibri" w:hAnsi="Calibri"/>
                 <w:b/>
                 <w:color w:val="FFFFFF"/>
-                <w:sz w:val="20"/>
+                <w:sz w:val="22"/>
               </w:rPr>
               <w:t>Filename</w:t>
             </w:r>
@@ -897,20 +1026,32 @@
         </w:tc>
         <w:tc>
           <w:tcPr>
-            <w:tcW w:type="dxa" w:w="3168"/>
-            <w:shd w:val="clear" w:color="auto" w:fill="1B3A6B"/>
+            <w:tcW w:type="dxa" w:w="5472"/>
+            <w:tcBorders>
+              <w:top w:val="single" w:sz="4" w:color="E2E8F0"/>
+              <w:left w:val="single" w:sz="4" w:color="E2E8F0"/>
+              <w:bottom w:val="single" w:sz="4" w:color="E2E8F0"/>
+              <w:right w:val="single" w:sz="4" w:color="E2E8F0"/>
+            </w:tcBorders>
+            <w:shd w:val="clear" w:color="auto" w:fill="0B1F3A"/>
+            <w:tcMar>
+              <w:top w:type="dxa" w:w="120"/>
+              <w:left w:type="dxa" w:w="160"/>
+              <w:bottom w:type="dxa" w:w="120"/>
+              <w:right w:type="dxa" w:w="160"/>
+            </w:tcMar>
+            <w:vAlign w:val="center"/>
           </w:tcPr>
           <w:p>
             <w:pPr>
-              <w:spacing w:before="80" w:after="80"/>
-              <w:ind w:left="72"/>
+              <w:spacing w:before="40" w:after="40"/>
             </w:pPr>
             <w:r>
               <w:rPr>
-                <w:rFonts w:ascii="Arial" w:hAnsi="Arial"/>
+                <w:rFonts w:ascii="Calibri" w:hAnsi="Calibri"/>
                 <w:b/>
                 <w:color w:val="FFFFFF"/>
-                <w:sz w:val="20"/>
+                <w:sz w:val="22"/>
               </w:rPr>
               <w:t>What It Is</w:t>
             </w:r>
@@ -918,20 +1059,32 @@
         </w:tc>
         <w:tc>
           <w:tcPr>
-            <w:tcW w:type="dxa" w:w="2592"/>
-            <w:shd w:val="clear" w:color="auto" w:fill="1B3A6B"/>
+            <w:tcW w:type="dxa" w:w="3974"/>
+            <w:tcBorders>
+              <w:top w:val="single" w:sz="4" w:color="E2E8F0"/>
+              <w:left w:val="single" w:sz="4" w:color="E2E8F0"/>
+              <w:bottom w:val="single" w:sz="4" w:color="E2E8F0"/>
+              <w:right w:val="single" w:sz="4" w:color="E2E8F0"/>
+            </w:tcBorders>
+            <w:shd w:val="clear" w:color="auto" w:fill="0B1F3A"/>
+            <w:tcMar>
+              <w:top w:type="dxa" w:w="120"/>
+              <w:left w:type="dxa" w:w="160"/>
+              <w:bottom w:type="dxa" w:w="120"/>
+              <w:right w:type="dxa" w:w="160"/>
+            </w:tcMar>
+            <w:vAlign w:val="center"/>
           </w:tcPr>
           <w:p>
             <w:pPr>
-              <w:spacing w:before="80" w:after="80"/>
-              <w:ind w:left="72"/>
+              <w:spacing w:before="40" w:after="40"/>
             </w:pPr>
             <w:r>
               <w:rPr>
-                <w:rFonts w:ascii="Arial" w:hAnsi="Arial"/>
+                <w:rFonts w:ascii="Calibri" w:hAnsi="Calibri"/>
                 <w:b/>
                 <w:color w:val="FFFFFF"/>
-                <w:sz w:val="20"/>
+                <w:sz w:val="22"/>
               </w:rPr>
               <w:t>Use This When</w:t>
             </w:r>
@@ -941,19 +1094,30 @@
       <w:tr>
         <w:tc>
           <w:tcPr>
-            <w:tcW w:type="dxa" w:w="3600"/>
-            <w:shd w:val="clear" w:color="auto" w:fill="F2F2F2"/>
+            <w:tcW w:type="dxa" w:w="4032"/>
+            <w:tcBorders>
+              <w:top w:val="single" w:sz="4" w:color="E2E8F0"/>
+              <w:left w:val="single" w:sz="4" w:color="E2E8F0"/>
+              <w:bottom w:val="single" w:sz="4" w:color="E2E8F0"/>
+              <w:right w:val="single" w:sz="4" w:color="E2E8F0"/>
+            </w:tcBorders>
+            <w:shd w:val="clear" w:color="auto" w:fill="F8FAFC"/>
+            <w:tcMar>
+              <w:top w:type="dxa" w:w="100"/>
+              <w:left w:type="dxa" w:w="160"/>
+              <w:bottom w:type="dxa" w:w="100"/>
+              <w:right w:type="dxa" w:w="160"/>
+            </w:tcMar>
+            <w:vAlign w:val="top"/>
           </w:tcPr>
           <w:p>
             <w:pPr>
-              <w:spacing w:before="60" w:after="60"/>
-              <w:ind w:left="72"/>
+              <w:spacing w:before="40" w:after="40"/>
             </w:pPr>
             <w:r>
               <w:rPr>
-                <w:rFonts w:ascii="Arial" w:hAnsi="Arial"/>
-                <w:color w:val="1F1F1F"/>
-                <w:sz w:val="19"/>
+                <w:rFonts w:ascii="Calibri" w:hAnsi="Calibri"/>
+                <w:sz w:val="20"/>
               </w:rPr>
               <w:t>ECS_ExecBrief_BlueprintA_CustomApp_INTERNAL.docx</w:t>
             </w:r>
@@ -961,39 +1125,61 @@
         </w:tc>
         <w:tc>
           <w:tcPr>
-            <w:tcW w:type="dxa" w:w="3168"/>
-            <w:shd w:val="clear" w:color="auto" w:fill="F2F2F2"/>
+            <w:tcW w:type="dxa" w:w="5472"/>
+            <w:tcBorders>
+              <w:top w:val="single" w:sz="4" w:color="E2E8F0"/>
+              <w:left w:val="single" w:sz="4" w:color="E2E8F0"/>
+              <w:bottom w:val="single" w:sz="4" w:color="E2E8F0"/>
+              <w:right w:val="single" w:sz="4" w:color="E2E8F0"/>
+            </w:tcBorders>
+            <w:shd w:val="clear" w:color="auto" w:fill="F8FAFC"/>
+            <w:tcMar>
+              <w:top w:type="dxa" w:w="100"/>
+              <w:left w:type="dxa" w:w="160"/>
+              <w:bottom w:type="dxa" w:w="100"/>
+              <w:right w:type="dxa" w:w="160"/>
+            </w:tcMar>
+            <w:vAlign w:val="top"/>
           </w:tcPr>
           <w:p>
             <w:pPr>
-              <w:spacing w:before="60" w:after="60"/>
-              <w:ind w:left="72"/>
+              <w:spacing w:before="40" w:after="40"/>
             </w:pPr>
             <w:r>
               <w:rPr>
-                <w:rFonts w:ascii="Arial" w:hAnsi="Arial"/>
-                <w:color w:val="1F1F1F"/>
-                <w:sz w:val="19"/>
+                <w:rFonts w:ascii="Calibri" w:hAnsi="Calibri"/>
+                <w:sz w:val="20"/>
               </w:rPr>
-              <w:t>Executive investment brief for Blueprint A. Business case, investment table (hours by role by phase), timeline, RAG risk profile, ROI rationale, A vs B comparison, decisions required. 6 pages.</w:t>
+              <w:t>Executive investment brief for Blueprint A. Business case, investment table (hours by role by phase), timeline, RAG risk profile, ROI rationale, A vs B comparison, decisions required.</w:t>
             </w:r>
           </w:p>
         </w:tc>
         <w:tc>
           <w:tcPr>
-            <w:tcW w:type="dxa" w:w="2592"/>
-            <w:shd w:val="clear" w:color="auto" w:fill="F2F2F2"/>
+            <w:tcW w:type="dxa" w:w="3974"/>
+            <w:tcBorders>
+              <w:top w:val="single" w:sz="4" w:color="E2E8F0"/>
+              <w:left w:val="single" w:sz="4" w:color="E2E8F0"/>
+              <w:bottom w:val="single" w:sz="4" w:color="E2E8F0"/>
+              <w:right w:val="single" w:sz="4" w:color="E2E8F0"/>
+            </w:tcBorders>
+            <w:shd w:val="clear" w:color="auto" w:fill="F8FAFC"/>
+            <w:tcMar>
+              <w:top w:type="dxa" w:w="100"/>
+              <w:left w:type="dxa" w:w="160"/>
+              <w:bottom w:type="dxa" w:w="100"/>
+              <w:right w:type="dxa" w:w="160"/>
+            </w:tcMar>
+            <w:vAlign w:val="top"/>
           </w:tcPr>
           <w:p>
             <w:pPr>
-              <w:spacing w:before="60" w:after="60"/>
-              <w:ind w:left="72"/>
+              <w:spacing w:before="40" w:after="40"/>
             </w:pPr>
             <w:r>
               <w:rPr>
-                <w:rFonts w:ascii="Arial" w:hAnsi="Arial"/>
-                <w:color w:val="1F1F1F"/>
-                <w:sz w:val="19"/>
+                <w:rFonts w:ascii="Calibri" w:hAnsi="Calibri"/>
+                <w:sz w:val="20"/>
               </w:rPr>
               <w:t>Presenting the Blueprint A investment case to practice leadership for overhead budget approval.</w:t>
             </w:r>
@@ -1003,19 +1189,29 @@
       <w:tr>
         <w:tc>
           <w:tcPr>
-            <w:tcW w:type="dxa" w:w="3600"/>
-            <w:shd w:val="clear" w:color="auto" w:fill="FFFFFF"/>
+            <w:tcW w:type="dxa" w:w="4032"/>
+            <w:tcBorders>
+              <w:top w:val="single" w:sz="4" w:color="E2E8F0"/>
+              <w:left w:val="single" w:sz="4" w:color="E2E8F0"/>
+              <w:bottom w:val="single" w:sz="4" w:color="E2E8F0"/>
+              <w:right w:val="single" w:sz="4" w:color="E2E8F0"/>
+            </w:tcBorders>
+            <w:tcMar>
+              <w:top w:type="dxa" w:w="100"/>
+              <w:left w:type="dxa" w:w="160"/>
+              <w:bottom w:type="dxa" w:w="100"/>
+              <w:right w:type="dxa" w:w="160"/>
+            </w:tcMar>
+            <w:vAlign w:val="top"/>
           </w:tcPr>
           <w:p>
             <w:pPr>
-              <w:spacing w:before="60" w:after="60"/>
-              <w:ind w:left="72"/>
+              <w:spacing w:before="40" w:after="40"/>
             </w:pPr>
             <w:r>
               <w:rPr>
-                <w:rFonts w:ascii="Arial" w:hAnsi="Arial"/>
-                <w:color w:val="1F1F1F"/>
-                <w:sz w:val="19"/>
+                <w:rFonts w:ascii="Calibri" w:hAnsi="Calibri"/>
+                <w:sz w:val="20"/>
               </w:rPr>
               <w:t>ECS_ExecBrief_BlueprintB_TableExtends_INTERNAL.docx</w:t>
             </w:r>
@@ -1023,39 +1219,59 @@
         </w:tc>
         <w:tc>
           <w:tcPr>
-            <w:tcW w:type="dxa" w:w="3168"/>
-            <w:shd w:val="clear" w:color="auto" w:fill="FFFFFF"/>
+            <w:tcW w:type="dxa" w:w="5472"/>
+            <w:tcBorders>
+              <w:top w:val="single" w:sz="4" w:color="E2E8F0"/>
+              <w:left w:val="single" w:sz="4" w:color="E2E8F0"/>
+              <w:bottom w:val="single" w:sz="4" w:color="E2E8F0"/>
+              <w:right w:val="single" w:sz="4" w:color="E2E8F0"/>
+            </w:tcBorders>
+            <w:tcMar>
+              <w:top w:type="dxa" w:w="100"/>
+              <w:left w:type="dxa" w:w="160"/>
+              <w:bottom w:type="dxa" w:w="100"/>
+              <w:right w:type="dxa" w:w="160"/>
+            </w:tcMar>
+            <w:vAlign w:val="top"/>
           </w:tcPr>
           <w:p>
             <w:pPr>
-              <w:spacing w:before="60" w:after="60"/>
-              <w:ind w:left="72"/>
+              <w:spacing w:before="40" w:after="40"/>
             </w:pPr>
             <w:r>
               <w:rPr>
-                <w:rFonts w:ascii="Arial" w:hAnsi="Arial"/>
-                <w:color w:val="1F1F1F"/>
-                <w:sz w:val="19"/>
+                <w:rFonts w:ascii="Calibri" w:hAnsi="Calibri"/>
+                <w:sz w:val="20"/>
               </w:rPr>
-              <w:t>Executive investment brief for Blueprint B. Same structure. Emphasises 31% fewer hours, 40% faster deployment, staged investment rationale. 6 pages.</w:t>
+              <w:t>Executive investment brief for Blueprint B. Same structure. Emphasises 31% fewer hours, 40% faster deployment, staged investment rationale.</w:t>
             </w:r>
           </w:p>
         </w:tc>
         <w:tc>
           <w:tcPr>
-            <w:tcW w:type="dxa" w:w="2592"/>
-            <w:shd w:val="clear" w:color="auto" w:fill="FFFFFF"/>
+            <w:tcW w:type="dxa" w:w="3974"/>
+            <w:tcBorders>
+              <w:top w:val="single" w:sz="4" w:color="E2E8F0"/>
+              <w:left w:val="single" w:sz="4" w:color="E2E8F0"/>
+              <w:bottom w:val="single" w:sz="4" w:color="E2E8F0"/>
+              <w:right w:val="single" w:sz="4" w:color="E2E8F0"/>
+            </w:tcBorders>
+            <w:tcMar>
+              <w:top w:type="dxa" w:w="100"/>
+              <w:left w:type="dxa" w:w="160"/>
+              <w:bottom w:type="dxa" w:w="100"/>
+              <w:right w:type="dxa" w:w="160"/>
+            </w:tcMar>
+            <w:vAlign w:val="top"/>
           </w:tcPr>
           <w:p>
             <w:pPr>
-              <w:spacing w:before="60" w:after="60"/>
-              <w:ind w:left="72"/>
+              <w:spacing w:before="40" w:after="40"/>
             </w:pPr>
             <w:r>
               <w:rPr>
-                <w:rFonts w:ascii="Arial" w:hAnsi="Arial"/>
-                <w:color w:val="1F1F1F"/>
-                <w:sz w:val="19"/>
+                <w:rFonts w:ascii="Calibri" w:hAnsi="Calibri"/>
+                <w:sz w:val="20"/>
               </w:rPr>
               <w:t>Presenting the Blueprint B investment case, or presenting both side by side to let leadership choose.</w:t>
             </w:r>
@@ -1065,36 +1281,22 @@
     </w:tbl>
     <w:p>
       <w:pPr>
-        <w:spacing w:after="100"/>
+        <w:spacing w:after="40"/>
       </w:pPr>
     </w:p>
     <w:p>
       <w:pPr>
-        <w:spacing w:before="200" w:after="60"/>
+        <w:pStyle w:val="Heading2"/>
       </w:pPr>
       <w:r>
-        <w:rPr>
-          <w:rFonts w:ascii="Arial" w:hAnsi="Arial"/>
-          <w:b/>
-          <w:color w:val="2E75B6"/>
-          <w:sz w:val="22"/>
-        </w:rPr>
         <w:t>3.4  Supporting Documents</w:t>
       </w:r>
     </w:p>
     <w:tbl>
       <w:tblPr>
         <w:tblW w:type="auto" w:w="0"/>
+        <w:jc w:val="left"/>
         <w:tblLook w:firstColumn="1" w:firstRow="1" w:lastColumn="0" w:lastRow="0" w:noHBand="0" w:noVBand="1" w:val="04A0"/>
-        <w:jc w:val="left"/>
-        <w:tblBorders>
-          <w:top w:val="none" w:sz="0" w:space="0" w:color="auto"/>
-          <w:left w:val="none" w:sz="0" w:space="0" w:color="auto"/>
-          <w:bottom w:val="none" w:sz="0" w:space="0" w:color="auto"/>
-          <w:right w:val="none" w:sz="0" w:space="0" w:color="auto"/>
-          <w:insideH w:val="none" w:sz="0" w:space="0" w:color="auto"/>
-          <w:insideV w:val="none" w:sz="0" w:space="0" w:color="auto"/>
-        </w:tblBorders>
       </w:tblPr>
       <w:tblGrid>
         <w:gridCol w:w="3120"/>
@@ -1102,22 +1304,37 @@
         <w:gridCol w:w="3120"/>
       </w:tblGrid>
       <w:tr>
+        <w:trPr>
+          <w:tblHeader/>
+        </w:trPr>
         <w:tc>
           <w:tcPr>
-            <w:tcW w:type="dxa" w:w="3600"/>
-            <w:shd w:val="clear" w:color="auto" w:fill="1B3A6B"/>
+            <w:tcW w:type="dxa" w:w="4032"/>
+            <w:tcBorders>
+              <w:top w:val="single" w:sz="4" w:color="E2E8F0"/>
+              <w:left w:val="single" w:sz="4" w:color="E2E8F0"/>
+              <w:bottom w:val="single" w:sz="4" w:color="E2E8F0"/>
+              <w:right w:val="single" w:sz="4" w:color="E2E8F0"/>
+            </w:tcBorders>
+            <w:shd w:val="clear" w:color="auto" w:fill="0B1F3A"/>
+            <w:tcMar>
+              <w:top w:type="dxa" w:w="120"/>
+              <w:left w:type="dxa" w:w="160"/>
+              <w:bottom w:type="dxa" w:w="120"/>
+              <w:right w:type="dxa" w:w="160"/>
+            </w:tcMar>
+            <w:vAlign w:val="center"/>
           </w:tcPr>
           <w:p>
             <w:pPr>
-              <w:spacing w:before="80" w:after="80"/>
-              <w:ind w:left="72"/>
+              <w:spacing w:before="40" w:after="40"/>
             </w:pPr>
             <w:r>
               <w:rPr>
-                <w:rFonts w:ascii="Arial" w:hAnsi="Arial"/>
+                <w:rFonts w:ascii="Calibri" w:hAnsi="Calibri"/>
                 <w:b/>
                 <w:color w:val="FFFFFF"/>
-                <w:sz w:val="20"/>
+                <w:sz w:val="22"/>
               </w:rPr>
               <w:t>Filename</w:t>
             </w:r>
@@ -1125,20 +1342,32 @@
         </w:tc>
         <w:tc>
           <w:tcPr>
-            <w:tcW w:type="dxa" w:w="3168"/>
-            <w:shd w:val="clear" w:color="auto" w:fill="1B3A6B"/>
+            <w:tcW w:type="dxa" w:w="5472"/>
+            <w:tcBorders>
+              <w:top w:val="single" w:sz="4" w:color="E2E8F0"/>
+              <w:left w:val="single" w:sz="4" w:color="E2E8F0"/>
+              <w:bottom w:val="single" w:sz="4" w:color="E2E8F0"/>
+              <w:right w:val="single" w:sz="4" w:color="E2E8F0"/>
+            </w:tcBorders>
+            <w:shd w:val="clear" w:color="auto" w:fill="0B1F3A"/>
+            <w:tcMar>
+              <w:top w:type="dxa" w:w="120"/>
+              <w:left w:type="dxa" w:w="160"/>
+              <w:bottom w:type="dxa" w:w="120"/>
+              <w:right w:type="dxa" w:w="160"/>
+            </w:tcMar>
+            <w:vAlign w:val="center"/>
           </w:tcPr>
           <w:p>
             <w:pPr>
-              <w:spacing w:before="80" w:after="80"/>
-              <w:ind w:left="72"/>
+              <w:spacing w:before="40" w:after="40"/>
             </w:pPr>
             <w:r>
               <w:rPr>
-                <w:rFonts w:ascii="Arial" w:hAnsi="Arial"/>
+                <w:rFonts w:ascii="Calibri" w:hAnsi="Calibri"/>
                 <w:b/>
                 <w:color w:val="FFFFFF"/>
-                <w:sz w:val="20"/>
+                <w:sz w:val="22"/>
               </w:rPr>
               <w:t>What It Is</w:t>
             </w:r>
@@ -1146,20 +1375,32 @@
         </w:tc>
         <w:tc>
           <w:tcPr>
-            <w:tcW w:type="dxa" w:w="2592"/>
-            <w:shd w:val="clear" w:color="auto" w:fill="1B3A6B"/>
+            <w:tcW w:type="dxa" w:w="3974"/>
+            <w:tcBorders>
+              <w:top w:val="single" w:sz="4" w:color="E2E8F0"/>
+              <w:left w:val="single" w:sz="4" w:color="E2E8F0"/>
+              <w:bottom w:val="single" w:sz="4" w:color="E2E8F0"/>
+              <w:right w:val="single" w:sz="4" w:color="E2E8F0"/>
+            </w:tcBorders>
+            <w:shd w:val="clear" w:color="auto" w:fill="0B1F3A"/>
+            <w:tcMar>
+              <w:top w:type="dxa" w:w="120"/>
+              <w:left w:type="dxa" w:w="160"/>
+              <w:bottom w:type="dxa" w:w="120"/>
+              <w:right w:type="dxa" w:w="160"/>
+            </w:tcMar>
+            <w:vAlign w:val="center"/>
           </w:tcPr>
           <w:p>
             <w:pPr>
-              <w:spacing w:before="80" w:after="80"/>
-              <w:ind w:left="72"/>
+              <w:spacing w:before="40" w:after="40"/>
             </w:pPr>
             <w:r>
               <w:rPr>
-                <w:rFonts w:ascii="Arial" w:hAnsi="Arial"/>
+                <w:rFonts w:ascii="Calibri" w:hAnsi="Calibri"/>
                 <w:b/>
                 <w:color w:val="FFFFFF"/>
-                <w:sz w:val="20"/>
+                <w:sz w:val="22"/>
               </w:rPr>
               <w:t>Use This When</w:t>
             </w:r>
@@ -1169,19 +1410,30 @@
       <w:tr>
         <w:tc>
           <w:tcPr>
-            <w:tcW w:type="dxa" w:w="3600"/>
-            <w:shd w:val="clear" w:color="auto" w:fill="F2F2F2"/>
+            <w:tcW w:type="dxa" w:w="4032"/>
+            <w:tcBorders>
+              <w:top w:val="single" w:sz="4" w:color="E2E8F0"/>
+              <w:left w:val="single" w:sz="4" w:color="E2E8F0"/>
+              <w:bottom w:val="single" w:sz="4" w:color="E2E8F0"/>
+              <w:right w:val="single" w:sz="4" w:color="E2E8F0"/>
+            </w:tcBorders>
+            <w:shd w:val="clear" w:color="auto" w:fill="F8FAFC"/>
+            <w:tcMar>
+              <w:top w:type="dxa" w:w="100"/>
+              <w:left w:type="dxa" w:w="160"/>
+              <w:bottom w:type="dxa" w:w="100"/>
+              <w:right w:type="dxa" w:w="160"/>
+            </w:tcMar>
+            <w:vAlign w:val="top"/>
           </w:tcPr>
           <w:p>
             <w:pPr>
-              <w:spacing w:before="60" w:after="60"/>
-              <w:ind w:left="72"/>
+              <w:spacing w:before="40" w:after="40"/>
             </w:pPr>
             <w:r>
               <w:rPr>
-                <w:rFonts w:ascii="Arial" w:hAnsi="Arial"/>
-                <w:color w:val="1F1F1F"/>
-                <w:sz w:val="19"/>
+                <w:rFonts w:ascii="Calibri" w:hAnsi="Calibri"/>
+                <w:sz w:val="20"/>
               </w:rPr>
               <w:t>ECS_ArchRationale_ForShawnReview_INTERNAL.docx</w:t>
             </w:r>
@@ -1189,39 +1441,61 @@
         </w:tc>
         <w:tc>
           <w:tcPr>
-            <w:tcW w:type="dxa" w:w="3168"/>
-            <w:shd w:val="clear" w:color="auto" w:fill="F2F2F2"/>
+            <w:tcW w:type="dxa" w:w="5472"/>
+            <w:tcBorders>
+              <w:top w:val="single" w:sz="4" w:color="E2E8F0"/>
+              <w:left w:val="single" w:sz="4" w:color="E2E8F0"/>
+              <w:bottom w:val="single" w:sz="4" w:color="E2E8F0"/>
+              <w:right w:val="single" w:sz="4" w:color="E2E8F0"/>
+            </w:tcBorders>
+            <w:shd w:val="clear" w:color="auto" w:fill="F8FAFC"/>
+            <w:tcMar>
+              <w:top w:type="dxa" w:w="100"/>
+              <w:left w:type="dxa" w:w="160"/>
+              <w:bottom w:type="dxa" w:w="100"/>
+              <w:right w:type="dxa" w:w="160"/>
+            </w:tcMar>
+            <w:vAlign w:val="top"/>
           </w:tcPr>
           <w:p>
             <w:pPr>
-              <w:spacing w:before="60" w:after="60"/>
-              <w:ind w:left="72"/>
+              <w:spacing w:before="40" w:after="40"/>
             </w:pPr>
             <w:r>
               <w:rPr>
-                <w:rFonts w:ascii="Arial" w:hAnsi="Arial"/>
-                <w:color w:val="1F1F1F"/>
-                <w:sz w:val="19"/>
+                <w:rFonts w:ascii="Calibri" w:hAnsi="Calibri"/>
+                <w:sz w:val="20"/>
               </w:rPr>
-              <w:t>Detailed reasoning trace of every architectural decision: why an app vs. standalone, why customer instance, why these tables, why this health formula, 10 challenge questions with red boxes for Shawn to push back on.</w:t>
+              <w:t>Detailed reasoning trace of every architectural decision: why an app vs. standalone, why customer instance, why these tables, why this health formula. 10 challenge questions with teal boxes for Shawn to push back on.</w:t>
             </w:r>
           </w:p>
         </w:tc>
         <w:tc>
           <w:tcPr>
-            <w:tcW w:type="dxa" w:w="2592"/>
-            <w:shd w:val="clear" w:color="auto" w:fill="F2F2F2"/>
+            <w:tcW w:type="dxa" w:w="3974"/>
+            <w:tcBorders>
+              <w:top w:val="single" w:sz="4" w:color="E2E8F0"/>
+              <w:left w:val="single" w:sz="4" w:color="E2E8F0"/>
+              <w:bottom w:val="single" w:sz="4" w:color="E2E8F0"/>
+              <w:right w:val="single" w:sz="4" w:color="E2E8F0"/>
+            </w:tcBorders>
+            <w:shd w:val="clear" w:color="auto" w:fill="F8FAFC"/>
+            <w:tcMar>
+              <w:top w:type="dxa" w:w="100"/>
+              <w:left w:type="dxa" w:w="160"/>
+              <w:bottom w:type="dxa" w:w="100"/>
+              <w:right w:type="dxa" w:w="160"/>
+            </w:tcMar>
+            <w:vAlign w:val="top"/>
           </w:tcPr>
           <w:p>
             <w:pPr>
-              <w:spacing w:before="60" w:after="60"/>
-              <w:ind w:left="72"/>
+              <w:spacing w:before="40" w:after="40"/>
             </w:pPr>
             <w:r>
               <w:rPr>
-                <w:rFonts w:ascii="Arial" w:hAnsi="Arial"/>
-                <w:color w:val="1F1F1F"/>
-                <w:sz w:val="19"/>
+                <w:rFonts w:ascii="Calibri" w:hAnsi="Calibri"/>
+                <w:sz w:val="20"/>
               </w:rPr>
               <w:t>Pre-read for the Shawn architecture review session. Shawn marks this up; decisions are recorded as the outcome.</w:t>
             </w:r>
@@ -1231,19 +1505,29 @@
       <w:tr>
         <w:tc>
           <w:tcPr>
-            <w:tcW w:type="dxa" w:w="3600"/>
-            <w:shd w:val="clear" w:color="auto" w:fill="FFFFFF"/>
+            <w:tcW w:type="dxa" w:w="4032"/>
+            <w:tcBorders>
+              <w:top w:val="single" w:sz="4" w:color="E2E8F0"/>
+              <w:left w:val="single" w:sz="4" w:color="E2E8F0"/>
+              <w:bottom w:val="single" w:sz="4" w:color="E2E8F0"/>
+              <w:right w:val="single" w:sz="4" w:color="E2E8F0"/>
+            </w:tcBorders>
+            <w:tcMar>
+              <w:top w:type="dxa" w:w="100"/>
+              <w:left w:type="dxa" w:w="160"/>
+              <w:bottom w:type="dxa" w:w="100"/>
+              <w:right w:type="dxa" w:w="160"/>
+            </w:tcMar>
+            <w:vAlign w:val="top"/>
           </w:tcPr>
           <w:p>
             <w:pPr>
-              <w:spacing w:before="60" w:after="60"/>
-              <w:ind w:left="72"/>
+              <w:spacing w:before="40" w:after="40"/>
             </w:pPr>
             <w:r>
               <w:rPr>
-                <w:rFonts w:ascii="Arial" w:hAnsi="Arial"/>
-                <w:color w:val="1F1F1F"/>
-                <w:sz w:val="19"/>
+                <w:rFonts w:ascii="Calibri" w:hAnsi="Calibri"/>
+                <w:sz w:val="20"/>
               </w:rPr>
               <w:t>ECS_CollateralIndex_TeamReviewGuide_INTERNAL.docx</w:t>
             </w:r>
@@ -1251,19 +1535,29 @@
         </w:tc>
         <w:tc>
           <w:tcPr>
-            <w:tcW w:type="dxa" w:w="3168"/>
-            <w:shd w:val="clear" w:color="auto" w:fill="FFFFFF"/>
+            <w:tcW w:type="dxa" w:w="5472"/>
+            <w:tcBorders>
+              <w:top w:val="single" w:sz="4" w:color="E2E8F0"/>
+              <w:left w:val="single" w:sz="4" w:color="E2E8F0"/>
+              <w:bottom w:val="single" w:sz="4" w:color="E2E8F0"/>
+              <w:right w:val="single" w:sz="4" w:color="E2E8F0"/>
+            </w:tcBorders>
+            <w:tcMar>
+              <w:top w:type="dxa" w:w="100"/>
+              <w:left w:type="dxa" w:w="160"/>
+              <w:bottom w:type="dxa" w:w="100"/>
+              <w:right w:type="dxa" w:w="160"/>
+            </w:tcMar>
+            <w:vAlign w:val="top"/>
           </w:tcPr>
           <w:p>
             <w:pPr>
-              <w:spacing w:before="60" w:after="60"/>
-              <w:ind w:left="72"/>
+              <w:spacing w:before="40" w:after="40"/>
             </w:pPr>
             <w:r>
               <w:rPr>
-                <w:rFonts w:ascii="Arial" w:hAnsi="Arial"/>
-                <w:color w:val="1F1F1F"/>
-                <w:sz w:val="19"/>
+                <w:rFonts w:ascii="Calibri" w:hAnsi="Calibri"/>
+                <w:sz w:val="20"/>
               </w:rPr>
               <w:t>This document. Master index of all collateral, what it is, how to use it, review session guide, and decision tracker.</w:t>
             </w:r>
@@ -1271,19 +1565,29 @@
         </w:tc>
         <w:tc>
           <w:tcPr>
-            <w:tcW w:type="dxa" w:w="2592"/>
-            <w:shd w:val="clear" w:color="auto" w:fill="FFFFFF"/>
+            <w:tcW w:type="dxa" w:w="3974"/>
+            <w:tcBorders>
+              <w:top w:val="single" w:sz="4" w:color="E2E8F0"/>
+              <w:left w:val="single" w:sz="4" w:color="E2E8F0"/>
+              <w:bottom w:val="single" w:sz="4" w:color="E2E8F0"/>
+              <w:right w:val="single" w:sz="4" w:color="E2E8F0"/>
+            </w:tcBorders>
+            <w:tcMar>
+              <w:top w:type="dxa" w:w="100"/>
+              <w:left w:type="dxa" w:w="160"/>
+              <w:bottom w:type="dxa" w:w="100"/>
+              <w:right w:type="dxa" w:w="160"/>
+            </w:tcMar>
+            <w:vAlign w:val="top"/>
           </w:tcPr>
           <w:p>
             <w:pPr>
-              <w:spacing w:before="60" w:after="60"/>
-              <w:ind w:left="72"/>
+              <w:spacing w:before="40" w:after="40"/>
             </w:pPr>
             <w:r>
               <w:rPr>
-                <w:rFonts w:ascii="Arial" w:hAnsi="Arial"/>
-                <w:color w:val="1F1F1F"/>
-                <w:sz w:val="19"/>
+                <w:rFonts w:ascii="Calibri" w:hAnsi="Calibri"/>
+                <w:sz w:val="20"/>
               </w:rPr>
               <w:t>Onboarding team members to the initiative. Structuring review sessions. Tracking the open decisions.</w:t>
             </w:r>
@@ -1293,73 +1597,47 @@
     </w:tbl>
     <w:p>
       <w:pPr>
-        <w:spacing w:after="100"/>
+        <w:spacing w:after="40"/>
       </w:pPr>
     </w:p>
     <w:p>
+      <w:pPr>
+        <w:pStyle w:val="Heading1"/>
+      </w:pPr>
       <w:r>
-        <w:br w:type="page"/>
+        <w:t>4.  How to Use This Package — Suggested Review Sequence</w:t>
       </w:r>
     </w:p>
     <w:p>
       <w:pPr>
-        <w:spacing w:before="320" w:after="100"/>
-        <w:pBdr>
-          <w:bottom w:val="single" w:sz="6" w:space="1" w:color="1B3A6B"/>
-        </w:pBdr>
+        <w:spacing w:after="160" w:before="0"/>
       </w:pPr>
       <w:r>
         <w:rPr>
-          <w:rFonts w:ascii="Arial" w:hAnsi="Arial"/>
-          <w:b/>
-          <w:color w:val="1B3A6B"/>
-          <w:sz w:val="26"/>
-        </w:rPr>
-        <w:t>4. HOW TO USE THIS PACKAGE — SUGGESTED REVIEW SEQUENCE</w:t>
-      </w:r>
-    </w:p>
-    <w:p>
-      <w:pPr>
-        <w:spacing w:before="0" w:after="140"/>
-        <w:jc w:val="left"/>
-      </w:pPr>
-      <w:r>
-        <w:rPr>
-          <w:rFonts w:ascii="Arial" w:hAnsi="Arial"/>
-          <w:b w:val="0"/>
-          <w:i w:val="0"/>
-          <w:color w:val="1F1F1F"/>
-          <w:sz w:val="21"/>
+          <w:rFonts w:ascii="Calibri" w:hAnsi="Calibri"/>
+          <w:color w:val="1A1A1A"/>
+          <w:sz w:val="22"/>
         </w:rPr>
         <w:t>There are two distinct review sessions this package is designed to support. Run them in order — the Shawn architecture review should happen before the overhead approval request, because Shawn's input may change the recommendation.</w:t>
       </w:r>
     </w:p>
     <w:p>
       <w:pPr>
-        <w:spacing w:before="200" w:after="60"/>
+        <w:pStyle w:val="Heading2"/>
       </w:pPr>
       <w:r>
-        <w:rPr>
-          <w:rFonts w:ascii="Arial" w:hAnsi="Arial"/>
-          <w:b/>
-          <w:color w:val="2E75B6"/>
-          <w:sz w:val="22"/>
-        </w:rPr>
         <w:t>Session 1 — Architecture Review with Shawn (60–90 minutes)</w:t>
       </w:r>
     </w:p>
     <w:p>
       <w:pPr>
-        <w:spacing w:before="0" w:after="80"/>
-        <w:jc w:val="left"/>
+        <w:spacing w:after="160" w:before="0"/>
       </w:pPr>
       <w:r>
         <w:rPr>
-          <w:rFonts w:ascii="Arial" w:hAnsi="Arial"/>
-          <w:b w:val="0"/>
-          <w:i w:val="0"/>
-          <w:color w:val="1F1F1F"/>
-          <w:sz w:val="21"/>
+          <w:rFonts w:ascii="Calibri" w:hAnsi="Calibri"/>
+          <w:color w:val="1A1A1A"/>
+          <w:sz w:val="22"/>
         </w:rPr>
         <w:t>Goal: Confirm Blueprint A or B. Resolve the 10 open questions in the rationale doc.</w:t>
       </w:r>
@@ -1367,16 +1645,8 @@
     <w:tbl>
       <w:tblPr>
         <w:tblW w:type="auto" w:w="0"/>
+        <w:jc w:val="left"/>
         <w:tblLook w:firstColumn="1" w:firstRow="1" w:lastColumn="0" w:lastRow="0" w:noHBand="0" w:noVBand="1" w:val="04A0"/>
-        <w:jc w:val="left"/>
-        <w:tblBorders>
-          <w:top w:val="none" w:sz="0" w:space="0" w:color="auto"/>
-          <w:left w:val="none" w:sz="0" w:space="0" w:color="auto"/>
-          <w:bottom w:val="none" w:sz="0" w:space="0" w:color="auto"/>
-          <w:right w:val="none" w:sz="0" w:space="0" w:color="auto"/>
-          <w:insideH w:val="none" w:sz="0" w:space="0" w:color="auto"/>
-          <w:insideV w:val="none" w:sz="0" w:space="0" w:color="auto"/>
-        </w:tblBorders>
       </w:tblPr>
       <w:tblGrid>
         <w:gridCol w:w="3120"/>
@@ -1384,22 +1654,37 @@
         <w:gridCol w:w="3120"/>
       </w:tblGrid>
       <w:tr>
+        <w:trPr>
+          <w:tblHeader/>
+        </w:trPr>
         <w:tc>
           <w:tcPr>
-            <w:tcW w:type="dxa" w:w="1440"/>
-            <w:shd w:val="clear" w:color="auto" w:fill="1B3A6B"/>
+            <w:tcW w:type="dxa" w:w="2304"/>
+            <w:tcBorders>
+              <w:top w:val="single" w:sz="4" w:color="E2E8F0"/>
+              <w:left w:val="single" w:sz="4" w:color="E2E8F0"/>
+              <w:bottom w:val="single" w:sz="4" w:color="E2E8F0"/>
+              <w:right w:val="single" w:sz="4" w:color="E2E8F0"/>
+            </w:tcBorders>
+            <w:shd w:val="clear" w:color="auto" w:fill="0B1F3A"/>
+            <w:tcMar>
+              <w:top w:type="dxa" w:w="120"/>
+              <w:left w:type="dxa" w:w="160"/>
+              <w:bottom w:type="dxa" w:w="120"/>
+              <w:right w:type="dxa" w:w="160"/>
+            </w:tcMar>
+            <w:vAlign w:val="center"/>
           </w:tcPr>
           <w:p>
             <w:pPr>
-              <w:spacing w:before="80" w:after="80"/>
-              <w:ind w:left="72"/>
+              <w:spacing w:before="40" w:after="40"/>
             </w:pPr>
             <w:r>
               <w:rPr>
-                <w:rFonts w:ascii="Arial" w:hAnsi="Arial"/>
+                <w:rFonts w:ascii="Calibri" w:hAnsi="Calibri"/>
                 <w:b/>
                 <w:color w:val="FFFFFF"/>
-                <w:sz w:val="20"/>
+                <w:sz w:val="22"/>
               </w:rPr>
               <w:t>Step</w:t>
             </w:r>
@@ -1407,20 +1692,32 @@
         </w:tc>
         <w:tc>
           <w:tcPr>
-            <w:tcW w:type="dxa" w:w="5472"/>
-            <w:shd w:val="clear" w:color="auto" w:fill="1B3A6B"/>
+            <w:tcW w:type="dxa" w:w="7200"/>
+            <w:tcBorders>
+              <w:top w:val="single" w:sz="4" w:color="E2E8F0"/>
+              <w:left w:val="single" w:sz="4" w:color="E2E8F0"/>
+              <w:bottom w:val="single" w:sz="4" w:color="E2E8F0"/>
+              <w:right w:val="single" w:sz="4" w:color="E2E8F0"/>
+            </w:tcBorders>
+            <w:shd w:val="clear" w:color="auto" w:fill="0B1F3A"/>
+            <w:tcMar>
+              <w:top w:type="dxa" w:w="120"/>
+              <w:left w:type="dxa" w:w="160"/>
+              <w:bottom w:type="dxa" w:w="120"/>
+              <w:right w:type="dxa" w:w="160"/>
+            </w:tcMar>
+            <w:vAlign w:val="center"/>
           </w:tcPr>
           <w:p>
             <w:pPr>
-              <w:spacing w:before="80" w:after="80"/>
-              <w:ind w:left="72"/>
+              <w:spacing w:before="40" w:after="40"/>
             </w:pPr>
             <w:r>
               <w:rPr>
-                <w:rFonts w:ascii="Arial" w:hAnsi="Arial"/>
+                <w:rFonts w:ascii="Calibri" w:hAnsi="Calibri"/>
                 <w:b/>
                 <w:color w:val="FFFFFF"/>
-                <w:sz w:val="20"/>
+                <w:sz w:val="22"/>
               </w:rPr>
               <w:t>Action</w:t>
             </w:r>
@@ -1428,20 +1725,32 @@
         </w:tc>
         <w:tc>
           <w:tcPr>
-            <w:tcW w:type="dxa" w:w="2448"/>
-            <w:shd w:val="clear" w:color="auto" w:fill="1B3A6B"/>
+            <w:tcW w:type="dxa" w:w="3974"/>
+            <w:tcBorders>
+              <w:top w:val="single" w:sz="4" w:color="E2E8F0"/>
+              <w:left w:val="single" w:sz="4" w:color="E2E8F0"/>
+              <w:bottom w:val="single" w:sz="4" w:color="E2E8F0"/>
+              <w:right w:val="single" w:sz="4" w:color="E2E8F0"/>
+            </w:tcBorders>
+            <w:shd w:val="clear" w:color="auto" w:fill="0B1F3A"/>
+            <w:tcMar>
+              <w:top w:type="dxa" w:w="120"/>
+              <w:left w:type="dxa" w:w="160"/>
+              <w:bottom w:type="dxa" w:w="120"/>
+              <w:right w:type="dxa" w:w="160"/>
+            </w:tcMar>
+            <w:vAlign w:val="center"/>
           </w:tcPr>
           <w:p>
             <w:pPr>
-              <w:spacing w:before="80" w:after="80"/>
-              <w:ind w:left="72"/>
+              <w:spacing w:before="40" w:after="40"/>
             </w:pPr>
             <w:r>
               <w:rPr>
-                <w:rFonts w:ascii="Arial" w:hAnsi="Arial"/>
+                <w:rFonts w:ascii="Calibri" w:hAnsi="Calibri"/>
                 <w:b/>
                 <w:color w:val="FFFFFF"/>
-                <w:sz w:val="20"/>
+                <w:sz w:val="22"/>
               </w:rPr>
               <w:t>Document</w:t>
             </w:r>
@@ -1451,19 +1760,30 @@
       <w:tr>
         <w:tc>
           <w:tcPr>
-            <w:tcW w:type="dxa" w:w="1440"/>
-            <w:shd w:val="clear" w:color="auto" w:fill="F2F2F2"/>
+            <w:tcW w:type="dxa" w:w="2304"/>
+            <w:tcBorders>
+              <w:top w:val="single" w:sz="4" w:color="E2E8F0"/>
+              <w:left w:val="single" w:sz="4" w:color="E2E8F0"/>
+              <w:bottom w:val="single" w:sz="4" w:color="E2E8F0"/>
+              <w:right w:val="single" w:sz="4" w:color="E2E8F0"/>
+            </w:tcBorders>
+            <w:shd w:val="clear" w:color="auto" w:fill="F8FAFC"/>
+            <w:tcMar>
+              <w:top w:type="dxa" w:w="100"/>
+              <w:left w:type="dxa" w:w="160"/>
+              <w:bottom w:type="dxa" w:w="100"/>
+              <w:right w:type="dxa" w:w="160"/>
+            </w:tcMar>
+            <w:vAlign w:val="top"/>
           </w:tcPr>
           <w:p>
             <w:pPr>
-              <w:spacing w:before="60" w:after="60"/>
-              <w:ind w:left="72"/>
+              <w:spacing w:before="40" w:after="40"/>
             </w:pPr>
             <w:r>
               <w:rPr>
-                <w:rFonts w:ascii="Arial" w:hAnsi="Arial"/>
-                <w:color w:val="1F1F1F"/>
-                <w:sz w:val="19"/>
+                <w:rFonts w:ascii="Calibri" w:hAnsi="Calibri"/>
+                <w:sz w:val="20"/>
               </w:rPr>
               <w:t>Pre-read (Shawn)</w:t>
             </w:r>
@@ -1471,19 +1791,30 @@
         </w:tc>
         <w:tc>
           <w:tcPr>
-            <w:tcW w:type="dxa" w:w="5472"/>
-            <w:shd w:val="clear" w:color="auto" w:fill="F2F2F2"/>
+            <w:tcW w:type="dxa" w:w="7200"/>
+            <w:tcBorders>
+              <w:top w:val="single" w:sz="4" w:color="E2E8F0"/>
+              <w:left w:val="single" w:sz="4" w:color="E2E8F0"/>
+              <w:bottom w:val="single" w:sz="4" w:color="E2E8F0"/>
+              <w:right w:val="single" w:sz="4" w:color="E2E8F0"/>
+            </w:tcBorders>
+            <w:shd w:val="clear" w:color="auto" w:fill="F8FAFC"/>
+            <w:tcMar>
+              <w:top w:type="dxa" w:w="100"/>
+              <w:left w:type="dxa" w:w="160"/>
+              <w:bottom w:type="dxa" w:w="100"/>
+              <w:right w:type="dxa" w:w="160"/>
+            </w:tcMar>
+            <w:vAlign w:val="top"/>
           </w:tcPr>
           <w:p>
             <w:pPr>
-              <w:spacing w:before="60" w:after="60"/>
-              <w:ind w:left="72"/>
+              <w:spacing w:before="40" w:after="40"/>
             </w:pPr>
             <w:r>
               <w:rPr>
-                <w:rFonts w:ascii="Arial" w:hAnsi="Arial"/>
-                <w:color w:val="1F1F1F"/>
-                <w:sz w:val="19"/>
+                <w:rFonts w:ascii="Calibri" w:hAnsi="Calibri"/>
+                <w:sz w:val="20"/>
               </w:rPr>
               <w:t>Shawn reads ECS_ArchRationale_ForShawnReview_INTERNAL.docx before the session and marks up the challenge boxes with his responses</w:t>
             </w:r>
@@ -1491,19 +1822,30 @@
         </w:tc>
         <w:tc>
           <w:tcPr>
-            <w:tcW w:type="dxa" w:w="2448"/>
-            <w:shd w:val="clear" w:color="auto" w:fill="F2F2F2"/>
+            <w:tcW w:type="dxa" w:w="3974"/>
+            <w:tcBorders>
+              <w:top w:val="single" w:sz="4" w:color="E2E8F0"/>
+              <w:left w:val="single" w:sz="4" w:color="E2E8F0"/>
+              <w:bottom w:val="single" w:sz="4" w:color="E2E8F0"/>
+              <w:right w:val="single" w:sz="4" w:color="E2E8F0"/>
+            </w:tcBorders>
+            <w:shd w:val="clear" w:color="auto" w:fill="F8FAFC"/>
+            <w:tcMar>
+              <w:top w:type="dxa" w:w="100"/>
+              <w:left w:type="dxa" w:w="160"/>
+              <w:bottom w:type="dxa" w:w="100"/>
+              <w:right w:type="dxa" w:w="160"/>
+            </w:tcMar>
+            <w:vAlign w:val="top"/>
           </w:tcPr>
           <w:p>
             <w:pPr>
-              <w:spacing w:before="60" w:after="60"/>
-              <w:ind w:left="72"/>
+              <w:spacing w:before="40" w:after="40"/>
             </w:pPr>
             <w:r>
               <w:rPr>
-                <w:rFonts w:ascii="Arial" w:hAnsi="Arial"/>
-                <w:color w:val="1F1F1F"/>
-                <w:sz w:val="19"/>
+                <w:rFonts w:ascii="Calibri" w:hAnsi="Calibri"/>
+                <w:sz w:val="20"/>
               </w:rPr>
               <w:t>Arch Rationale doc</w:t>
             </w:r>
@@ -1513,19 +1855,29 @@
       <w:tr>
         <w:tc>
           <w:tcPr>
-            <w:tcW w:type="dxa" w:w="1440"/>
-            <w:shd w:val="clear" w:color="auto" w:fill="FFFFFF"/>
+            <w:tcW w:type="dxa" w:w="2304"/>
+            <w:tcBorders>
+              <w:top w:val="single" w:sz="4" w:color="E2E8F0"/>
+              <w:left w:val="single" w:sz="4" w:color="E2E8F0"/>
+              <w:bottom w:val="single" w:sz="4" w:color="E2E8F0"/>
+              <w:right w:val="single" w:sz="4" w:color="E2E8F0"/>
+            </w:tcBorders>
+            <w:tcMar>
+              <w:top w:type="dxa" w:w="100"/>
+              <w:left w:type="dxa" w:w="160"/>
+              <w:bottom w:type="dxa" w:w="100"/>
+              <w:right w:type="dxa" w:w="160"/>
+            </w:tcMar>
+            <w:vAlign w:val="top"/>
           </w:tcPr>
           <w:p>
             <w:pPr>
-              <w:spacing w:before="60" w:after="60"/>
-              <w:ind w:left="72"/>
+              <w:spacing w:before="40" w:after="40"/>
             </w:pPr>
             <w:r>
               <w:rPr>
-                <w:rFonts w:ascii="Arial" w:hAnsi="Arial"/>
-                <w:color w:val="1F1F1F"/>
-                <w:sz w:val="19"/>
+                <w:rFonts w:ascii="Calibri" w:hAnsi="Calibri"/>
+                <w:sz w:val="20"/>
               </w:rPr>
               <w:t>Review (both)</w:t>
             </w:r>
@@ -1533,19 +1885,29 @@
         </w:tc>
         <w:tc>
           <w:tcPr>
-            <w:tcW w:type="dxa" w:w="5472"/>
-            <w:shd w:val="clear" w:color="auto" w:fill="FFFFFF"/>
+            <w:tcW w:type="dxa" w:w="7200"/>
+            <w:tcBorders>
+              <w:top w:val="single" w:sz="4" w:color="E2E8F0"/>
+              <w:left w:val="single" w:sz="4" w:color="E2E8F0"/>
+              <w:bottom w:val="single" w:sz="4" w:color="E2E8F0"/>
+              <w:right w:val="single" w:sz="4" w:color="E2E8F0"/>
+            </w:tcBorders>
+            <w:tcMar>
+              <w:top w:type="dxa" w:w="100"/>
+              <w:left w:type="dxa" w:w="160"/>
+              <w:bottom w:type="dxa" w:w="100"/>
+              <w:right w:type="dxa" w:w="160"/>
+            </w:tcMar>
+            <w:vAlign w:val="top"/>
           </w:tcPr>
           <w:p>
             <w:pPr>
-              <w:spacing w:before="60" w:after="60"/>
-              <w:ind w:left="72"/>
+              <w:spacing w:before="40" w:after="40"/>
             </w:pPr>
             <w:r>
               <w:rPr>
-                <w:rFonts w:ascii="Arial" w:hAnsi="Arial"/>
-                <w:color w:val="1F1F1F"/>
-                <w:sz w:val="19"/>
+                <w:rFonts w:ascii="Calibri" w:hAnsi="Calibri"/>
+                <w:sz w:val="20"/>
               </w:rPr>
               <w:t>Walk through each challenge question. Record Shawn's answers on the rationale doc directly.</w:t>
             </w:r>
@@ -1553,19 +1915,29 @@
         </w:tc>
         <w:tc>
           <w:tcPr>
-            <w:tcW w:type="dxa" w:w="2448"/>
-            <w:shd w:val="clear" w:color="auto" w:fill="FFFFFF"/>
+            <w:tcW w:type="dxa" w:w="3974"/>
+            <w:tcBorders>
+              <w:top w:val="single" w:sz="4" w:color="E2E8F0"/>
+              <w:left w:val="single" w:sz="4" w:color="E2E8F0"/>
+              <w:bottom w:val="single" w:sz="4" w:color="E2E8F0"/>
+              <w:right w:val="single" w:sz="4" w:color="E2E8F0"/>
+            </w:tcBorders>
+            <w:tcMar>
+              <w:top w:type="dxa" w:w="100"/>
+              <w:left w:type="dxa" w:w="160"/>
+              <w:bottom w:type="dxa" w:w="100"/>
+              <w:right w:type="dxa" w:w="160"/>
+            </w:tcMar>
+            <w:vAlign w:val="top"/>
           </w:tcPr>
           <w:p>
             <w:pPr>
-              <w:spacing w:before="60" w:after="60"/>
-              <w:ind w:left="72"/>
+              <w:spacing w:before="40" w:after="40"/>
             </w:pPr>
             <w:r>
               <w:rPr>
-                <w:rFonts w:ascii="Arial" w:hAnsi="Arial"/>
-                <w:color w:val="1F1F1F"/>
-                <w:sz w:val="19"/>
+                <w:rFonts w:ascii="Calibri" w:hAnsi="Calibri"/>
+                <w:sz w:val="20"/>
               </w:rPr>
               <w:t>Arch Rationale doc</w:t>
             </w:r>
@@ -1575,19 +1947,30 @@
       <w:tr>
         <w:tc>
           <w:tcPr>
-            <w:tcW w:type="dxa" w:w="1440"/>
-            <w:shd w:val="clear" w:color="auto" w:fill="F2F2F2"/>
+            <w:tcW w:type="dxa" w:w="2304"/>
+            <w:tcBorders>
+              <w:top w:val="single" w:sz="4" w:color="E2E8F0"/>
+              <w:left w:val="single" w:sz="4" w:color="E2E8F0"/>
+              <w:bottom w:val="single" w:sz="4" w:color="E2E8F0"/>
+              <w:right w:val="single" w:sz="4" w:color="E2E8F0"/>
+            </w:tcBorders>
+            <w:shd w:val="clear" w:color="auto" w:fill="F8FAFC"/>
+            <w:tcMar>
+              <w:top w:type="dxa" w:w="100"/>
+              <w:left w:type="dxa" w:w="160"/>
+              <w:bottom w:type="dxa" w:w="100"/>
+              <w:right w:type="dxa" w:w="160"/>
+            </w:tcMar>
+            <w:vAlign w:val="top"/>
           </w:tcPr>
           <w:p>
             <w:pPr>
-              <w:spacing w:before="60" w:after="60"/>
-              <w:ind w:left="72"/>
+              <w:spacing w:before="40" w:after="40"/>
             </w:pPr>
             <w:r>
               <w:rPr>
-                <w:rFonts w:ascii="Arial" w:hAnsi="Arial"/>
-                <w:color w:val="1F1F1F"/>
-                <w:sz w:val="19"/>
+                <w:rFonts w:ascii="Calibri" w:hAnsi="Calibri"/>
+                <w:sz w:val="20"/>
               </w:rPr>
               <w:t>Compare (both)</w:t>
             </w:r>
@@ -1595,19 +1978,30 @@
         </w:tc>
         <w:tc>
           <w:tcPr>
-            <w:tcW w:type="dxa" w:w="5472"/>
-            <w:shd w:val="clear" w:color="auto" w:fill="F2F2F2"/>
+            <w:tcW w:type="dxa" w:w="7200"/>
+            <w:tcBorders>
+              <w:top w:val="single" w:sz="4" w:color="E2E8F0"/>
+              <w:left w:val="single" w:sz="4" w:color="E2E8F0"/>
+              <w:bottom w:val="single" w:sz="4" w:color="E2E8F0"/>
+              <w:right w:val="single" w:sz="4" w:color="E2E8F0"/>
+            </w:tcBorders>
+            <w:shd w:val="clear" w:color="auto" w:fill="F8FAFC"/>
+            <w:tcMar>
+              <w:top w:type="dxa" w:w="100"/>
+              <w:left w:type="dxa" w:w="160"/>
+              <w:bottom w:type="dxa" w:w="100"/>
+              <w:right w:type="dxa" w:w="160"/>
+            </w:tcMar>
+            <w:vAlign w:val="top"/>
           </w:tcPr>
           <w:p>
             <w:pPr>
-              <w:spacing w:before="60" w:after="60"/>
-              <w:ind w:left="72"/>
+              <w:spacing w:before="40" w:after="40"/>
             </w:pPr>
             <w:r>
               <w:rPr>
-                <w:rFonts w:ascii="Arial" w:hAnsi="Arial"/>
-                <w:color w:val="1F1F1F"/>
-                <w:sz w:val="19"/>
+                <w:rFonts w:ascii="Calibri" w:hAnsi="Calibri"/>
+                <w:sz w:val="20"/>
               </w:rPr>
               <w:t>If needed: open both blueprint docs side by side on the A vs B trade-off table in each</w:t>
             </w:r>
@@ -1615,19 +2009,30 @@
         </w:tc>
         <w:tc>
           <w:tcPr>
-            <w:tcW w:type="dxa" w:w="2448"/>
-            <w:shd w:val="clear" w:color="auto" w:fill="F2F2F2"/>
+            <w:tcW w:type="dxa" w:w="3974"/>
+            <w:tcBorders>
+              <w:top w:val="single" w:sz="4" w:color="E2E8F0"/>
+              <w:left w:val="single" w:sz="4" w:color="E2E8F0"/>
+              <w:bottom w:val="single" w:sz="4" w:color="E2E8F0"/>
+              <w:right w:val="single" w:sz="4" w:color="E2E8F0"/>
+            </w:tcBorders>
+            <w:shd w:val="clear" w:color="auto" w:fill="F8FAFC"/>
+            <w:tcMar>
+              <w:top w:type="dxa" w:w="100"/>
+              <w:left w:type="dxa" w:w="160"/>
+              <w:bottom w:type="dxa" w:w="100"/>
+              <w:right w:type="dxa" w:w="160"/>
+            </w:tcMar>
+            <w:vAlign w:val="top"/>
           </w:tcPr>
           <w:p>
             <w:pPr>
-              <w:spacing w:before="60" w:after="60"/>
-              <w:ind w:left="72"/>
+              <w:spacing w:before="40" w:after="40"/>
             </w:pPr>
             <w:r>
               <w:rPr>
-                <w:rFonts w:ascii="Arial" w:hAnsi="Arial"/>
-                <w:color w:val="1F1F1F"/>
-                <w:sz w:val="19"/>
+                <w:rFonts w:ascii="Calibri" w:hAnsi="Calibri"/>
+                <w:sz w:val="20"/>
               </w:rPr>
               <w:t>Blueprint A + Blueprint B</w:t>
             </w:r>
@@ -1637,19 +2042,29 @@
       <w:tr>
         <w:tc>
           <w:tcPr>
-            <w:tcW w:type="dxa" w:w="1440"/>
-            <w:shd w:val="clear" w:color="auto" w:fill="FFFFFF"/>
+            <w:tcW w:type="dxa" w:w="2304"/>
+            <w:tcBorders>
+              <w:top w:val="single" w:sz="4" w:color="E2E8F0"/>
+              <w:left w:val="single" w:sz="4" w:color="E2E8F0"/>
+              <w:bottom w:val="single" w:sz="4" w:color="E2E8F0"/>
+              <w:right w:val="single" w:sz="4" w:color="E2E8F0"/>
+            </w:tcBorders>
+            <w:tcMar>
+              <w:top w:type="dxa" w:w="100"/>
+              <w:left w:type="dxa" w:w="160"/>
+              <w:bottom w:type="dxa" w:w="100"/>
+              <w:right w:type="dxa" w:w="160"/>
+            </w:tcMar>
+            <w:vAlign w:val="top"/>
           </w:tcPr>
           <w:p>
             <w:pPr>
-              <w:spacing w:before="60" w:after="60"/>
-              <w:ind w:left="72"/>
+              <w:spacing w:before="40" w:after="40"/>
             </w:pPr>
             <w:r>
               <w:rPr>
-                <w:rFonts w:ascii="Arial" w:hAnsi="Arial"/>
-                <w:color w:val="1F1F1F"/>
-                <w:sz w:val="19"/>
+                <w:rFonts w:ascii="Calibri" w:hAnsi="Calibri"/>
+                <w:sz w:val="20"/>
               </w:rPr>
               <w:t>Decide (both)</w:t>
             </w:r>
@@ -1657,19 +2072,29 @@
         </w:tc>
         <w:tc>
           <w:tcPr>
-            <w:tcW w:type="dxa" w:w="5472"/>
-            <w:shd w:val="clear" w:color="auto" w:fill="FFFFFF"/>
+            <w:tcW w:type="dxa" w:w="7200"/>
+            <w:tcBorders>
+              <w:top w:val="single" w:sz="4" w:color="E2E8F0"/>
+              <w:left w:val="single" w:sz="4" w:color="E2E8F0"/>
+              <w:bottom w:val="single" w:sz="4" w:color="E2E8F0"/>
+              <w:right w:val="single" w:sz="4" w:color="E2E8F0"/>
+            </w:tcBorders>
+            <w:tcMar>
+              <w:top w:type="dxa" w:w="100"/>
+              <w:left w:type="dxa" w:w="160"/>
+              <w:bottom w:type="dxa" w:w="100"/>
+              <w:right w:type="dxa" w:w="160"/>
+            </w:tcMar>
+            <w:vAlign w:val="top"/>
           </w:tcPr>
           <w:p>
             <w:pPr>
-              <w:spacing w:before="60" w:after="60"/>
-              <w:ind w:left="72"/>
+              <w:spacing w:before="40" w:after="40"/>
             </w:pPr>
             <w:r>
               <w:rPr>
-                <w:rFonts w:ascii="Arial" w:hAnsi="Arial"/>
-                <w:color w:val="1F1F1F"/>
-                <w:sz w:val="19"/>
+                <w:rFonts w:ascii="Calibri" w:hAnsi="Calibri"/>
+                <w:sz w:val="20"/>
               </w:rPr>
               <w:t>Record the architecture decision and any other resolutions from the open questions table in Section 10 of the rationale</w:t>
             </w:r>
@@ -1677,19 +2102,29 @@
         </w:tc>
         <w:tc>
           <w:tcPr>
-            <w:tcW w:type="dxa" w:w="2448"/>
-            <w:shd w:val="clear" w:color="auto" w:fill="FFFFFF"/>
+            <w:tcW w:type="dxa" w:w="3974"/>
+            <w:tcBorders>
+              <w:top w:val="single" w:sz="4" w:color="E2E8F0"/>
+              <w:left w:val="single" w:sz="4" w:color="E2E8F0"/>
+              <w:bottom w:val="single" w:sz="4" w:color="E2E8F0"/>
+              <w:right w:val="single" w:sz="4" w:color="E2E8F0"/>
+            </w:tcBorders>
+            <w:tcMar>
+              <w:top w:type="dxa" w:w="100"/>
+              <w:left w:type="dxa" w:w="160"/>
+              <w:bottom w:type="dxa" w:w="100"/>
+              <w:right w:type="dxa" w:w="160"/>
+            </w:tcMar>
+            <w:vAlign w:val="top"/>
           </w:tcPr>
           <w:p>
             <w:pPr>
-              <w:spacing w:before="60" w:after="60"/>
-              <w:ind w:left="72"/>
+              <w:spacing w:before="40" w:after="40"/>
             </w:pPr>
             <w:r>
               <w:rPr>
-                <w:rFonts w:ascii="Arial" w:hAnsi="Arial"/>
-                <w:color w:val="1F1F1F"/>
-                <w:sz w:val="19"/>
+                <w:rFonts w:ascii="Calibri" w:hAnsi="Calibri"/>
+                <w:sz w:val="20"/>
               </w:rPr>
               <w:t>Arch Rationale doc</w:t>
             </w:r>
@@ -1699,19 +2134,30 @@
       <w:tr>
         <w:tc>
           <w:tcPr>
-            <w:tcW w:type="dxa" w:w="1440"/>
-            <w:shd w:val="clear" w:color="auto" w:fill="F2F2F2"/>
+            <w:tcW w:type="dxa" w:w="2304"/>
+            <w:tcBorders>
+              <w:top w:val="single" w:sz="4" w:color="E2E8F0"/>
+              <w:left w:val="single" w:sz="4" w:color="E2E8F0"/>
+              <w:bottom w:val="single" w:sz="4" w:color="E2E8F0"/>
+              <w:right w:val="single" w:sz="4" w:color="E2E8F0"/>
+            </w:tcBorders>
+            <w:shd w:val="clear" w:color="auto" w:fill="F8FAFC"/>
+            <w:tcMar>
+              <w:top w:type="dxa" w:w="100"/>
+              <w:left w:type="dxa" w:w="160"/>
+              <w:bottom w:type="dxa" w:w="100"/>
+              <w:right w:type="dxa" w:w="160"/>
+            </w:tcMar>
+            <w:vAlign w:val="top"/>
           </w:tcPr>
           <w:p>
             <w:pPr>
-              <w:spacing w:before="60" w:after="60"/>
-              <w:ind w:left="72"/>
+              <w:spacing w:before="40" w:after="40"/>
             </w:pPr>
             <w:r>
               <w:rPr>
-                <w:rFonts w:ascii="Arial" w:hAnsi="Arial"/>
-                <w:color w:val="1F1F1F"/>
-                <w:sz w:val="19"/>
+                <w:rFonts w:ascii="Calibri" w:hAnsi="Calibri"/>
+                <w:sz w:val="20"/>
               </w:rPr>
               <w:t>Action (SD)</w:t>
             </w:r>
@@ -1719,19 +2165,30 @@
         </w:tc>
         <w:tc>
           <w:tcPr>
-            <w:tcW w:type="dxa" w:w="5472"/>
-            <w:shd w:val="clear" w:color="auto" w:fill="F2F2F2"/>
+            <w:tcW w:type="dxa" w:w="7200"/>
+            <w:tcBorders>
+              <w:top w:val="single" w:sz="4" w:color="E2E8F0"/>
+              <w:left w:val="single" w:sz="4" w:color="E2E8F0"/>
+              <w:bottom w:val="single" w:sz="4" w:color="E2E8F0"/>
+              <w:right w:val="single" w:sz="4" w:color="E2E8F0"/>
+            </w:tcBorders>
+            <w:shd w:val="clear" w:color="auto" w:fill="F8FAFC"/>
+            <w:tcMar>
+              <w:top w:type="dxa" w:w="100"/>
+              <w:left w:type="dxa" w:w="160"/>
+              <w:bottom w:type="dxa" w:w="100"/>
+              <w:right w:type="dxa" w:w="160"/>
+            </w:tcMar>
+            <w:vAlign w:val="top"/>
           </w:tcPr>
           <w:p>
             <w:pPr>
-              <w:spacing w:before="60" w:after="60"/>
-              <w:ind w:left="72"/>
+              <w:spacing w:before="40" w:after="40"/>
             </w:pPr>
             <w:r>
               <w:rPr>
-                <w:rFonts w:ascii="Arial" w:hAnsi="Arial"/>
-                <w:color w:val="1F1F1F"/>
-                <w:sz w:val="19"/>
+                <w:rFonts w:ascii="Calibri" w:hAnsi="Calibri"/>
+                <w:sz w:val="20"/>
               </w:rPr>
               <w:t>Update this index document (Section 6: Decision Log) with the outcomes</w:t>
             </w:r>
@@ -1739,19 +2196,30 @@
         </w:tc>
         <w:tc>
           <w:tcPr>
-            <w:tcW w:type="dxa" w:w="2448"/>
-            <w:shd w:val="clear" w:color="auto" w:fill="F2F2F2"/>
+            <w:tcW w:type="dxa" w:w="3974"/>
+            <w:tcBorders>
+              <w:top w:val="single" w:sz="4" w:color="E2E8F0"/>
+              <w:left w:val="single" w:sz="4" w:color="E2E8F0"/>
+              <w:bottom w:val="single" w:sz="4" w:color="E2E8F0"/>
+              <w:right w:val="single" w:sz="4" w:color="E2E8F0"/>
+            </w:tcBorders>
+            <w:shd w:val="clear" w:color="auto" w:fill="F8FAFC"/>
+            <w:tcMar>
+              <w:top w:type="dxa" w:w="100"/>
+              <w:left w:type="dxa" w:w="160"/>
+              <w:bottom w:type="dxa" w:w="100"/>
+              <w:right w:type="dxa" w:w="160"/>
+            </w:tcMar>
+            <w:vAlign w:val="top"/>
           </w:tcPr>
           <w:p>
             <w:pPr>
-              <w:spacing w:before="60" w:after="60"/>
-              <w:ind w:left="72"/>
+              <w:spacing w:before="40" w:after="40"/>
             </w:pPr>
             <w:r>
               <w:rPr>
-                <w:rFonts w:ascii="Arial" w:hAnsi="Arial"/>
-                <w:color w:val="1F1F1F"/>
-                <w:sz w:val="19"/>
+                <w:rFonts w:ascii="Calibri" w:hAnsi="Calibri"/>
+                <w:sz w:val="20"/>
               </w:rPr>
               <w:t>This document</w:t>
             </w:r>
@@ -1761,35 +2229,26 @@
     </w:tbl>
     <w:p>
       <w:pPr>
-        <w:spacing w:after="100"/>
+        <w:spacing w:after="40"/>
       </w:pPr>
     </w:p>
     <w:p>
       <w:pPr>
-        <w:spacing w:before="200" w:after="60"/>
+        <w:pStyle w:val="Heading2"/>
       </w:pPr>
       <w:r>
-        <w:rPr>
-          <w:rFonts w:ascii="Arial" w:hAnsi="Arial"/>
-          <w:b/>
-          <w:color w:val="2E75B6"/>
-          <w:sz w:val="22"/>
-        </w:rPr>
         <w:t>Session 2 — Overhead Approval with Practice Leadership (30–45 minutes)</w:t>
       </w:r>
     </w:p>
     <w:p>
       <w:pPr>
-        <w:spacing w:before="0" w:after="80"/>
-        <w:jc w:val="left"/>
+        <w:spacing w:after="160" w:before="0"/>
       </w:pPr>
       <w:r>
         <w:rPr>
-          <w:rFonts w:ascii="Arial" w:hAnsi="Arial"/>
-          <w:b w:val="0"/>
-          <w:i w:val="0"/>
-          <w:color w:val="1F1F1F"/>
-          <w:sz w:val="21"/>
+          <w:rFonts w:ascii="Calibri" w:hAnsi="Calibri"/>
+          <w:color w:val="1A1A1A"/>
+          <w:sz w:val="22"/>
         </w:rPr>
         <w:t>Goal: Get internal budget/overhead approval to begin the build. Confirm resourcing.</w:t>
       </w:r>
@@ -1797,16 +2256,8 @@
     <w:tbl>
       <w:tblPr>
         <w:tblW w:type="auto" w:w="0"/>
+        <w:jc w:val="left"/>
         <w:tblLook w:firstColumn="1" w:firstRow="1" w:lastColumn="0" w:lastRow="0" w:noHBand="0" w:noVBand="1" w:val="04A0"/>
-        <w:jc w:val="left"/>
-        <w:tblBorders>
-          <w:top w:val="none" w:sz="0" w:space="0" w:color="auto"/>
-          <w:left w:val="none" w:sz="0" w:space="0" w:color="auto"/>
-          <w:bottom w:val="none" w:sz="0" w:space="0" w:color="auto"/>
-          <w:right w:val="none" w:sz="0" w:space="0" w:color="auto"/>
-          <w:insideH w:val="none" w:sz="0" w:space="0" w:color="auto"/>
-          <w:insideV w:val="none" w:sz="0" w:space="0" w:color="auto"/>
-        </w:tblBorders>
       </w:tblPr>
       <w:tblGrid>
         <w:gridCol w:w="3120"/>
@@ -1814,22 +2265,37 @@
         <w:gridCol w:w="3120"/>
       </w:tblGrid>
       <w:tr>
+        <w:trPr>
+          <w:tblHeader/>
+        </w:trPr>
         <w:tc>
           <w:tcPr>
-            <w:tcW w:type="dxa" w:w="1440"/>
-            <w:shd w:val="clear" w:color="auto" w:fill="1B3A6B"/>
+            <w:tcW w:type="dxa" w:w="2304"/>
+            <w:tcBorders>
+              <w:top w:val="single" w:sz="4" w:color="E2E8F0"/>
+              <w:left w:val="single" w:sz="4" w:color="E2E8F0"/>
+              <w:bottom w:val="single" w:sz="4" w:color="E2E8F0"/>
+              <w:right w:val="single" w:sz="4" w:color="E2E8F0"/>
+            </w:tcBorders>
+            <w:shd w:val="clear" w:color="auto" w:fill="0B1F3A"/>
+            <w:tcMar>
+              <w:top w:type="dxa" w:w="120"/>
+              <w:left w:type="dxa" w:w="160"/>
+              <w:bottom w:type="dxa" w:w="120"/>
+              <w:right w:type="dxa" w:w="160"/>
+            </w:tcMar>
+            <w:vAlign w:val="center"/>
           </w:tcPr>
           <w:p>
             <w:pPr>
-              <w:spacing w:before="80" w:after="80"/>
-              <w:ind w:left="72"/>
+              <w:spacing w:before="40" w:after="40"/>
             </w:pPr>
             <w:r>
               <w:rPr>
-                <w:rFonts w:ascii="Arial" w:hAnsi="Arial"/>
+                <w:rFonts w:ascii="Calibri" w:hAnsi="Calibri"/>
                 <w:b/>
                 <w:color w:val="FFFFFF"/>
-                <w:sz w:val="20"/>
+                <w:sz w:val="22"/>
               </w:rPr>
               <w:t>Step</w:t>
             </w:r>
@@ -1837,20 +2303,32 @@
         </w:tc>
         <w:tc>
           <w:tcPr>
-            <w:tcW w:type="dxa" w:w="5472"/>
-            <w:shd w:val="clear" w:color="auto" w:fill="1B3A6B"/>
+            <w:tcW w:type="dxa" w:w="7200"/>
+            <w:tcBorders>
+              <w:top w:val="single" w:sz="4" w:color="E2E8F0"/>
+              <w:left w:val="single" w:sz="4" w:color="E2E8F0"/>
+              <w:bottom w:val="single" w:sz="4" w:color="E2E8F0"/>
+              <w:right w:val="single" w:sz="4" w:color="E2E8F0"/>
+            </w:tcBorders>
+            <w:shd w:val="clear" w:color="auto" w:fill="0B1F3A"/>
+            <w:tcMar>
+              <w:top w:type="dxa" w:w="120"/>
+              <w:left w:type="dxa" w:w="160"/>
+              <w:bottom w:type="dxa" w:w="120"/>
+              <w:right w:type="dxa" w:w="160"/>
+            </w:tcMar>
+            <w:vAlign w:val="center"/>
           </w:tcPr>
           <w:p>
             <w:pPr>
-              <w:spacing w:before="80" w:after="80"/>
-              <w:ind w:left="72"/>
+              <w:spacing w:before="40" w:after="40"/>
             </w:pPr>
             <w:r>
               <w:rPr>
-                <w:rFonts w:ascii="Arial" w:hAnsi="Arial"/>
+                <w:rFonts w:ascii="Calibri" w:hAnsi="Calibri"/>
                 <w:b/>
                 <w:color w:val="FFFFFF"/>
-                <w:sz w:val="20"/>
+                <w:sz w:val="22"/>
               </w:rPr>
               <w:t>Action</w:t>
             </w:r>
@@ -1858,20 +2336,32 @@
         </w:tc>
         <w:tc>
           <w:tcPr>
-            <w:tcW w:type="dxa" w:w="2448"/>
-            <w:shd w:val="clear" w:color="auto" w:fill="1B3A6B"/>
+            <w:tcW w:type="dxa" w:w="3974"/>
+            <w:tcBorders>
+              <w:top w:val="single" w:sz="4" w:color="E2E8F0"/>
+              <w:left w:val="single" w:sz="4" w:color="E2E8F0"/>
+              <w:bottom w:val="single" w:sz="4" w:color="E2E8F0"/>
+              <w:right w:val="single" w:sz="4" w:color="E2E8F0"/>
+            </w:tcBorders>
+            <w:shd w:val="clear" w:color="auto" w:fill="0B1F3A"/>
+            <w:tcMar>
+              <w:top w:type="dxa" w:w="120"/>
+              <w:left w:type="dxa" w:w="160"/>
+              <w:bottom w:type="dxa" w:w="120"/>
+              <w:right w:type="dxa" w:w="160"/>
+            </w:tcMar>
+            <w:vAlign w:val="center"/>
           </w:tcPr>
           <w:p>
             <w:pPr>
-              <w:spacing w:before="80" w:after="80"/>
-              <w:ind w:left="72"/>
+              <w:spacing w:before="40" w:after="40"/>
             </w:pPr>
             <w:r>
               <w:rPr>
-                <w:rFonts w:ascii="Arial" w:hAnsi="Arial"/>
+                <w:rFonts w:ascii="Calibri" w:hAnsi="Calibri"/>
                 <w:b/>
                 <w:color w:val="FFFFFF"/>
-                <w:sz w:val="20"/>
+                <w:sz w:val="22"/>
               </w:rPr>
               <w:t>Document</w:t>
             </w:r>
@@ -1881,19 +2371,30 @@
       <w:tr>
         <w:tc>
           <w:tcPr>
-            <w:tcW w:type="dxa" w:w="1440"/>
-            <w:shd w:val="clear" w:color="auto" w:fill="F2F2F2"/>
+            <w:tcW w:type="dxa" w:w="2304"/>
+            <w:tcBorders>
+              <w:top w:val="single" w:sz="4" w:color="E2E8F0"/>
+              <w:left w:val="single" w:sz="4" w:color="E2E8F0"/>
+              <w:bottom w:val="single" w:sz="4" w:color="E2E8F0"/>
+              <w:right w:val="single" w:sz="4" w:color="E2E8F0"/>
+            </w:tcBorders>
+            <w:shd w:val="clear" w:color="auto" w:fill="F8FAFC"/>
+            <w:tcMar>
+              <w:top w:type="dxa" w:w="100"/>
+              <w:left w:type="dxa" w:w="160"/>
+              <w:bottom w:type="dxa" w:w="100"/>
+              <w:right w:type="dxa" w:w="160"/>
+            </w:tcMar>
+            <w:vAlign w:val="top"/>
           </w:tcPr>
           <w:p>
             <w:pPr>
-              <w:spacing w:before="60" w:after="60"/>
-              <w:ind w:left="72"/>
+              <w:spacing w:before="40" w:after="40"/>
             </w:pPr>
             <w:r>
               <w:rPr>
-                <w:rFonts w:ascii="Arial" w:hAnsi="Arial"/>
-                <w:color w:val="1F1F1F"/>
-                <w:sz w:val="19"/>
+                <w:rFonts w:ascii="Calibri" w:hAnsi="Calibri"/>
+                <w:sz w:val="20"/>
               </w:rPr>
               <w:t>Present</w:t>
             </w:r>
@@ -1901,19 +2402,30 @@
         </w:tc>
         <w:tc>
           <w:tcPr>
-            <w:tcW w:type="dxa" w:w="5472"/>
-            <w:shd w:val="clear" w:color="auto" w:fill="F2F2F2"/>
+            <w:tcW w:type="dxa" w:w="7200"/>
+            <w:tcBorders>
+              <w:top w:val="single" w:sz="4" w:color="E2E8F0"/>
+              <w:left w:val="single" w:sz="4" w:color="E2E8F0"/>
+              <w:bottom w:val="single" w:sz="4" w:color="E2E8F0"/>
+              <w:right w:val="single" w:sz="4" w:color="E2E8F0"/>
+            </w:tcBorders>
+            <w:shd w:val="clear" w:color="auto" w:fill="F8FAFC"/>
+            <w:tcMar>
+              <w:top w:type="dxa" w:w="100"/>
+              <w:left w:type="dxa" w:w="160"/>
+              <w:bottom w:type="dxa" w:w="100"/>
+              <w:right w:type="dxa" w:w="160"/>
+            </w:tcMar>
+            <w:vAlign w:val="top"/>
           </w:tcPr>
           <w:p>
             <w:pPr>
-              <w:spacing w:before="60" w:after="60"/>
-              <w:ind w:left="72"/>
+              <w:spacing w:before="40" w:after="40"/>
             </w:pPr>
             <w:r>
               <w:rPr>
-                <w:rFonts w:ascii="Arial" w:hAnsi="Arial"/>
-                <w:color w:val="1F1F1F"/>
-                <w:sz w:val="19"/>
+                <w:rFonts w:ascii="Calibri" w:hAnsi="Calibri"/>
+                <w:sz w:val="20"/>
               </w:rPr>
               <w:t>Present the Executive Briefing for the selected blueprint (A or B) — or both side by side if leadership wants to make the choice</w:t>
             </w:r>
@@ -1921,19 +2433,30 @@
         </w:tc>
         <w:tc>
           <w:tcPr>
-            <w:tcW w:type="dxa" w:w="2448"/>
-            <w:shd w:val="clear" w:color="auto" w:fill="F2F2F2"/>
+            <w:tcW w:type="dxa" w:w="3974"/>
+            <w:tcBorders>
+              <w:top w:val="single" w:sz="4" w:color="E2E8F0"/>
+              <w:left w:val="single" w:sz="4" w:color="E2E8F0"/>
+              <w:bottom w:val="single" w:sz="4" w:color="E2E8F0"/>
+              <w:right w:val="single" w:sz="4" w:color="E2E8F0"/>
+            </w:tcBorders>
+            <w:shd w:val="clear" w:color="auto" w:fill="F8FAFC"/>
+            <w:tcMar>
+              <w:top w:type="dxa" w:w="100"/>
+              <w:left w:type="dxa" w:w="160"/>
+              <w:bottom w:type="dxa" w:w="100"/>
+              <w:right w:type="dxa" w:w="160"/>
+            </w:tcMar>
+            <w:vAlign w:val="top"/>
           </w:tcPr>
           <w:p>
             <w:pPr>
-              <w:spacing w:before="60" w:after="60"/>
-              <w:ind w:left="72"/>
+              <w:spacing w:before="40" w:after="40"/>
             </w:pPr>
             <w:r>
               <w:rPr>
-                <w:rFonts w:ascii="Arial" w:hAnsi="Arial"/>
-                <w:color w:val="1F1F1F"/>
-                <w:sz w:val="19"/>
+                <w:rFonts w:ascii="Calibri" w:hAnsi="Calibri"/>
+                <w:sz w:val="20"/>
               </w:rPr>
               <w:t>Selected ExecBrief</w:t>
             </w:r>
@@ -1943,19 +2466,29 @@
       <w:tr>
         <w:tc>
           <w:tcPr>
-            <w:tcW w:type="dxa" w:w="1440"/>
-            <w:shd w:val="clear" w:color="auto" w:fill="FFFFFF"/>
+            <w:tcW w:type="dxa" w:w="2304"/>
+            <w:tcBorders>
+              <w:top w:val="single" w:sz="4" w:color="E2E8F0"/>
+              <w:left w:val="single" w:sz="4" w:color="E2E8F0"/>
+              <w:bottom w:val="single" w:sz="4" w:color="E2E8F0"/>
+              <w:right w:val="single" w:sz="4" w:color="E2E8F0"/>
+            </w:tcBorders>
+            <w:tcMar>
+              <w:top w:type="dxa" w:w="100"/>
+              <w:left w:type="dxa" w:w="160"/>
+              <w:bottom w:type="dxa" w:w="100"/>
+              <w:right w:type="dxa" w:w="160"/>
+            </w:tcMar>
+            <w:vAlign w:val="top"/>
           </w:tcPr>
           <w:p>
             <w:pPr>
-              <w:spacing w:before="60" w:after="60"/>
-              <w:ind w:left="72"/>
+              <w:spacing w:before="40" w:after="40"/>
             </w:pPr>
             <w:r>
               <w:rPr>
-                <w:rFonts w:ascii="Arial" w:hAnsi="Arial"/>
-                <w:color w:val="1F1F1F"/>
-                <w:sz w:val="19"/>
+                <w:rFonts w:ascii="Calibri" w:hAnsi="Calibri"/>
+                <w:sz w:val="20"/>
               </w:rPr>
               <w:t>Resource</w:t>
             </w:r>
@@ -1963,19 +2496,29 @@
         </w:tc>
         <w:tc>
           <w:tcPr>
-            <w:tcW w:type="dxa" w:w="5472"/>
-            <w:shd w:val="clear" w:color="auto" w:fill="FFFFFF"/>
+            <w:tcW w:type="dxa" w:w="7200"/>
+            <w:tcBorders>
+              <w:top w:val="single" w:sz="4" w:color="E2E8F0"/>
+              <w:left w:val="single" w:sz="4" w:color="E2E8F0"/>
+              <w:bottom w:val="single" w:sz="4" w:color="E2E8F0"/>
+              <w:right w:val="single" w:sz="4" w:color="E2E8F0"/>
+            </w:tcBorders>
+            <w:tcMar>
+              <w:top w:type="dxa" w:w="100"/>
+              <w:left w:type="dxa" w:w="160"/>
+              <w:bottom w:type="dxa" w:w="100"/>
+              <w:right w:type="dxa" w:w="160"/>
+            </w:tcMar>
+            <w:vAlign w:val="top"/>
           </w:tcPr>
           <w:p>
             <w:pPr>
-              <w:spacing w:before="60" w:after="60"/>
-              <w:ind w:left="72"/>
+              <w:spacing w:before="40" w:after="40"/>
             </w:pPr>
             <w:r>
               <w:rPr>
-                <w:rFonts w:ascii="Arial" w:hAnsi="Arial"/>
-                <w:color w:val="1F1F1F"/>
-                <w:sz w:val="19"/>
+                <w:rFonts w:ascii="Calibri" w:hAnsi="Calibri"/>
+                <w:sz w:val="20"/>
               </w:rPr>
               <w:t>Confirm the specific developer being ring-fenced. Name matters more than title.</w:t>
             </w:r>
@@ -1983,19 +2526,29 @@
         </w:tc>
         <w:tc>
           <w:tcPr>
-            <w:tcW w:type="dxa" w:w="2448"/>
-            <w:shd w:val="clear" w:color="auto" w:fill="FFFFFF"/>
+            <w:tcW w:type="dxa" w:w="3974"/>
+            <w:tcBorders>
+              <w:top w:val="single" w:sz="4" w:color="E2E8F0"/>
+              <w:left w:val="single" w:sz="4" w:color="E2E8F0"/>
+              <w:bottom w:val="single" w:sz="4" w:color="E2E8F0"/>
+              <w:right w:val="single" w:sz="4" w:color="E2E8F0"/>
+            </w:tcBorders>
+            <w:tcMar>
+              <w:top w:type="dxa" w:w="100"/>
+              <w:left w:type="dxa" w:w="160"/>
+              <w:bottom w:type="dxa" w:w="100"/>
+              <w:right w:type="dxa" w:w="160"/>
+            </w:tcMar>
+            <w:vAlign w:val="top"/>
           </w:tcPr>
           <w:p>
             <w:pPr>
-              <w:spacing w:before="60" w:after="60"/>
-              <w:ind w:left="72"/>
+              <w:spacing w:before="40" w:after="40"/>
             </w:pPr>
             <w:r>
               <w:rPr>
-                <w:rFonts w:ascii="Arial" w:hAnsi="Arial"/>
-                <w:color w:val="1F1F1F"/>
-                <w:sz w:val="19"/>
+                <w:rFonts w:ascii="Calibri" w:hAnsi="Calibri"/>
+                <w:sz w:val="20"/>
               </w:rPr>
               <w:t>ExecBrief + Project Plan</w:t>
             </w:r>
@@ -2005,19 +2558,30 @@
       <w:tr>
         <w:tc>
           <w:tcPr>
-            <w:tcW w:type="dxa" w:w="1440"/>
-            <w:shd w:val="clear" w:color="auto" w:fill="F2F2F2"/>
+            <w:tcW w:type="dxa" w:w="2304"/>
+            <w:tcBorders>
+              <w:top w:val="single" w:sz="4" w:color="E2E8F0"/>
+              <w:left w:val="single" w:sz="4" w:color="E2E8F0"/>
+              <w:bottom w:val="single" w:sz="4" w:color="E2E8F0"/>
+              <w:right w:val="single" w:sz="4" w:color="E2E8F0"/>
+            </w:tcBorders>
+            <w:shd w:val="clear" w:color="auto" w:fill="F8FAFC"/>
+            <w:tcMar>
+              <w:top w:type="dxa" w:w="100"/>
+              <w:left w:type="dxa" w:w="160"/>
+              <w:bottom w:type="dxa" w:w="100"/>
+              <w:right w:type="dxa" w:w="160"/>
+            </w:tcMar>
+            <w:vAlign w:val="top"/>
           </w:tcPr>
           <w:p>
             <w:pPr>
-              <w:spacing w:before="60" w:after="60"/>
-              <w:ind w:left="72"/>
+              <w:spacing w:before="40" w:after="40"/>
             </w:pPr>
             <w:r>
               <w:rPr>
-                <w:rFonts w:ascii="Arial" w:hAnsi="Arial"/>
-                <w:color w:val="1F1F1F"/>
-                <w:sz w:val="19"/>
+                <w:rFonts w:ascii="Calibri" w:hAnsi="Calibri"/>
+                <w:sz w:val="20"/>
               </w:rPr>
               <w:t>Timeline</w:t>
             </w:r>
@@ -2025,19 +2589,30 @@
         </w:tc>
         <w:tc>
           <w:tcPr>
-            <w:tcW w:type="dxa" w:w="5472"/>
-            <w:shd w:val="clear" w:color="auto" w:fill="F2F2F2"/>
+            <w:tcW w:type="dxa" w:w="7200"/>
+            <w:tcBorders>
+              <w:top w:val="single" w:sz="4" w:color="E2E8F0"/>
+              <w:left w:val="single" w:sz="4" w:color="E2E8F0"/>
+              <w:bottom w:val="single" w:sz="4" w:color="E2E8F0"/>
+              <w:right w:val="single" w:sz="4" w:color="E2E8F0"/>
+            </w:tcBorders>
+            <w:shd w:val="clear" w:color="auto" w:fill="F8FAFC"/>
+            <w:tcMar>
+              <w:top w:type="dxa" w:w="100"/>
+              <w:left w:type="dxa" w:w="160"/>
+              <w:bottom w:type="dxa" w:w="100"/>
+              <w:right w:type="dxa" w:w="160"/>
+            </w:tcMar>
+            <w:vAlign w:val="top"/>
           </w:tcPr>
           <w:p>
             <w:pPr>
-              <w:spacing w:before="60" w:after="60"/>
-              <w:ind w:left="72"/>
+              <w:spacing w:before="40" w:after="40"/>
             </w:pPr>
             <w:r>
               <w:rPr>
-                <w:rFonts w:ascii="Arial" w:hAnsi="Arial"/>
-                <w:color w:val="1F1F1F"/>
-                <w:sz w:val="19"/>
+                <w:rFonts w:ascii="Calibri" w:hAnsi="Calibri"/>
+                <w:sz w:val="20"/>
               </w:rPr>
               <w:t>Walk through the 4-phase timeline. Get agreement on Phase 0 kickoff date.</w:t>
             </w:r>
@@ -2045,19 +2620,30 @@
         </w:tc>
         <w:tc>
           <w:tcPr>
-            <w:tcW w:type="dxa" w:w="2448"/>
-            <w:shd w:val="clear" w:color="auto" w:fill="F2F2F2"/>
+            <w:tcW w:type="dxa" w:w="3974"/>
+            <w:tcBorders>
+              <w:top w:val="single" w:sz="4" w:color="E2E8F0"/>
+              <w:left w:val="single" w:sz="4" w:color="E2E8F0"/>
+              <w:bottom w:val="single" w:sz="4" w:color="E2E8F0"/>
+              <w:right w:val="single" w:sz="4" w:color="E2E8F0"/>
+            </w:tcBorders>
+            <w:shd w:val="clear" w:color="auto" w:fill="F8FAFC"/>
+            <w:tcMar>
+              <w:top w:type="dxa" w:w="100"/>
+              <w:left w:type="dxa" w:w="160"/>
+              <w:bottom w:type="dxa" w:w="100"/>
+              <w:right w:type="dxa" w:w="160"/>
+            </w:tcMar>
+            <w:vAlign w:val="top"/>
           </w:tcPr>
           <w:p>
             <w:pPr>
-              <w:spacing w:before="60" w:after="60"/>
-              <w:ind w:left="72"/>
+              <w:spacing w:before="40" w:after="40"/>
             </w:pPr>
             <w:r>
               <w:rPr>
-                <w:rFonts w:ascii="Arial" w:hAnsi="Arial"/>
-                <w:color w:val="1F1F1F"/>
-                <w:sz w:val="19"/>
+                <w:rFonts w:ascii="Calibri" w:hAnsi="Calibri"/>
+                <w:sz w:val="20"/>
               </w:rPr>
               <w:t>Project Plan xlsx</w:t>
             </w:r>
@@ -2067,19 +2653,29 @@
       <w:tr>
         <w:tc>
           <w:tcPr>
-            <w:tcW w:type="dxa" w:w="1440"/>
-            <w:shd w:val="clear" w:color="auto" w:fill="FFFFFF"/>
+            <w:tcW w:type="dxa" w:w="2304"/>
+            <w:tcBorders>
+              <w:top w:val="single" w:sz="4" w:color="E2E8F0"/>
+              <w:left w:val="single" w:sz="4" w:color="E2E8F0"/>
+              <w:bottom w:val="single" w:sz="4" w:color="E2E8F0"/>
+              <w:right w:val="single" w:sz="4" w:color="E2E8F0"/>
+            </w:tcBorders>
+            <w:tcMar>
+              <w:top w:type="dxa" w:w="100"/>
+              <w:left w:type="dxa" w:w="160"/>
+              <w:bottom w:type="dxa" w:w="100"/>
+              <w:right w:type="dxa" w:w="160"/>
+            </w:tcMar>
+            <w:vAlign w:val="top"/>
           </w:tcPr>
           <w:p>
             <w:pPr>
-              <w:spacing w:before="60" w:after="60"/>
-              <w:ind w:left="72"/>
+              <w:spacing w:before="40" w:after="40"/>
             </w:pPr>
             <w:r>
               <w:rPr>
-                <w:rFonts w:ascii="Arial" w:hAnsi="Arial"/>
-                <w:color w:val="1F1F1F"/>
-                <w:sz w:val="19"/>
+                <w:rFonts w:ascii="Calibri" w:hAnsi="Calibri"/>
+                <w:sz w:val="20"/>
               </w:rPr>
               <w:t>Approve</w:t>
             </w:r>
@@ -2087,19 +2683,29 @@
         </w:tc>
         <w:tc>
           <w:tcPr>
-            <w:tcW w:type="dxa" w:w="5472"/>
-            <w:shd w:val="clear" w:color="auto" w:fill="FFFFFF"/>
+            <w:tcW w:type="dxa" w:w="7200"/>
+            <w:tcBorders>
+              <w:top w:val="single" w:sz="4" w:color="E2E8F0"/>
+              <w:left w:val="single" w:sz="4" w:color="E2E8F0"/>
+              <w:bottom w:val="single" w:sz="4" w:color="E2E8F0"/>
+              <w:right w:val="single" w:sz="4" w:color="E2E8F0"/>
+            </w:tcBorders>
+            <w:tcMar>
+              <w:top w:type="dxa" w:w="100"/>
+              <w:left w:type="dxa" w:w="160"/>
+              <w:bottom w:type="dxa" w:w="100"/>
+              <w:right w:type="dxa" w:w="160"/>
+            </w:tcMar>
+            <w:vAlign w:val="top"/>
           </w:tcPr>
           <w:p>
             <w:pPr>
-              <w:spacing w:before="60" w:after="60"/>
-              <w:ind w:left="72"/>
+              <w:spacing w:before="40" w:after="40"/>
             </w:pPr>
             <w:r>
               <w:rPr>
-                <w:rFonts w:ascii="Arial" w:hAnsi="Arial"/>
-                <w:color w:val="1F1F1F"/>
-                <w:sz w:val="19"/>
+                <w:rFonts w:ascii="Calibri" w:hAnsi="Calibri"/>
+                <w:sz w:val="20"/>
               </w:rPr>
               <w:t>Record formal overhead approval (or conditions for approval). Update Section 6 of this document.</w:t>
             </w:r>
@@ -2107,19 +2713,29 @@
         </w:tc>
         <w:tc>
           <w:tcPr>
-            <w:tcW w:type="dxa" w:w="2448"/>
-            <w:shd w:val="clear" w:color="auto" w:fill="FFFFFF"/>
+            <w:tcW w:type="dxa" w:w="3974"/>
+            <w:tcBorders>
+              <w:top w:val="single" w:sz="4" w:color="E2E8F0"/>
+              <w:left w:val="single" w:sz="4" w:color="E2E8F0"/>
+              <w:bottom w:val="single" w:sz="4" w:color="E2E8F0"/>
+              <w:right w:val="single" w:sz="4" w:color="E2E8F0"/>
+            </w:tcBorders>
+            <w:tcMar>
+              <w:top w:type="dxa" w:w="100"/>
+              <w:left w:type="dxa" w:w="160"/>
+              <w:bottom w:type="dxa" w:w="100"/>
+              <w:right w:type="dxa" w:w="160"/>
+            </w:tcMar>
+            <w:vAlign w:val="top"/>
           </w:tcPr>
           <w:p>
             <w:pPr>
-              <w:spacing w:before="60" w:after="60"/>
-              <w:ind w:left="72"/>
+              <w:spacing w:before="40" w:after="40"/>
             </w:pPr>
             <w:r>
               <w:rPr>
-                <w:rFonts w:ascii="Arial" w:hAnsi="Arial"/>
-                <w:color w:val="1F1F1F"/>
-                <w:sz w:val="19"/>
+                <w:rFonts w:ascii="Calibri" w:hAnsi="Calibri"/>
+                <w:sz w:val="20"/>
               </w:rPr>
               <w:t>This document</w:t>
             </w:r>
@@ -2129,39 +2745,22 @@
     </w:tbl>
     <w:p>
       <w:pPr>
-        <w:spacing w:after="100"/>
+        <w:spacing w:after="40"/>
       </w:pPr>
     </w:p>
     <w:p>
       <w:pPr>
-        <w:spacing w:before="320" w:after="100"/>
-        <w:pBdr>
-          <w:bottom w:val="single" w:sz="6" w:space="1" w:color="1B3A6B"/>
-        </w:pBdr>
+        <w:pStyle w:val="Heading1"/>
       </w:pPr>
       <w:r>
-        <w:rPr>
-          <w:rFonts w:ascii="Arial" w:hAnsi="Arial"/>
-          <w:b/>
-          <w:color w:val="1B3A6B"/>
-          <w:sz w:val="26"/>
-        </w:rPr>
-        <w:t>5. THE NUMBERS AT A GLANCE</w:t>
+        <w:t>5.  The Numbers at a Glance</w:t>
       </w:r>
     </w:p>
     <w:tbl>
       <w:tblPr>
         <w:tblW w:type="auto" w:w="0"/>
+        <w:jc w:val="left"/>
         <w:tblLook w:firstColumn="1" w:firstRow="1" w:lastColumn="0" w:lastRow="0" w:noHBand="0" w:noVBand="1" w:val="04A0"/>
-        <w:jc w:val="left"/>
-        <w:tblBorders>
-          <w:top w:val="none" w:sz="0" w:space="0" w:color="auto"/>
-          <w:left w:val="none" w:sz="0" w:space="0" w:color="auto"/>
-          <w:bottom w:val="none" w:sz="0" w:space="0" w:color="auto"/>
-          <w:right w:val="none" w:sz="0" w:space="0" w:color="auto"/>
-          <w:insideH w:val="none" w:sz="0" w:space="0" w:color="auto"/>
-          <w:insideV w:val="none" w:sz="0" w:space="0" w:color="auto"/>
-        </w:tblBorders>
       </w:tblPr>
       <w:tblGrid>
         <w:gridCol w:w="3120"/>
@@ -2169,42 +2768,69 @@
         <w:gridCol w:w="3120"/>
       </w:tblGrid>
       <w:tr>
+        <w:trPr>
+          <w:tblHeader/>
+        </w:trPr>
         <w:tc>
           <w:tcPr>
-            <w:tcW w:type="dxa" w:w="2880"/>
-            <w:shd w:val="clear" w:color="auto" w:fill="1B3A6B"/>
+            <w:tcW w:type="dxa" w:w="4032"/>
+            <w:tcBorders>
+              <w:top w:val="single" w:sz="4" w:color="E2E8F0"/>
+              <w:left w:val="single" w:sz="4" w:color="E2E8F0"/>
+              <w:bottom w:val="single" w:sz="4" w:color="E2E8F0"/>
+              <w:right w:val="single" w:sz="4" w:color="E2E8F0"/>
+            </w:tcBorders>
+            <w:shd w:val="clear" w:color="auto" w:fill="0B1F3A"/>
+            <w:tcMar>
+              <w:top w:type="dxa" w:w="120"/>
+              <w:left w:type="dxa" w:w="160"/>
+              <w:bottom w:type="dxa" w:w="120"/>
+              <w:right w:type="dxa" w:w="160"/>
+            </w:tcMar>
+            <w:vAlign w:val="center"/>
           </w:tcPr>
           <w:p>
             <w:pPr>
-              <w:spacing w:before="80" w:after="80"/>
-              <w:ind w:left="72"/>
+              <w:spacing w:before="40" w:after="40"/>
             </w:pPr>
             <w:r>
               <w:rPr>
-                <w:rFonts w:ascii="Arial" w:hAnsi="Arial"/>
+                <w:rFonts w:ascii="Calibri" w:hAnsi="Calibri"/>
                 <w:b/>
                 <w:color w:val="FFFFFF"/>
-                <w:sz w:val="20"/>
+                <w:sz w:val="22"/>
               </w:rPr>
             </w:r>
           </w:p>
         </w:tc>
         <w:tc>
           <w:tcPr>
-            <w:tcW w:type="dxa" w:w="3240"/>
-            <w:shd w:val="clear" w:color="auto" w:fill="1B3A6B"/>
+            <w:tcW w:type="dxa" w:w="4723"/>
+            <w:tcBorders>
+              <w:top w:val="single" w:sz="4" w:color="E2E8F0"/>
+              <w:left w:val="single" w:sz="4" w:color="E2E8F0"/>
+              <w:bottom w:val="single" w:sz="4" w:color="E2E8F0"/>
+              <w:right w:val="single" w:sz="4" w:color="E2E8F0"/>
+            </w:tcBorders>
+            <w:shd w:val="clear" w:color="auto" w:fill="0B1F3A"/>
+            <w:tcMar>
+              <w:top w:type="dxa" w:w="120"/>
+              <w:left w:type="dxa" w:w="160"/>
+              <w:bottom w:type="dxa" w:w="120"/>
+              <w:right w:type="dxa" w:w="160"/>
+            </w:tcMar>
+            <w:vAlign w:val="center"/>
           </w:tcPr>
           <w:p>
             <w:pPr>
-              <w:spacing w:before="80" w:after="80"/>
-              <w:ind w:left="72"/>
+              <w:spacing w:before="40" w:after="40"/>
             </w:pPr>
             <w:r>
               <w:rPr>
-                <w:rFonts w:ascii="Arial" w:hAnsi="Arial"/>
+                <w:rFonts w:ascii="Calibri" w:hAnsi="Calibri"/>
                 <w:b/>
                 <w:color w:val="FFFFFF"/>
-                <w:sz w:val="20"/>
+                <w:sz w:val="22"/>
               </w:rPr>
               <w:t>Blueprint A — Custom App</w:t>
             </w:r>
@@ -2212,20 +2838,32 @@
         </w:tc>
         <w:tc>
           <w:tcPr>
-            <w:tcW w:type="dxa" w:w="3240"/>
-            <w:shd w:val="clear" w:color="auto" w:fill="1B3A6B"/>
+            <w:tcW w:type="dxa" w:w="4723"/>
+            <w:tcBorders>
+              <w:top w:val="single" w:sz="4" w:color="E2E8F0"/>
+              <w:left w:val="single" w:sz="4" w:color="E2E8F0"/>
+              <w:bottom w:val="single" w:sz="4" w:color="E2E8F0"/>
+              <w:right w:val="single" w:sz="4" w:color="E2E8F0"/>
+            </w:tcBorders>
+            <w:shd w:val="clear" w:color="auto" w:fill="0B1F3A"/>
+            <w:tcMar>
+              <w:top w:type="dxa" w:w="120"/>
+              <w:left w:type="dxa" w:w="160"/>
+              <w:bottom w:type="dxa" w:w="120"/>
+              <w:right w:type="dxa" w:w="160"/>
+            </w:tcMar>
+            <w:vAlign w:val="center"/>
           </w:tcPr>
           <w:p>
             <w:pPr>
-              <w:spacing w:before="80" w:after="80"/>
-              <w:ind w:left="72"/>
+              <w:spacing w:before="40" w:after="40"/>
             </w:pPr>
             <w:r>
               <w:rPr>
-                <w:rFonts w:ascii="Arial" w:hAnsi="Arial"/>
+                <w:rFonts w:ascii="Calibri" w:hAnsi="Calibri"/>
                 <w:b/>
                 <w:color w:val="FFFFFF"/>
-                <w:sz w:val="20"/>
+                <w:sz w:val="22"/>
               </w:rPr>
               <w:t>Blueprint B — Table Extends</w:t>
             </w:r>
@@ -2235,19 +2873,30 @@
       <w:tr>
         <w:tc>
           <w:tcPr>
-            <w:tcW w:type="dxa" w:w="2880"/>
-            <w:shd w:val="clear" w:color="auto" w:fill="F2F2F2"/>
+            <w:tcW w:type="dxa" w:w="4032"/>
+            <w:tcBorders>
+              <w:top w:val="single" w:sz="4" w:color="E2E8F0"/>
+              <w:left w:val="single" w:sz="4" w:color="E2E8F0"/>
+              <w:bottom w:val="single" w:sz="4" w:color="E2E8F0"/>
+              <w:right w:val="single" w:sz="4" w:color="E2E8F0"/>
+            </w:tcBorders>
+            <w:shd w:val="clear" w:color="auto" w:fill="F8FAFC"/>
+            <w:tcMar>
+              <w:top w:type="dxa" w:w="100"/>
+              <w:left w:type="dxa" w:w="160"/>
+              <w:bottom w:type="dxa" w:w="100"/>
+              <w:right w:type="dxa" w:w="160"/>
+            </w:tcMar>
+            <w:vAlign w:val="top"/>
           </w:tcPr>
           <w:p>
             <w:pPr>
-              <w:spacing w:before="60" w:after="60"/>
-              <w:ind w:left="72"/>
+              <w:spacing w:before="40" w:after="40"/>
             </w:pPr>
             <w:r>
               <w:rPr>
-                <w:rFonts w:ascii="Arial" w:hAnsi="Arial"/>
-                <w:color w:val="1F1F1F"/>
-                <w:sz w:val="19"/>
+                <w:rFonts w:ascii="Calibri" w:hAnsi="Calibri"/>
+                <w:sz w:val="20"/>
               </w:rPr>
               <w:t>Duration</w:t>
             </w:r>
@@ -2255,19 +2904,30 @@
         </w:tc>
         <w:tc>
           <w:tcPr>
-            <w:tcW w:type="dxa" w:w="3240"/>
-            <w:shd w:val="clear" w:color="auto" w:fill="F2F2F2"/>
+            <w:tcW w:type="dxa" w:w="4723"/>
+            <w:tcBorders>
+              <w:top w:val="single" w:sz="4" w:color="E2E8F0"/>
+              <w:left w:val="single" w:sz="4" w:color="E2E8F0"/>
+              <w:bottom w:val="single" w:sz="4" w:color="E2E8F0"/>
+              <w:right w:val="single" w:sz="4" w:color="E2E8F0"/>
+            </w:tcBorders>
+            <w:shd w:val="clear" w:color="auto" w:fill="F8FAFC"/>
+            <w:tcMar>
+              <w:top w:type="dxa" w:w="100"/>
+              <w:left w:type="dxa" w:w="160"/>
+              <w:bottom w:type="dxa" w:w="100"/>
+              <w:right w:type="dxa" w:w="160"/>
+            </w:tcMar>
+            <w:vAlign w:val="top"/>
           </w:tcPr>
           <w:p>
             <w:pPr>
-              <w:spacing w:before="60" w:after="60"/>
-              <w:ind w:left="72"/>
+              <w:spacing w:before="40" w:after="40"/>
             </w:pPr>
             <w:r>
               <w:rPr>
-                <w:rFonts w:ascii="Arial" w:hAnsi="Arial"/>
-                <w:color w:val="1F1F1F"/>
-                <w:sz w:val="19"/>
+                <w:rFonts w:ascii="Calibri" w:hAnsi="Calibri"/>
+                <w:sz w:val="20"/>
               </w:rPr>
               <w:t>16–18 weeks</w:t>
             </w:r>
@@ -2275,19 +2935,30 @@
         </w:tc>
         <w:tc>
           <w:tcPr>
-            <w:tcW w:type="dxa" w:w="3240"/>
-            <w:shd w:val="clear" w:color="auto" w:fill="F2F2F2"/>
+            <w:tcW w:type="dxa" w:w="4723"/>
+            <w:tcBorders>
+              <w:top w:val="single" w:sz="4" w:color="E2E8F0"/>
+              <w:left w:val="single" w:sz="4" w:color="E2E8F0"/>
+              <w:bottom w:val="single" w:sz="4" w:color="E2E8F0"/>
+              <w:right w:val="single" w:sz="4" w:color="E2E8F0"/>
+            </w:tcBorders>
+            <w:shd w:val="clear" w:color="auto" w:fill="F8FAFC"/>
+            <w:tcMar>
+              <w:top w:type="dxa" w:w="100"/>
+              <w:left w:type="dxa" w:w="160"/>
+              <w:bottom w:type="dxa" w:w="100"/>
+              <w:right w:type="dxa" w:w="160"/>
+            </w:tcMar>
+            <w:vAlign w:val="top"/>
           </w:tcPr>
           <w:p>
             <w:pPr>
-              <w:spacing w:before="60" w:after="60"/>
-              <w:ind w:left="72"/>
+              <w:spacing w:before="40" w:after="40"/>
             </w:pPr>
             <w:r>
               <w:rPr>
-                <w:rFonts w:ascii="Arial" w:hAnsi="Arial"/>
-                <w:color w:val="1F1F1F"/>
-                <w:sz w:val="19"/>
+                <w:rFonts w:ascii="Calibri" w:hAnsi="Calibri"/>
+                <w:sz w:val="20"/>
               </w:rPr>
               <w:t>10–12 weeks</w:t>
             </w:r>
@@ -2297,19 +2968,29 @@
       <w:tr>
         <w:tc>
           <w:tcPr>
-            <w:tcW w:type="dxa" w:w="2880"/>
-            <w:shd w:val="clear" w:color="auto" w:fill="FFFFFF"/>
+            <w:tcW w:type="dxa" w:w="4032"/>
+            <w:tcBorders>
+              <w:top w:val="single" w:sz="4" w:color="E2E8F0"/>
+              <w:left w:val="single" w:sz="4" w:color="E2E8F0"/>
+              <w:bottom w:val="single" w:sz="4" w:color="E2E8F0"/>
+              <w:right w:val="single" w:sz="4" w:color="E2E8F0"/>
+            </w:tcBorders>
+            <w:tcMar>
+              <w:top w:type="dxa" w:w="100"/>
+              <w:left w:type="dxa" w:w="160"/>
+              <w:bottom w:type="dxa" w:w="100"/>
+              <w:right w:type="dxa" w:w="160"/>
+            </w:tcMar>
+            <w:vAlign w:val="top"/>
           </w:tcPr>
           <w:p>
             <w:pPr>
-              <w:spacing w:before="60" w:after="60"/>
-              <w:ind w:left="72"/>
+              <w:spacing w:before="40" w:after="40"/>
             </w:pPr>
             <w:r>
               <w:rPr>
-                <w:rFonts w:ascii="Arial" w:hAnsi="Arial"/>
-                <w:color w:val="1F1F1F"/>
-                <w:sz w:val="19"/>
+                <w:rFonts w:ascii="Calibri" w:hAnsi="Calibri"/>
+                <w:sz w:val="20"/>
               </w:rPr>
               <w:t>Total Hours</w:t>
             </w:r>
@@ -2317,19 +2998,29 @@
         </w:tc>
         <w:tc>
           <w:tcPr>
-            <w:tcW w:type="dxa" w:w="3240"/>
-            <w:shd w:val="clear" w:color="auto" w:fill="FFFFFF"/>
+            <w:tcW w:type="dxa" w:w="4723"/>
+            <w:tcBorders>
+              <w:top w:val="single" w:sz="4" w:color="E2E8F0"/>
+              <w:left w:val="single" w:sz="4" w:color="E2E8F0"/>
+              <w:bottom w:val="single" w:sz="4" w:color="E2E8F0"/>
+              <w:right w:val="single" w:sz="4" w:color="E2E8F0"/>
+            </w:tcBorders>
+            <w:tcMar>
+              <w:top w:type="dxa" w:w="100"/>
+              <w:left w:type="dxa" w:w="160"/>
+              <w:bottom w:type="dxa" w:w="100"/>
+              <w:right w:type="dxa" w:w="160"/>
+            </w:tcMar>
+            <w:vAlign w:val="top"/>
           </w:tcPr>
           <w:p>
             <w:pPr>
-              <w:spacing w:before="60" w:after="60"/>
-              <w:ind w:left="72"/>
+              <w:spacing w:before="40" w:after="40"/>
             </w:pPr>
             <w:r>
               <w:rPr>
-                <w:rFonts w:ascii="Arial" w:hAnsi="Arial"/>
-                <w:color w:val="1F1F1F"/>
-                <w:sz w:val="19"/>
+                <w:rFonts w:ascii="Calibri" w:hAnsi="Calibri"/>
+                <w:sz w:val="20"/>
               </w:rPr>
               <w:t>~1,400</w:t>
             </w:r>
@@ -2337,19 +3028,29 @@
         </w:tc>
         <w:tc>
           <w:tcPr>
-            <w:tcW w:type="dxa" w:w="3240"/>
-            <w:shd w:val="clear" w:color="auto" w:fill="FFFFFF"/>
+            <w:tcW w:type="dxa" w:w="4723"/>
+            <w:tcBorders>
+              <w:top w:val="single" w:sz="4" w:color="E2E8F0"/>
+              <w:left w:val="single" w:sz="4" w:color="E2E8F0"/>
+              <w:bottom w:val="single" w:sz="4" w:color="E2E8F0"/>
+              <w:right w:val="single" w:sz="4" w:color="E2E8F0"/>
+            </w:tcBorders>
+            <w:tcMar>
+              <w:top w:type="dxa" w:w="100"/>
+              <w:left w:type="dxa" w:w="160"/>
+              <w:bottom w:type="dxa" w:w="100"/>
+              <w:right w:type="dxa" w:w="160"/>
+            </w:tcMar>
+            <w:vAlign w:val="top"/>
           </w:tcPr>
           <w:p>
             <w:pPr>
-              <w:spacing w:before="60" w:after="60"/>
-              <w:ind w:left="72"/>
+              <w:spacing w:before="40" w:after="40"/>
             </w:pPr>
             <w:r>
               <w:rPr>
-                <w:rFonts w:ascii="Arial" w:hAnsi="Arial"/>
-                <w:color w:val="1F1F1F"/>
-                <w:sz w:val="19"/>
+                <w:rFonts w:ascii="Calibri" w:hAnsi="Calibri"/>
+                <w:sz w:val="20"/>
               </w:rPr>
               <w:t>~970</w:t>
             </w:r>
@@ -2359,19 +3060,30 @@
       <w:tr>
         <w:tc>
           <w:tcPr>
-            <w:tcW w:type="dxa" w:w="2880"/>
-            <w:shd w:val="clear" w:color="auto" w:fill="F2F2F2"/>
+            <w:tcW w:type="dxa" w:w="4032"/>
+            <w:tcBorders>
+              <w:top w:val="single" w:sz="4" w:color="E2E8F0"/>
+              <w:left w:val="single" w:sz="4" w:color="E2E8F0"/>
+              <w:bottom w:val="single" w:sz="4" w:color="E2E8F0"/>
+              <w:right w:val="single" w:sz="4" w:color="E2E8F0"/>
+            </w:tcBorders>
+            <w:shd w:val="clear" w:color="auto" w:fill="F8FAFC"/>
+            <w:tcMar>
+              <w:top w:type="dxa" w:w="100"/>
+              <w:left w:type="dxa" w:w="160"/>
+              <w:bottom w:type="dxa" w:w="100"/>
+              <w:right w:type="dxa" w:w="160"/>
+            </w:tcMar>
+            <w:vAlign w:val="top"/>
           </w:tcPr>
           <w:p>
             <w:pPr>
-              <w:spacing w:before="60" w:after="60"/>
-              <w:ind w:left="72"/>
+              <w:spacing w:before="40" w:after="40"/>
             </w:pPr>
             <w:r>
               <w:rPr>
-                <w:rFonts w:ascii="Arial" w:hAnsi="Arial"/>
-                <w:color w:val="1F1F1F"/>
-                <w:sz w:val="19"/>
+                <w:rFonts w:ascii="Calibri" w:hAnsi="Calibri"/>
+                <w:sz w:val="20"/>
               </w:rPr>
               <w:t>Lead Developer</w:t>
             </w:r>
@@ -2379,19 +3091,30 @@
         </w:tc>
         <w:tc>
           <w:tcPr>
-            <w:tcW w:type="dxa" w:w="3240"/>
-            <w:shd w:val="clear" w:color="auto" w:fill="F2F2F2"/>
+            <w:tcW w:type="dxa" w:w="4723"/>
+            <w:tcBorders>
+              <w:top w:val="single" w:sz="4" w:color="E2E8F0"/>
+              <w:left w:val="single" w:sz="4" w:color="E2E8F0"/>
+              <w:bottom w:val="single" w:sz="4" w:color="E2E8F0"/>
+              <w:right w:val="single" w:sz="4" w:color="E2E8F0"/>
+            </w:tcBorders>
+            <w:shd w:val="clear" w:color="auto" w:fill="F8FAFC"/>
+            <w:tcMar>
+              <w:top w:type="dxa" w:w="100"/>
+              <w:left w:type="dxa" w:w="160"/>
+              <w:bottom w:type="dxa" w:w="100"/>
+              <w:right w:type="dxa" w:w="160"/>
+            </w:tcMar>
+            <w:vAlign w:val="top"/>
           </w:tcPr>
           <w:p>
             <w:pPr>
-              <w:spacing w:before="60" w:after="60"/>
-              <w:ind w:left="72"/>
+              <w:spacing w:before="40" w:after="40"/>
             </w:pPr>
             <w:r>
               <w:rPr>
-                <w:rFonts w:ascii="Arial" w:hAnsi="Arial"/>
-                <w:color w:val="1F1F1F"/>
-                <w:sz w:val="19"/>
+                <w:rFonts w:ascii="Calibri" w:hAnsi="Calibri"/>
+                <w:sz w:val="20"/>
               </w:rPr>
               <w:t>Studio app dev</w:t>
             </w:r>
@@ -2399,19 +3122,30 @@
         </w:tc>
         <w:tc>
           <w:tcPr>
-            <w:tcW w:type="dxa" w:w="3240"/>
-            <w:shd w:val="clear" w:color="auto" w:fill="F2F2F2"/>
+            <w:tcW w:type="dxa" w:w="4723"/>
+            <w:tcBorders>
+              <w:top w:val="single" w:sz="4" w:color="E2E8F0"/>
+              <w:left w:val="single" w:sz="4" w:color="E2E8F0"/>
+              <w:bottom w:val="single" w:sz="4" w:color="E2E8F0"/>
+              <w:right w:val="single" w:sz="4" w:color="E2E8F0"/>
+            </w:tcBorders>
+            <w:shd w:val="clear" w:color="auto" w:fill="F8FAFC"/>
+            <w:tcMar>
+              <w:top w:type="dxa" w:w="100"/>
+              <w:left w:type="dxa" w:w="160"/>
+              <w:bottom w:type="dxa" w:w="100"/>
+              <w:right w:type="dxa" w:w="160"/>
+            </w:tcMar>
+            <w:vAlign w:val="top"/>
           </w:tcPr>
           <w:p>
             <w:pPr>
-              <w:spacing w:before="60" w:after="60"/>
-              <w:ind w:left="72"/>
+              <w:spacing w:before="40" w:after="40"/>
             </w:pPr>
             <w:r>
               <w:rPr>
-                <w:rFonts w:ascii="Arial" w:hAnsi="Arial"/>
-                <w:color w:val="1F1F1F"/>
-                <w:sz w:val="19"/>
+                <w:rFonts w:ascii="Calibri" w:hAnsi="Calibri"/>
+                <w:sz w:val="20"/>
               </w:rPr>
               <w:t>Configurator</w:t>
             </w:r>
@@ -2421,19 +3155,29 @@
       <w:tr>
         <w:tc>
           <w:tcPr>
-            <w:tcW w:type="dxa" w:w="2880"/>
-            <w:shd w:val="clear" w:color="auto" w:fill="FFFFFF"/>
+            <w:tcW w:type="dxa" w:w="4032"/>
+            <w:tcBorders>
+              <w:top w:val="single" w:sz="4" w:color="E2E8F0"/>
+              <w:left w:val="single" w:sz="4" w:color="E2E8F0"/>
+              <w:bottom w:val="single" w:sz="4" w:color="E2E8F0"/>
+              <w:right w:val="single" w:sz="4" w:color="E2E8F0"/>
+            </w:tcBorders>
+            <w:tcMar>
+              <w:top w:type="dxa" w:w="100"/>
+              <w:left w:type="dxa" w:w="160"/>
+              <w:bottom w:type="dxa" w:w="100"/>
+              <w:right w:type="dxa" w:w="160"/>
+            </w:tcMar>
+            <w:vAlign w:val="top"/>
           </w:tcPr>
           <w:p>
             <w:pPr>
-              <w:spacing w:before="60" w:after="60"/>
-              <w:ind w:left="72"/>
+              <w:spacing w:before="40" w:after="40"/>
             </w:pPr>
             <w:r>
               <w:rPr>
-                <w:rFonts w:ascii="Arial" w:hAnsi="Arial"/>
-                <w:color w:val="1F1F1F"/>
-                <w:sz w:val="19"/>
+                <w:rFonts w:ascii="Calibri" w:hAnsi="Calibri"/>
+                <w:sz w:val="20"/>
               </w:rPr>
               <w:t>Lead Developer Hours</w:t>
             </w:r>
@@ -2441,19 +3185,29 @@
         </w:tc>
         <w:tc>
           <w:tcPr>
-            <w:tcW w:type="dxa" w:w="3240"/>
-            <w:shd w:val="clear" w:color="auto" w:fill="FFFFFF"/>
+            <w:tcW w:type="dxa" w:w="4723"/>
+            <w:tcBorders>
+              <w:top w:val="single" w:sz="4" w:color="E2E8F0"/>
+              <w:left w:val="single" w:sz="4" w:color="E2E8F0"/>
+              <w:bottom w:val="single" w:sz="4" w:color="E2E8F0"/>
+              <w:right w:val="single" w:sz="4" w:color="E2E8F0"/>
+            </w:tcBorders>
+            <w:tcMar>
+              <w:top w:type="dxa" w:w="100"/>
+              <w:left w:type="dxa" w:w="160"/>
+              <w:bottom w:type="dxa" w:w="100"/>
+              <w:right w:type="dxa" w:w="160"/>
+            </w:tcMar>
+            <w:vAlign w:val="top"/>
           </w:tcPr>
           <w:p>
             <w:pPr>
-              <w:spacing w:before="60" w:after="60"/>
-              <w:ind w:left="72"/>
+              <w:spacing w:before="40" w:after="40"/>
             </w:pPr>
             <w:r>
               <w:rPr>
-                <w:rFonts w:ascii="Arial" w:hAnsi="Arial"/>
-                <w:color w:val="1F1F1F"/>
-                <w:sz w:val="19"/>
+                <w:rFonts w:ascii="Calibri" w:hAnsi="Calibri"/>
+                <w:sz w:val="20"/>
               </w:rPr>
               <w:t>648</w:t>
             </w:r>
@@ -2461,19 +3215,29 @@
         </w:tc>
         <w:tc>
           <w:tcPr>
-            <w:tcW w:type="dxa" w:w="3240"/>
-            <w:shd w:val="clear" w:color="auto" w:fill="FFFFFF"/>
+            <w:tcW w:type="dxa" w:w="4723"/>
+            <w:tcBorders>
+              <w:top w:val="single" w:sz="4" w:color="E2E8F0"/>
+              <w:left w:val="single" w:sz="4" w:color="E2E8F0"/>
+              <w:bottom w:val="single" w:sz="4" w:color="E2E8F0"/>
+              <w:right w:val="single" w:sz="4" w:color="E2E8F0"/>
+            </w:tcBorders>
+            <w:tcMar>
+              <w:top w:type="dxa" w:w="100"/>
+              <w:left w:type="dxa" w:w="160"/>
+              <w:bottom w:type="dxa" w:w="100"/>
+              <w:right w:type="dxa" w:w="160"/>
+            </w:tcMar>
+            <w:vAlign w:val="top"/>
           </w:tcPr>
           <w:p>
             <w:pPr>
-              <w:spacing w:before="60" w:after="60"/>
-              <w:ind w:left="72"/>
+              <w:spacing w:before="40" w:after="40"/>
             </w:pPr>
             <w:r>
               <w:rPr>
-                <w:rFonts w:ascii="Arial" w:hAnsi="Arial"/>
-                <w:color w:val="1F1F1F"/>
-                <w:sz w:val="19"/>
+                <w:rFonts w:ascii="Calibri" w:hAnsi="Calibri"/>
+                <w:sz w:val="20"/>
               </w:rPr>
               <w:t>468</w:t>
             </w:r>
@@ -2483,19 +3247,30 @@
       <w:tr>
         <w:tc>
           <w:tcPr>
-            <w:tcW w:type="dxa" w:w="2880"/>
-            <w:shd w:val="clear" w:color="auto" w:fill="F2F2F2"/>
+            <w:tcW w:type="dxa" w:w="4032"/>
+            <w:tcBorders>
+              <w:top w:val="single" w:sz="4" w:color="E2E8F0"/>
+              <w:left w:val="single" w:sz="4" w:color="E2E8F0"/>
+              <w:bottom w:val="single" w:sz="4" w:color="E2E8F0"/>
+              <w:right w:val="single" w:sz="4" w:color="E2E8F0"/>
+            </w:tcBorders>
+            <w:shd w:val="clear" w:color="auto" w:fill="F8FAFC"/>
+            <w:tcMar>
+              <w:top w:type="dxa" w:w="100"/>
+              <w:left w:type="dxa" w:w="160"/>
+              <w:bottom w:type="dxa" w:w="100"/>
+              <w:right w:type="dxa" w:w="160"/>
+            </w:tcMar>
+            <w:vAlign w:val="top"/>
           </w:tcPr>
           <w:p>
             <w:pPr>
-              <w:spacing w:before="60" w:after="60"/>
-              <w:ind w:left="72"/>
+              <w:spacing w:before="40" w:after="40"/>
             </w:pPr>
             <w:r>
               <w:rPr>
-                <w:rFonts w:ascii="Arial" w:hAnsi="Arial"/>
-                <w:color w:val="1F1F1F"/>
-                <w:sz w:val="19"/>
+                <w:rFonts w:ascii="Calibri" w:hAnsi="Calibri"/>
+                <w:sz w:val="20"/>
               </w:rPr>
               <w:t>Delivery Manager Hours</w:t>
             </w:r>
@@ -2503,19 +3278,30 @@
         </w:tc>
         <w:tc>
           <w:tcPr>
-            <w:tcW w:type="dxa" w:w="3240"/>
-            <w:shd w:val="clear" w:color="auto" w:fill="F2F2F2"/>
+            <w:tcW w:type="dxa" w:w="4723"/>
+            <w:tcBorders>
+              <w:top w:val="single" w:sz="4" w:color="E2E8F0"/>
+              <w:left w:val="single" w:sz="4" w:color="E2E8F0"/>
+              <w:bottom w:val="single" w:sz="4" w:color="E2E8F0"/>
+              <w:right w:val="single" w:sz="4" w:color="E2E8F0"/>
+            </w:tcBorders>
+            <w:shd w:val="clear" w:color="auto" w:fill="F8FAFC"/>
+            <w:tcMar>
+              <w:top w:type="dxa" w:w="100"/>
+              <w:left w:type="dxa" w:w="160"/>
+              <w:bottom w:type="dxa" w:w="100"/>
+              <w:right w:type="dxa" w:w="160"/>
+            </w:tcMar>
+            <w:vAlign w:val="top"/>
           </w:tcPr>
           <w:p>
             <w:pPr>
-              <w:spacing w:before="60" w:after="60"/>
-              <w:ind w:left="72"/>
+              <w:spacing w:before="40" w:after="40"/>
             </w:pPr>
             <w:r>
               <w:rPr>
-                <w:rFonts w:ascii="Arial" w:hAnsi="Arial"/>
-                <w:color w:val="1F1F1F"/>
-                <w:sz w:val="19"/>
+                <w:rFonts w:ascii="Calibri" w:hAnsi="Calibri"/>
+                <w:sz w:val="20"/>
               </w:rPr>
               <w:t>240</w:t>
             </w:r>
@@ -2523,19 +3309,30 @@
         </w:tc>
         <w:tc>
           <w:tcPr>
-            <w:tcW w:type="dxa" w:w="3240"/>
-            <w:shd w:val="clear" w:color="auto" w:fill="F2F2F2"/>
+            <w:tcW w:type="dxa" w:w="4723"/>
+            <w:tcBorders>
+              <w:top w:val="single" w:sz="4" w:color="E2E8F0"/>
+              <w:left w:val="single" w:sz="4" w:color="E2E8F0"/>
+              <w:bottom w:val="single" w:sz="4" w:color="E2E8F0"/>
+              <w:right w:val="single" w:sz="4" w:color="E2E8F0"/>
+            </w:tcBorders>
+            <w:shd w:val="clear" w:color="auto" w:fill="F8FAFC"/>
+            <w:tcMar>
+              <w:top w:type="dxa" w:w="100"/>
+              <w:left w:type="dxa" w:w="160"/>
+              <w:bottom w:type="dxa" w:w="100"/>
+              <w:right w:type="dxa" w:w="160"/>
+            </w:tcMar>
+            <w:vAlign w:val="top"/>
           </w:tcPr>
           <w:p>
             <w:pPr>
-              <w:spacing w:before="60" w:after="60"/>
-              <w:ind w:left="72"/>
+              <w:spacing w:before="40" w:after="40"/>
             </w:pPr>
             <w:r>
               <w:rPr>
-                <w:rFonts w:ascii="Arial" w:hAnsi="Arial"/>
-                <w:color w:val="1F1F1F"/>
-                <w:sz w:val="19"/>
+                <w:rFonts w:ascii="Calibri" w:hAnsi="Calibri"/>
+                <w:sz w:val="20"/>
               </w:rPr>
               <w:t>178</w:t>
             </w:r>
@@ -2545,19 +3342,29 @@
       <w:tr>
         <w:tc>
           <w:tcPr>
-            <w:tcW w:type="dxa" w:w="2880"/>
-            <w:shd w:val="clear" w:color="auto" w:fill="FFFFFF"/>
+            <w:tcW w:type="dxa" w:w="4032"/>
+            <w:tcBorders>
+              <w:top w:val="single" w:sz="4" w:color="E2E8F0"/>
+              <w:left w:val="single" w:sz="4" w:color="E2E8F0"/>
+              <w:bottom w:val="single" w:sz="4" w:color="E2E8F0"/>
+              <w:right w:val="single" w:sz="4" w:color="E2E8F0"/>
+            </w:tcBorders>
+            <w:tcMar>
+              <w:top w:type="dxa" w:w="100"/>
+              <w:left w:type="dxa" w:w="160"/>
+              <w:bottom w:type="dxa" w:w="100"/>
+              <w:right w:type="dxa" w:w="160"/>
+            </w:tcMar>
+            <w:vAlign w:val="top"/>
           </w:tcPr>
           <w:p>
             <w:pPr>
-              <w:spacing w:before="60" w:after="60"/>
-              <w:ind w:left="72"/>
+              <w:spacing w:before="40" w:after="40"/>
             </w:pPr>
             <w:r>
               <w:rPr>
-                <w:rFonts w:ascii="Arial" w:hAnsi="Arial"/>
-                <w:color w:val="1F1F1F"/>
-                <w:sz w:val="19"/>
+                <w:rFonts w:ascii="Calibri" w:hAnsi="Calibri"/>
+                <w:sz w:val="20"/>
               </w:rPr>
               <w:t>Content Owner Hours</w:t>
             </w:r>
@@ -2565,19 +3372,29 @@
         </w:tc>
         <w:tc>
           <w:tcPr>
-            <w:tcW w:type="dxa" w:w="3240"/>
-            <w:shd w:val="clear" w:color="auto" w:fill="FFFFFF"/>
+            <w:tcW w:type="dxa" w:w="4723"/>
+            <w:tcBorders>
+              <w:top w:val="single" w:sz="4" w:color="E2E8F0"/>
+              <w:left w:val="single" w:sz="4" w:color="E2E8F0"/>
+              <w:bottom w:val="single" w:sz="4" w:color="E2E8F0"/>
+              <w:right w:val="single" w:sz="4" w:color="E2E8F0"/>
+            </w:tcBorders>
+            <w:tcMar>
+              <w:top w:type="dxa" w:w="100"/>
+              <w:left w:type="dxa" w:w="160"/>
+              <w:bottom w:type="dxa" w:w="100"/>
+              <w:right w:type="dxa" w:w="160"/>
+            </w:tcMar>
+            <w:vAlign w:val="top"/>
           </w:tcPr>
           <w:p>
             <w:pPr>
-              <w:spacing w:before="60" w:after="60"/>
-              <w:ind w:left="72"/>
+              <w:spacing w:before="40" w:after="40"/>
             </w:pPr>
             <w:r>
               <w:rPr>
-                <w:rFonts w:ascii="Arial" w:hAnsi="Arial"/>
-                <w:color w:val="1F1F1F"/>
-                <w:sz w:val="19"/>
+                <w:rFonts w:ascii="Calibri" w:hAnsi="Calibri"/>
+                <w:sz w:val="20"/>
               </w:rPr>
               <w:t>228</w:t>
             </w:r>
@@ -2585,19 +3402,29 @@
         </w:tc>
         <w:tc>
           <w:tcPr>
-            <w:tcW w:type="dxa" w:w="3240"/>
-            <w:shd w:val="clear" w:color="auto" w:fill="FFFFFF"/>
+            <w:tcW w:type="dxa" w:w="4723"/>
+            <w:tcBorders>
+              <w:top w:val="single" w:sz="4" w:color="E2E8F0"/>
+              <w:left w:val="single" w:sz="4" w:color="E2E8F0"/>
+              <w:bottom w:val="single" w:sz="4" w:color="E2E8F0"/>
+              <w:right w:val="single" w:sz="4" w:color="E2E8F0"/>
+            </w:tcBorders>
+            <w:tcMar>
+              <w:top w:type="dxa" w:w="100"/>
+              <w:left w:type="dxa" w:w="160"/>
+              <w:bottom w:type="dxa" w:w="100"/>
+              <w:right w:type="dxa" w:w="160"/>
+            </w:tcMar>
+            <w:vAlign w:val="top"/>
           </w:tcPr>
           <w:p>
             <w:pPr>
-              <w:spacing w:before="60" w:after="60"/>
-              <w:ind w:left="72"/>
+              <w:spacing w:before="40" w:after="40"/>
             </w:pPr>
             <w:r>
               <w:rPr>
-                <w:rFonts w:ascii="Arial" w:hAnsi="Arial"/>
-                <w:color w:val="1F1F1F"/>
-                <w:sz w:val="19"/>
+                <w:rFonts w:ascii="Calibri" w:hAnsi="Calibri"/>
+                <w:sz w:val="20"/>
               </w:rPr>
               <w:t>156</w:t>
             </w:r>
@@ -2607,19 +3434,30 @@
       <w:tr>
         <w:tc>
           <w:tcPr>
-            <w:tcW w:type="dxa" w:w="2880"/>
-            <w:shd w:val="clear" w:color="auto" w:fill="F2F2F2"/>
+            <w:tcW w:type="dxa" w:w="4032"/>
+            <w:tcBorders>
+              <w:top w:val="single" w:sz="4" w:color="E2E8F0"/>
+              <w:left w:val="single" w:sz="4" w:color="E2E8F0"/>
+              <w:bottom w:val="single" w:sz="4" w:color="E2E8F0"/>
+              <w:right w:val="single" w:sz="4" w:color="E2E8F0"/>
+            </w:tcBorders>
+            <w:shd w:val="clear" w:color="auto" w:fill="F8FAFC"/>
+            <w:tcMar>
+              <w:top w:type="dxa" w:w="100"/>
+              <w:left w:type="dxa" w:w="160"/>
+              <w:bottom w:type="dxa" w:w="100"/>
+              <w:right w:type="dxa" w:w="160"/>
+            </w:tcMar>
+            <w:vAlign w:val="top"/>
           </w:tcPr>
           <w:p>
             <w:pPr>
-              <w:spacing w:before="60" w:after="60"/>
-              <w:ind w:left="72"/>
+              <w:spacing w:before="40" w:after="40"/>
             </w:pPr>
             <w:r>
               <w:rPr>
-                <w:rFonts w:ascii="Arial" w:hAnsi="Arial"/>
-                <w:color w:val="1F1F1F"/>
-                <w:sz w:val="19"/>
+                <w:rFonts w:ascii="Calibri" w:hAnsi="Calibri"/>
+                <w:sz w:val="20"/>
               </w:rPr>
               <w:t>QA Hours</w:t>
             </w:r>
@@ -2627,19 +3465,30 @@
         </w:tc>
         <w:tc>
           <w:tcPr>
-            <w:tcW w:type="dxa" w:w="3240"/>
-            <w:shd w:val="clear" w:color="auto" w:fill="F2F2F2"/>
+            <w:tcW w:type="dxa" w:w="4723"/>
+            <w:tcBorders>
+              <w:top w:val="single" w:sz="4" w:color="E2E8F0"/>
+              <w:left w:val="single" w:sz="4" w:color="E2E8F0"/>
+              <w:bottom w:val="single" w:sz="4" w:color="E2E8F0"/>
+              <w:right w:val="single" w:sz="4" w:color="E2E8F0"/>
+            </w:tcBorders>
+            <w:shd w:val="clear" w:color="auto" w:fill="F8FAFC"/>
+            <w:tcMar>
+              <w:top w:type="dxa" w:w="100"/>
+              <w:left w:type="dxa" w:w="160"/>
+              <w:bottom w:type="dxa" w:w="100"/>
+              <w:right w:type="dxa" w:w="160"/>
+            </w:tcMar>
+            <w:vAlign w:val="top"/>
           </w:tcPr>
           <w:p>
             <w:pPr>
-              <w:spacing w:before="60" w:after="60"/>
-              <w:ind w:left="72"/>
+              <w:spacing w:before="40" w:after="40"/>
             </w:pPr>
             <w:r>
               <w:rPr>
-                <w:rFonts w:ascii="Arial" w:hAnsi="Arial"/>
-                <w:color w:val="1F1F1F"/>
-                <w:sz w:val="19"/>
+                <w:rFonts w:ascii="Calibri" w:hAnsi="Calibri"/>
+                <w:sz w:val="20"/>
               </w:rPr>
               <w:t>264</w:t>
             </w:r>
@@ -2647,19 +3496,30 @@
         </w:tc>
         <w:tc>
           <w:tcPr>
-            <w:tcW w:type="dxa" w:w="3240"/>
-            <w:shd w:val="clear" w:color="auto" w:fill="F2F2F2"/>
+            <w:tcW w:type="dxa" w:w="4723"/>
+            <w:tcBorders>
+              <w:top w:val="single" w:sz="4" w:color="E2E8F0"/>
+              <w:left w:val="single" w:sz="4" w:color="E2E8F0"/>
+              <w:bottom w:val="single" w:sz="4" w:color="E2E8F0"/>
+              <w:right w:val="single" w:sz="4" w:color="E2E8F0"/>
+            </w:tcBorders>
+            <w:shd w:val="clear" w:color="auto" w:fill="F8FAFC"/>
+            <w:tcMar>
+              <w:top w:type="dxa" w:w="100"/>
+              <w:left w:type="dxa" w:w="160"/>
+              <w:bottom w:type="dxa" w:w="100"/>
+              <w:right w:type="dxa" w:w="160"/>
+            </w:tcMar>
+            <w:vAlign w:val="top"/>
           </w:tcPr>
           <w:p>
             <w:pPr>
-              <w:spacing w:before="60" w:after="60"/>
-              <w:ind w:left="72"/>
+              <w:spacing w:before="40" w:after="40"/>
             </w:pPr>
             <w:r>
               <w:rPr>
-                <w:rFonts w:ascii="Arial" w:hAnsi="Arial"/>
-                <w:color w:val="1F1F1F"/>
-                <w:sz w:val="19"/>
+                <w:rFonts w:ascii="Calibri" w:hAnsi="Calibri"/>
+                <w:sz w:val="20"/>
               </w:rPr>
               <w:t>148</w:t>
             </w:r>
@@ -2669,19 +3529,29 @@
       <w:tr>
         <w:tc>
           <w:tcPr>
-            <w:tcW w:type="dxa" w:w="2880"/>
-            <w:shd w:val="clear" w:color="auto" w:fill="FFFFFF"/>
+            <w:tcW w:type="dxa" w:w="4032"/>
+            <w:tcBorders>
+              <w:top w:val="single" w:sz="4" w:color="E2E8F0"/>
+              <w:left w:val="single" w:sz="4" w:color="E2E8F0"/>
+              <w:bottom w:val="single" w:sz="4" w:color="E2E8F0"/>
+              <w:right w:val="single" w:sz="4" w:color="E2E8F0"/>
+            </w:tcBorders>
+            <w:tcMar>
+              <w:top w:type="dxa" w:w="100"/>
+              <w:left w:type="dxa" w:w="160"/>
+              <w:bottom w:type="dxa" w:w="100"/>
+              <w:right w:type="dxa" w:w="160"/>
+            </w:tcMar>
+            <w:vAlign w:val="top"/>
           </w:tcPr>
           <w:p>
             <w:pPr>
-              <w:spacing w:before="60" w:after="60"/>
-              <w:ind w:left="72"/>
+              <w:spacing w:before="40" w:after="40"/>
             </w:pPr>
             <w:r>
               <w:rPr>
-                <w:rFonts w:ascii="Arial" w:hAnsi="Arial"/>
-                <w:color w:val="1F1F1F"/>
-                <w:sz w:val="19"/>
+                <w:rFonts w:ascii="Calibri" w:hAnsi="Calibri"/>
+                <w:sz w:val="20"/>
               </w:rPr>
               <w:t>Practice Leader Hours</w:t>
             </w:r>
@@ -2689,19 +3559,29 @@
         </w:tc>
         <w:tc>
           <w:tcPr>
-            <w:tcW w:type="dxa" w:w="3240"/>
-            <w:shd w:val="clear" w:color="auto" w:fill="FFFFFF"/>
+            <w:tcW w:type="dxa" w:w="4723"/>
+            <w:tcBorders>
+              <w:top w:val="single" w:sz="4" w:color="E2E8F0"/>
+              <w:left w:val="single" w:sz="4" w:color="E2E8F0"/>
+              <w:bottom w:val="single" w:sz="4" w:color="E2E8F0"/>
+              <w:right w:val="single" w:sz="4" w:color="E2E8F0"/>
+            </w:tcBorders>
+            <w:tcMar>
+              <w:top w:type="dxa" w:w="100"/>
+              <w:left w:type="dxa" w:w="160"/>
+              <w:bottom w:type="dxa" w:w="100"/>
+              <w:right w:type="dxa" w:w="160"/>
+            </w:tcMar>
+            <w:vAlign w:val="top"/>
           </w:tcPr>
           <w:p>
             <w:pPr>
-              <w:spacing w:before="60" w:after="60"/>
-              <w:ind w:left="72"/>
+              <w:spacing w:before="40" w:after="40"/>
             </w:pPr>
             <w:r>
               <w:rPr>
-                <w:rFonts w:ascii="Arial" w:hAnsi="Arial"/>
-                <w:color w:val="1F1F1F"/>
-                <w:sz w:val="19"/>
+                <w:rFonts w:ascii="Calibri" w:hAnsi="Calibri"/>
+                <w:sz w:val="20"/>
               </w:rPr>
               <w:t>20</w:t>
             </w:r>
@@ -2709,19 +3589,29 @@
         </w:tc>
         <w:tc>
           <w:tcPr>
-            <w:tcW w:type="dxa" w:w="3240"/>
-            <w:shd w:val="clear" w:color="auto" w:fill="FFFFFF"/>
+            <w:tcW w:type="dxa" w:w="4723"/>
+            <w:tcBorders>
+              <w:top w:val="single" w:sz="4" w:color="E2E8F0"/>
+              <w:left w:val="single" w:sz="4" w:color="E2E8F0"/>
+              <w:bottom w:val="single" w:sz="4" w:color="E2E8F0"/>
+              <w:right w:val="single" w:sz="4" w:color="E2E8F0"/>
+            </w:tcBorders>
+            <w:tcMar>
+              <w:top w:type="dxa" w:w="100"/>
+              <w:left w:type="dxa" w:w="160"/>
+              <w:bottom w:type="dxa" w:w="100"/>
+              <w:right w:type="dxa" w:w="160"/>
+            </w:tcMar>
+            <w:vAlign w:val="top"/>
           </w:tcPr>
           <w:p>
             <w:pPr>
-              <w:spacing w:before="60" w:after="60"/>
-              <w:ind w:left="72"/>
+              <w:spacing w:before="40" w:after="40"/>
             </w:pPr>
             <w:r>
               <w:rPr>
-                <w:rFonts w:ascii="Arial" w:hAnsi="Arial"/>
-                <w:color w:val="1F1F1F"/>
-                <w:sz w:val="19"/>
+                <w:rFonts w:ascii="Calibri" w:hAnsi="Calibri"/>
+                <w:sz w:val="20"/>
               </w:rPr>
               <w:t>20</w:t>
             </w:r>
@@ -2731,19 +3621,30 @@
       <w:tr>
         <w:tc>
           <w:tcPr>
-            <w:tcW w:type="dxa" w:w="2880"/>
-            <w:shd w:val="clear" w:color="auto" w:fill="F2F2F2"/>
+            <w:tcW w:type="dxa" w:w="4032"/>
+            <w:tcBorders>
+              <w:top w:val="single" w:sz="4" w:color="E2E8F0"/>
+              <w:left w:val="single" w:sz="4" w:color="E2E8F0"/>
+              <w:bottom w:val="single" w:sz="4" w:color="E2E8F0"/>
+              <w:right w:val="single" w:sz="4" w:color="E2E8F0"/>
+            </w:tcBorders>
+            <w:shd w:val="clear" w:color="auto" w:fill="F8FAFC"/>
+            <w:tcMar>
+              <w:top w:type="dxa" w:w="100"/>
+              <w:left w:type="dxa" w:w="160"/>
+              <w:bottom w:type="dxa" w:w="100"/>
+              <w:right w:type="dxa" w:w="160"/>
+            </w:tcMar>
+            <w:vAlign w:val="top"/>
           </w:tcPr>
           <w:p>
             <w:pPr>
-              <w:spacing w:before="60" w:after="60"/>
-              <w:ind w:left="72"/>
+              <w:spacing w:before="40" w:after="40"/>
             </w:pPr>
             <w:r>
               <w:rPr>
-                <w:rFonts w:ascii="Arial" w:hAnsi="Arial"/>
-                <w:color w:val="1F1F1F"/>
-                <w:sz w:val="19"/>
+                <w:rFonts w:ascii="Calibri" w:hAnsi="Calibri"/>
+                <w:sz w:val="20"/>
               </w:rPr>
               <w:t>App Engine SKU Required</w:t>
             </w:r>
@@ -2751,19 +3652,30 @@
         </w:tc>
         <w:tc>
           <w:tcPr>
-            <w:tcW w:type="dxa" w:w="3240"/>
-            <w:shd w:val="clear" w:color="auto" w:fill="F2F2F2"/>
+            <w:tcW w:type="dxa" w:w="4723"/>
+            <w:tcBorders>
+              <w:top w:val="single" w:sz="4" w:color="E2E8F0"/>
+              <w:left w:val="single" w:sz="4" w:color="E2E8F0"/>
+              <w:bottom w:val="single" w:sz="4" w:color="E2E8F0"/>
+              <w:right w:val="single" w:sz="4" w:color="E2E8F0"/>
+            </w:tcBorders>
+            <w:shd w:val="clear" w:color="auto" w:fill="F8FAFC"/>
+            <w:tcMar>
+              <w:top w:type="dxa" w:w="100"/>
+              <w:left w:type="dxa" w:w="160"/>
+              <w:bottom w:type="dxa" w:w="100"/>
+              <w:right w:type="dxa" w:w="160"/>
+            </w:tcMar>
+            <w:vAlign w:val="top"/>
           </w:tcPr>
           <w:p>
             <w:pPr>
-              <w:spacing w:before="60" w:after="60"/>
-              <w:ind w:left="72"/>
+              <w:spacing w:before="40" w:after="40"/>
             </w:pPr>
             <w:r>
               <w:rPr>
-                <w:rFonts w:ascii="Arial" w:hAnsi="Arial"/>
-                <w:color w:val="1F1F1F"/>
-                <w:sz w:val="19"/>
+                <w:rFonts w:ascii="Calibri" w:hAnsi="Calibri"/>
+                <w:sz w:val="20"/>
               </w:rPr>
               <w:t>Yes</w:t>
             </w:r>
@@ -2771,19 +3683,30 @@
         </w:tc>
         <w:tc>
           <w:tcPr>
-            <w:tcW w:type="dxa" w:w="3240"/>
-            <w:shd w:val="clear" w:color="auto" w:fill="F2F2F2"/>
+            <w:tcW w:type="dxa" w:w="4723"/>
+            <w:tcBorders>
+              <w:top w:val="single" w:sz="4" w:color="E2E8F0"/>
+              <w:left w:val="single" w:sz="4" w:color="E2E8F0"/>
+              <w:bottom w:val="single" w:sz="4" w:color="E2E8F0"/>
+              <w:right w:val="single" w:sz="4" w:color="E2E8F0"/>
+            </w:tcBorders>
+            <w:shd w:val="clear" w:color="auto" w:fill="F8FAFC"/>
+            <w:tcMar>
+              <w:top w:type="dxa" w:w="100"/>
+              <w:left w:type="dxa" w:w="160"/>
+              <w:bottom w:type="dxa" w:w="100"/>
+              <w:right w:type="dxa" w:w="160"/>
+            </w:tcMar>
+            <w:vAlign w:val="top"/>
           </w:tcPr>
           <w:p>
             <w:pPr>
-              <w:spacing w:before="60" w:after="60"/>
-              <w:ind w:left="72"/>
+              <w:spacing w:before="40" w:after="40"/>
             </w:pPr>
             <w:r>
               <w:rPr>
-                <w:rFonts w:ascii="Arial" w:hAnsi="Arial"/>
-                <w:color w:val="1F1F1F"/>
-                <w:sz w:val="19"/>
+                <w:rFonts w:ascii="Calibri" w:hAnsi="Calibri"/>
+                <w:sz w:val="20"/>
               </w:rPr>
               <w:t>No</w:t>
             </w:r>
@@ -2793,19 +3716,29 @@
       <w:tr>
         <w:tc>
           <w:tcPr>
-            <w:tcW w:type="dxa" w:w="2880"/>
-            <w:shd w:val="clear" w:color="auto" w:fill="FFFFFF"/>
+            <w:tcW w:type="dxa" w:w="4032"/>
+            <w:tcBorders>
+              <w:top w:val="single" w:sz="4" w:color="E2E8F0"/>
+              <w:left w:val="single" w:sz="4" w:color="E2E8F0"/>
+              <w:bottom w:val="single" w:sz="4" w:color="E2E8F0"/>
+              <w:right w:val="single" w:sz="4" w:color="E2E8F0"/>
+            </w:tcBorders>
+            <w:tcMar>
+              <w:top w:type="dxa" w:w="100"/>
+              <w:left w:type="dxa" w:w="160"/>
+              <w:bottom w:type="dxa" w:w="100"/>
+              <w:right w:type="dxa" w:w="160"/>
+            </w:tcMar>
+            <w:vAlign w:val="top"/>
           </w:tcPr>
           <w:p>
             <w:pPr>
-              <w:spacing w:before="60" w:after="60"/>
-              <w:ind w:left="72"/>
+              <w:spacing w:before="40" w:after="40"/>
             </w:pPr>
             <w:r>
               <w:rPr>
-                <w:rFonts w:ascii="Arial" w:hAnsi="Arial"/>
-                <w:color w:val="1F1F1F"/>
-                <w:sz w:val="19"/>
+                <w:rFonts w:ascii="Calibri" w:hAnsi="Calibri"/>
+                <w:sz w:val="20"/>
               </w:rPr>
               <w:t>Store Path</w:t>
             </w:r>
@@ -2813,19 +3746,29 @@
         </w:tc>
         <w:tc>
           <w:tcPr>
-            <w:tcW w:type="dxa" w:w="3240"/>
-            <w:shd w:val="clear" w:color="auto" w:fill="FFFFFF"/>
+            <w:tcW w:type="dxa" w:w="4723"/>
+            <w:tcBorders>
+              <w:top w:val="single" w:sz="4" w:color="E2E8F0"/>
+              <w:left w:val="single" w:sz="4" w:color="E2E8F0"/>
+              <w:bottom w:val="single" w:sz="4" w:color="E2E8F0"/>
+              <w:right w:val="single" w:sz="4" w:color="E2E8F0"/>
+            </w:tcBorders>
+            <w:tcMar>
+              <w:top w:type="dxa" w:w="100"/>
+              <w:left w:type="dxa" w:w="160"/>
+              <w:bottom w:type="dxa" w:w="100"/>
+              <w:right w:type="dxa" w:w="160"/>
+            </w:tcMar>
+            <w:vAlign w:val="top"/>
           </w:tcPr>
           <w:p>
             <w:pPr>
-              <w:spacing w:before="60" w:after="60"/>
-              <w:ind w:left="72"/>
+              <w:spacing w:before="40" w:after="40"/>
             </w:pPr>
             <w:r>
               <w:rPr>
-                <w:rFonts w:ascii="Arial" w:hAnsi="Arial"/>
-                <w:color w:val="1F1F1F"/>
-                <w:sz w:val="19"/>
+                <w:rFonts w:ascii="Calibri" w:hAnsi="Calibri"/>
+                <w:sz w:val="20"/>
               </w:rPr>
               <w:t>Clean</w:t>
             </w:r>
@@ -2833,19 +3776,29 @@
         </w:tc>
         <w:tc>
           <w:tcPr>
-            <w:tcW w:type="dxa" w:w="3240"/>
-            <w:shd w:val="clear" w:color="auto" w:fill="FFFFFF"/>
+            <w:tcW w:type="dxa" w:w="4723"/>
+            <w:tcBorders>
+              <w:top w:val="single" w:sz="4" w:color="E2E8F0"/>
+              <w:left w:val="single" w:sz="4" w:color="E2E8F0"/>
+              <w:bottom w:val="single" w:sz="4" w:color="E2E8F0"/>
+              <w:right w:val="single" w:sz="4" w:color="E2E8F0"/>
+            </w:tcBorders>
+            <w:tcMar>
+              <w:top w:type="dxa" w:w="100"/>
+              <w:left w:type="dxa" w:w="160"/>
+              <w:bottom w:type="dxa" w:w="100"/>
+              <w:right w:type="dxa" w:w="160"/>
+            </w:tcMar>
+            <w:vAlign w:val="top"/>
           </w:tcPr>
           <w:p>
             <w:pPr>
-              <w:spacing w:before="60" w:after="60"/>
-              <w:ind w:left="72"/>
+              <w:spacing w:before="40" w:after="40"/>
             </w:pPr>
             <w:r>
               <w:rPr>
-                <w:rFonts w:ascii="Arial" w:hAnsi="Arial"/>
-                <w:color w:val="1F1F1F"/>
-                <w:sz w:val="19"/>
+                <w:rFonts w:ascii="Calibri" w:hAnsi="Calibri"/>
+                <w:sz w:val="20"/>
               </w:rPr>
               <w:t>Difficult</w:t>
             </w:r>
@@ -2855,19 +3808,30 @@
       <w:tr>
         <w:tc>
           <w:tcPr>
-            <w:tcW w:type="dxa" w:w="2880"/>
-            <w:shd w:val="clear" w:color="auto" w:fill="F2F2F2"/>
+            <w:tcW w:type="dxa" w:w="4032"/>
+            <w:tcBorders>
+              <w:top w:val="single" w:sz="4" w:color="E2E8F0"/>
+              <w:left w:val="single" w:sz="4" w:color="E2E8F0"/>
+              <w:bottom w:val="single" w:sz="4" w:color="E2E8F0"/>
+              <w:right w:val="single" w:sz="4" w:color="E2E8F0"/>
+            </w:tcBorders>
+            <w:shd w:val="clear" w:color="auto" w:fill="F8FAFC"/>
+            <w:tcMar>
+              <w:top w:type="dxa" w:w="100"/>
+              <w:left w:type="dxa" w:w="160"/>
+              <w:bottom w:type="dxa" w:w="100"/>
+              <w:right w:type="dxa" w:w="160"/>
+            </w:tcMar>
+            <w:vAlign w:val="top"/>
           </w:tcPr>
           <w:p>
             <w:pPr>
-              <w:spacing w:before="60" w:after="60"/>
-              <w:ind w:left="72"/>
+              <w:spacing w:before="40" w:after="40"/>
             </w:pPr>
             <w:r>
               <w:rPr>
-                <w:rFonts w:ascii="Arial" w:hAnsi="Arial"/>
-                <w:color w:val="1F1F1F"/>
-                <w:sz w:val="19"/>
+                <w:rFonts w:ascii="Calibri" w:hAnsi="Calibri"/>
+                <w:sz w:val="20"/>
               </w:rPr>
               <w:t>First Engagement Deploy</w:t>
             </w:r>
@@ -2875,19 +3839,30 @@
         </w:tc>
         <w:tc>
           <w:tcPr>
-            <w:tcW w:type="dxa" w:w="3240"/>
-            <w:shd w:val="clear" w:color="auto" w:fill="F2F2F2"/>
+            <w:tcW w:type="dxa" w:w="4723"/>
+            <w:tcBorders>
+              <w:top w:val="single" w:sz="4" w:color="E2E8F0"/>
+              <w:left w:val="single" w:sz="4" w:color="E2E8F0"/>
+              <w:bottom w:val="single" w:sz="4" w:color="E2E8F0"/>
+              <w:right w:val="single" w:sz="4" w:color="E2E8F0"/>
+            </w:tcBorders>
+            <w:shd w:val="clear" w:color="auto" w:fill="F8FAFC"/>
+            <w:tcMar>
+              <w:top w:type="dxa" w:w="100"/>
+              <w:left w:type="dxa" w:w="160"/>
+              <w:bottom w:type="dxa" w:w="100"/>
+              <w:right w:type="dxa" w:w="160"/>
+            </w:tcMar>
+            <w:vAlign w:val="top"/>
           </w:tcPr>
           <w:p>
             <w:pPr>
-              <w:spacing w:before="60" w:after="60"/>
-              <w:ind w:left="72"/>
+              <w:spacing w:before="40" w:after="40"/>
             </w:pPr>
             <w:r>
               <w:rPr>
-                <w:rFonts w:ascii="Arial" w:hAnsi="Arial"/>
-                <w:color w:val="1F1F1F"/>
-                <w:sz w:val="19"/>
+                <w:rFonts w:ascii="Calibri" w:hAnsi="Calibri"/>
+                <w:sz w:val="20"/>
               </w:rPr>
               <w:t>~Oct 2026</w:t>
             </w:r>
@@ -2895,19 +3870,30 @@
         </w:tc>
         <w:tc>
           <w:tcPr>
-            <w:tcW w:type="dxa" w:w="3240"/>
-            <w:shd w:val="clear" w:color="auto" w:fill="F2F2F2"/>
+            <w:tcW w:type="dxa" w:w="4723"/>
+            <w:tcBorders>
+              <w:top w:val="single" w:sz="4" w:color="E2E8F0"/>
+              <w:left w:val="single" w:sz="4" w:color="E2E8F0"/>
+              <w:bottom w:val="single" w:sz="4" w:color="E2E8F0"/>
+              <w:right w:val="single" w:sz="4" w:color="E2E8F0"/>
+            </w:tcBorders>
+            <w:shd w:val="clear" w:color="auto" w:fill="F8FAFC"/>
+            <w:tcMar>
+              <w:top w:type="dxa" w:w="100"/>
+              <w:left w:type="dxa" w:w="160"/>
+              <w:bottom w:type="dxa" w:w="100"/>
+              <w:right w:type="dxa" w:w="160"/>
+            </w:tcMar>
+            <w:vAlign w:val="top"/>
           </w:tcPr>
           <w:p>
             <w:pPr>
-              <w:spacing w:before="60" w:after="60"/>
-              <w:ind w:left="72"/>
+              <w:spacing w:before="40" w:after="40"/>
             </w:pPr>
             <w:r>
               <w:rPr>
-                <w:rFonts w:ascii="Arial" w:hAnsi="Arial"/>
-                <w:color w:val="1F1F1F"/>
-                <w:sz w:val="19"/>
+                <w:rFonts w:ascii="Calibri" w:hAnsi="Calibri"/>
+                <w:sz w:val="20"/>
               </w:rPr>
               <w:t>~Sep 2026</w:t>
             </w:r>
@@ -2917,19 +3903,29 @@
       <w:tr>
         <w:tc>
           <w:tcPr>
-            <w:tcW w:type="dxa" w:w="2880"/>
-            <w:shd w:val="clear" w:color="auto" w:fill="FFFFFF"/>
+            <w:tcW w:type="dxa" w:w="4032"/>
+            <w:tcBorders>
+              <w:top w:val="single" w:sz="4" w:color="E2E8F0"/>
+              <w:left w:val="single" w:sz="4" w:color="E2E8F0"/>
+              <w:bottom w:val="single" w:sz="4" w:color="E2E8F0"/>
+              <w:right w:val="single" w:sz="4" w:color="E2E8F0"/>
+            </w:tcBorders>
+            <w:tcMar>
+              <w:top w:type="dxa" w:w="100"/>
+              <w:left w:type="dxa" w:w="160"/>
+              <w:bottom w:type="dxa" w:w="100"/>
+              <w:right w:type="dxa" w:w="160"/>
+            </w:tcMar>
+            <w:vAlign w:val="top"/>
           </w:tcPr>
           <w:p>
             <w:pPr>
-              <w:spacing w:before="60" w:after="60"/>
-              <w:ind w:left="72"/>
+              <w:spacing w:before="40" w:after="40"/>
             </w:pPr>
             <w:r>
               <w:rPr>
-                <w:rFonts w:ascii="Arial" w:hAnsi="Arial"/>
-                <w:color w:val="1F1F1F"/>
-                <w:sz w:val="19"/>
+                <w:rFonts w:ascii="Calibri" w:hAnsi="Calibri"/>
+                <w:sz w:val="20"/>
               </w:rPr>
               <w:t>Upgrade Risk</w:t>
             </w:r>
@@ -2937,19 +3933,29 @@
         </w:tc>
         <w:tc>
           <w:tcPr>
-            <w:tcW w:type="dxa" w:w="3240"/>
-            <w:shd w:val="clear" w:color="auto" w:fill="FFFFFF"/>
+            <w:tcW w:type="dxa" w:w="4723"/>
+            <w:tcBorders>
+              <w:top w:val="single" w:sz="4" w:color="E2E8F0"/>
+              <w:left w:val="single" w:sz="4" w:color="E2E8F0"/>
+              <w:bottom w:val="single" w:sz="4" w:color="E2E8F0"/>
+              <w:right w:val="single" w:sz="4" w:color="E2E8F0"/>
+            </w:tcBorders>
+            <w:tcMar>
+              <w:top w:type="dxa" w:w="100"/>
+              <w:left w:type="dxa" w:w="160"/>
+              <w:bottom w:type="dxa" w:w="100"/>
+              <w:right w:type="dxa" w:w="160"/>
+            </w:tcMar>
+            <w:vAlign w:val="top"/>
           </w:tcPr>
           <w:p>
             <w:pPr>
-              <w:spacing w:before="60" w:after="60"/>
-              <w:ind w:left="72"/>
+              <w:spacing w:before="40" w:after="40"/>
             </w:pPr>
             <w:r>
               <w:rPr>
-                <w:rFonts w:ascii="Arial" w:hAnsi="Arial"/>
-                <w:color w:val="1F1F1F"/>
-                <w:sz w:val="19"/>
+                <w:rFonts w:ascii="Calibri" w:hAnsi="Calibri"/>
+                <w:sz w:val="20"/>
               </w:rPr>
               <w:t>Low</w:t>
             </w:r>
@@ -2957,19 +3963,29 @@
         </w:tc>
         <w:tc>
           <w:tcPr>
-            <w:tcW w:type="dxa" w:w="3240"/>
-            <w:shd w:val="clear" w:color="auto" w:fill="FFFFFF"/>
+            <w:tcW w:type="dxa" w:w="4723"/>
+            <w:tcBorders>
+              <w:top w:val="single" w:sz="4" w:color="E2E8F0"/>
+              <w:left w:val="single" w:sz="4" w:color="E2E8F0"/>
+              <w:bottom w:val="single" w:sz="4" w:color="E2E8F0"/>
+              <w:right w:val="single" w:sz="4" w:color="E2E8F0"/>
+            </w:tcBorders>
+            <w:tcMar>
+              <w:top w:type="dxa" w:w="100"/>
+              <w:left w:type="dxa" w:w="160"/>
+              <w:bottom w:type="dxa" w:w="100"/>
+              <w:right w:type="dxa" w:w="160"/>
+            </w:tcMar>
+            <w:vAlign w:val="top"/>
           </w:tcPr>
           <w:p>
             <w:pPr>
-              <w:spacing w:before="60" w:after="60"/>
-              <w:ind w:left="72"/>
+              <w:spacing w:before="40" w:after="40"/>
             </w:pPr>
             <w:r>
               <w:rPr>
-                <w:rFonts w:ascii="Arial" w:hAnsi="Arial"/>
-                <w:color w:val="1F1F1F"/>
-                <w:sz w:val="19"/>
+                <w:rFonts w:ascii="Calibri" w:hAnsi="Calibri"/>
+                <w:sz w:val="20"/>
               </w:rPr>
               <w:t>Medium</w:t>
             </w:r>
@@ -2979,19 +3995,30 @@
       <w:tr>
         <w:tc>
           <w:tcPr>
-            <w:tcW w:type="dxa" w:w="2880"/>
-            <w:shd w:val="clear" w:color="auto" w:fill="F2F2F2"/>
+            <w:tcW w:type="dxa" w:w="4032"/>
+            <w:tcBorders>
+              <w:top w:val="single" w:sz="4" w:color="E2E8F0"/>
+              <w:left w:val="single" w:sz="4" w:color="E2E8F0"/>
+              <w:bottom w:val="single" w:sz="4" w:color="E2E8F0"/>
+              <w:right w:val="single" w:sz="4" w:color="E2E8F0"/>
+            </w:tcBorders>
+            <w:shd w:val="clear" w:color="auto" w:fill="F8FAFC"/>
+            <w:tcMar>
+              <w:top w:type="dxa" w:w="100"/>
+              <w:left w:type="dxa" w:w="160"/>
+              <w:bottom w:type="dxa" w:w="100"/>
+              <w:right w:type="dxa" w:w="160"/>
+            </w:tcMar>
+            <w:vAlign w:val="top"/>
           </w:tcPr>
           <w:p>
             <w:pPr>
-              <w:spacing w:before="60" w:after="60"/>
-              <w:ind w:left="72"/>
+              <w:spacing w:before="40" w:after="40"/>
             </w:pPr>
             <w:r>
               <w:rPr>
-                <w:rFonts w:ascii="Arial" w:hAnsi="Arial"/>
-                <w:color w:val="1F1F1F"/>
-                <w:sz w:val="19"/>
+                <w:rFonts w:ascii="Calibri" w:hAnsi="Calibri"/>
+                <w:sz w:val="20"/>
               </w:rPr>
               <w:t>Commercial Scalability</w:t>
             </w:r>
@@ -2999,19 +4026,30 @@
         </w:tc>
         <w:tc>
           <w:tcPr>
-            <w:tcW w:type="dxa" w:w="3240"/>
-            <w:shd w:val="clear" w:color="auto" w:fill="F2F2F2"/>
+            <w:tcW w:type="dxa" w:w="4723"/>
+            <w:tcBorders>
+              <w:top w:val="single" w:sz="4" w:color="E2E8F0"/>
+              <w:left w:val="single" w:sz="4" w:color="E2E8F0"/>
+              <w:bottom w:val="single" w:sz="4" w:color="E2E8F0"/>
+              <w:right w:val="single" w:sz="4" w:color="E2E8F0"/>
+            </w:tcBorders>
+            <w:shd w:val="clear" w:color="auto" w:fill="F8FAFC"/>
+            <w:tcMar>
+              <w:top w:type="dxa" w:w="100"/>
+              <w:left w:type="dxa" w:w="160"/>
+              <w:bottom w:type="dxa" w:w="100"/>
+              <w:right w:type="dxa" w:w="160"/>
+            </w:tcMar>
+            <w:vAlign w:val="top"/>
           </w:tcPr>
           <w:p>
             <w:pPr>
-              <w:spacing w:before="60" w:after="60"/>
-              <w:ind w:left="72"/>
+              <w:spacing w:before="40" w:after="40"/>
             </w:pPr>
             <w:r>
               <w:rPr>
-                <w:rFonts w:ascii="Arial" w:hAnsi="Arial"/>
-                <w:color w:val="1F1F1F"/>
-                <w:sz w:val="19"/>
+                <w:rFonts w:ascii="Calibri" w:hAnsi="Calibri"/>
+                <w:sz w:val="20"/>
               </w:rPr>
               <w:t>High</w:t>
             </w:r>
@@ -3019,19 +4057,30 @@
         </w:tc>
         <w:tc>
           <w:tcPr>
-            <w:tcW w:type="dxa" w:w="3240"/>
-            <w:shd w:val="clear" w:color="auto" w:fill="F2F2F2"/>
+            <w:tcW w:type="dxa" w:w="4723"/>
+            <w:tcBorders>
+              <w:top w:val="single" w:sz="4" w:color="E2E8F0"/>
+              <w:left w:val="single" w:sz="4" w:color="E2E8F0"/>
+              <w:bottom w:val="single" w:sz="4" w:color="E2E8F0"/>
+              <w:right w:val="single" w:sz="4" w:color="E2E8F0"/>
+            </w:tcBorders>
+            <w:shd w:val="clear" w:color="auto" w:fill="F8FAFC"/>
+            <w:tcMar>
+              <w:top w:type="dxa" w:w="100"/>
+              <w:left w:type="dxa" w:w="160"/>
+              <w:bottom w:type="dxa" w:w="100"/>
+              <w:right w:type="dxa" w:w="160"/>
+            </w:tcMar>
+            <w:vAlign w:val="top"/>
           </w:tcPr>
           <w:p>
             <w:pPr>
-              <w:spacing w:before="60" w:after="60"/>
-              <w:ind w:left="72"/>
+              <w:spacing w:before="40" w:after="40"/>
             </w:pPr>
             <w:r>
               <w:rPr>
-                <w:rFonts w:ascii="Arial" w:hAnsi="Arial"/>
-                <w:color w:val="1F1F1F"/>
-                <w:sz w:val="19"/>
+                <w:rFonts w:ascii="Calibri" w:hAnsi="Calibri"/>
+                <w:sz w:val="20"/>
               </w:rPr>
               <w:t>Medium</w:t>
             </w:r>
@@ -3041,38 +4090,26 @@
     </w:tbl>
     <w:p>
       <w:pPr>
-        <w:spacing w:after="100"/>
+        <w:spacing w:after="40"/>
       </w:pPr>
     </w:p>
     <w:p>
       <w:pPr>
-        <w:spacing w:before="320" w:after="100"/>
-        <w:pBdr>
-          <w:bottom w:val="single" w:sz="6" w:space="1" w:color="1B3A6B"/>
-        </w:pBdr>
+        <w:pStyle w:val="Heading1"/>
       </w:pPr>
       <w:r>
-        <w:rPr>
-          <w:rFonts w:ascii="Arial" w:hAnsi="Arial"/>
-          <w:b/>
-          <w:color w:val="1B3A6B"/>
-          <w:sz w:val="26"/>
-        </w:rPr>
-        <w:t>6. DECISION LOG (COMPLETE AFTER REVIEW SESSIONS)</w:t>
+        <w:t>6.  Decision Log</w:t>
       </w:r>
     </w:p>
     <w:p>
       <w:pPr>
-        <w:spacing w:before="0" w:after="120"/>
-        <w:jc w:val="left"/>
+        <w:spacing w:after="160" w:before="0"/>
       </w:pPr>
       <w:r>
         <w:rPr>
-          <w:rFonts w:ascii="Arial" w:hAnsi="Arial"/>
-          <w:b w:val="0"/>
-          <w:i w:val="0"/>
-          <w:color w:val="1F1F1F"/>
-          <w:sz w:val="21"/>
+          <w:rFonts w:ascii="Calibri" w:hAnsi="Calibri"/>
+          <w:color w:val="1A1A1A"/>
+          <w:sz w:val="22"/>
         </w:rPr>
         <w:t>Use this table to record decisions as they are made. Update this document after each review session so it becomes the authoritative record of what was decided and why.</w:t>
       </w:r>
@@ -3080,16 +4117,8 @@
     <w:tbl>
       <w:tblPr>
         <w:tblW w:type="auto" w:w="0"/>
+        <w:jc w:val="left"/>
         <w:tblLook w:firstColumn="1" w:firstRow="1" w:lastColumn="0" w:lastRow="0" w:noHBand="0" w:noVBand="1" w:val="04A0"/>
-        <w:jc w:val="left"/>
-        <w:tblBorders>
-          <w:top w:val="none" w:sz="0" w:space="0" w:color="auto"/>
-          <w:left w:val="none" w:sz="0" w:space="0" w:color="auto"/>
-          <w:bottom w:val="none" w:sz="0" w:space="0" w:color="auto"/>
-          <w:right w:val="none" w:sz="0" w:space="0" w:color="auto"/>
-          <w:insideH w:val="none" w:sz="0" w:space="0" w:color="auto"/>
-          <w:insideV w:val="none" w:sz="0" w:space="0" w:color="auto"/>
-        </w:tblBorders>
       </w:tblPr>
       <w:tblGrid>
         <w:gridCol w:w="1560"/>
@@ -3100,22 +4129,37 @@
         <w:gridCol w:w="1560"/>
       </w:tblGrid>
       <w:tr>
+        <w:trPr>
+          <w:tblHeader/>
+        </w:trPr>
         <w:tc>
           <w:tcPr>
-            <w:tcW w:type="dxa" w:w="2160"/>
-            <w:shd w:val="clear" w:color="auto" w:fill="1B3A6B"/>
+            <w:tcW w:type="dxa" w:w="3168"/>
+            <w:tcBorders>
+              <w:top w:val="single" w:sz="4" w:color="E2E8F0"/>
+              <w:left w:val="single" w:sz="4" w:color="E2E8F0"/>
+              <w:bottom w:val="single" w:sz="4" w:color="E2E8F0"/>
+              <w:right w:val="single" w:sz="4" w:color="E2E8F0"/>
+            </w:tcBorders>
+            <w:shd w:val="clear" w:color="auto" w:fill="0B1F3A"/>
+            <w:tcMar>
+              <w:top w:type="dxa" w:w="120"/>
+              <w:left w:type="dxa" w:w="160"/>
+              <w:bottom w:type="dxa" w:w="120"/>
+              <w:right w:type="dxa" w:w="160"/>
+            </w:tcMar>
+            <w:vAlign w:val="center"/>
           </w:tcPr>
           <w:p>
             <w:pPr>
-              <w:spacing w:before="80" w:after="80"/>
-              <w:ind w:left="72"/>
+              <w:spacing w:before="40" w:after="40"/>
             </w:pPr>
             <w:r>
               <w:rPr>
-                <w:rFonts w:ascii="Arial" w:hAnsi="Arial"/>
+                <w:rFonts w:ascii="Calibri" w:hAnsi="Calibri"/>
                 <w:b/>
                 <w:color w:val="FFFFFF"/>
-                <w:sz w:val="20"/>
+                <w:sz w:val="22"/>
               </w:rPr>
               <w:t>Decision</w:t>
             </w:r>
@@ -3123,20 +4167,32 @@
         </w:tc>
         <w:tc>
           <w:tcPr>
-            <w:tcW w:type="dxa" w:w="2160"/>
-            <w:shd w:val="clear" w:color="auto" w:fill="1B3A6B"/>
+            <w:tcW w:type="dxa" w:w="2880"/>
+            <w:tcBorders>
+              <w:top w:val="single" w:sz="4" w:color="E2E8F0"/>
+              <w:left w:val="single" w:sz="4" w:color="E2E8F0"/>
+              <w:bottom w:val="single" w:sz="4" w:color="E2E8F0"/>
+              <w:right w:val="single" w:sz="4" w:color="E2E8F0"/>
+            </w:tcBorders>
+            <w:shd w:val="clear" w:color="auto" w:fill="0B1F3A"/>
+            <w:tcMar>
+              <w:top w:type="dxa" w:w="120"/>
+              <w:left w:type="dxa" w:w="160"/>
+              <w:bottom w:type="dxa" w:w="120"/>
+              <w:right w:type="dxa" w:w="160"/>
+            </w:tcMar>
+            <w:vAlign w:val="center"/>
           </w:tcPr>
           <w:p>
             <w:pPr>
-              <w:spacing w:before="80" w:after="80"/>
-              <w:ind w:left="72"/>
+              <w:spacing w:before="40" w:after="40"/>
             </w:pPr>
             <w:r>
               <w:rPr>
-                <w:rFonts w:ascii="Arial" w:hAnsi="Arial"/>
+                <w:rFonts w:ascii="Calibri" w:hAnsi="Calibri"/>
                 <w:b/>
                 <w:color w:val="FFFFFF"/>
-                <w:sz w:val="20"/>
+                <w:sz w:val="22"/>
               </w:rPr>
               <w:t>Options</w:t>
             </w:r>
@@ -3144,20 +4200,32 @@
         </w:tc>
         <w:tc>
           <w:tcPr>
-            <w:tcW w:type="dxa" w:w="1584"/>
-            <w:shd w:val="clear" w:color="auto" w:fill="1B3A6B"/>
+            <w:tcW w:type="dxa" w:w="2016"/>
+            <w:tcBorders>
+              <w:top w:val="single" w:sz="4" w:color="E2E8F0"/>
+              <w:left w:val="single" w:sz="4" w:color="E2E8F0"/>
+              <w:bottom w:val="single" w:sz="4" w:color="E2E8F0"/>
+              <w:right w:val="single" w:sz="4" w:color="E2E8F0"/>
+            </w:tcBorders>
+            <w:shd w:val="clear" w:color="auto" w:fill="0B1F3A"/>
+            <w:tcMar>
+              <w:top w:type="dxa" w:w="120"/>
+              <w:left w:type="dxa" w:w="160"/>
+              <w:bottom w:type="dxa" w:w="120"/>
+              <w:right w:type="dxa" w:w="160"/>
+            </w:tcMar>
+            <w:vAlign w:val="center"/>
           </w:tcPr>
           <w:p>
             <w:pPr>
-              <w:spacing w:before="80" w:after="80"/>
-              <w:ind w:left="72"/>
+              <w:spacing w:before="40" w:after="40"/>
             </w:pPr>
             <w:r>
               <w:rPr>
-                <w:rFonts w:ascii="Arial" w:hAnsi="Arial"/>
+                <w:rFonts w:ascii="Calibri" w:hAnsi="Calibri"/>
                 <w:b/>
                 <w:color w:val="FFFFFF"/>
-                <w:sz w:val="20"/>
+                <w:sz w:val="22"/>
               </w:rPr>
               <w:t>Decision Made</w:t>
             </w:r>
@@ -3165,20 +4233,32 @@
         </w:tc>
         <w:tc>
           <w:tcPr>
-            <w:tcW w:type="dxa" w:w="1008"/>
-            <w:shd w:val="clear" w:color="auto" w:fill="1B3A6B"/>
+            <w:tcW w:type="dxa" w:w="1152"/>
+            <w:tcBorders>
+              <w:top w:val="single" w:sz="4" w:color="E2E8F0"/>
+              <w:left w:val="single" w:sz="4" w:color="E2E8F0"/>
+              <w:bottom w:val="single" w:sz="4" w:color="E2E8F0"/>
+              <w:right w:val="single" w:sz="4" w:color="E2E8F0"/>
+            </w:tcBorders>
+            <w:shd w:val="clear" w:color="auto" w:fill="0B1F3A"/>
+            <w:tcMar>
+              <w:top w:type="dxa" w:w="120"/>
+              <w:left w:type="dxa" w:w="160"/>
+              <w:bottom w:type="dxa" w:w="120"/>
+              <w:right w:type="dxa" w:w="160"/>
+            </w:tcMar>
+            <w:vAlign w:val="center"/>
           </w:tcPr>
           <w:p>
             <w:pPr>
-              <w:spacing w:before="80" w:after="80"/>
-              <w:ind w:left="72"/>
+              <w:spacing w:before="40" w:after="40"/>
             </w:pPr>
             <w:r>
               <w:rPr>
-                <w:rFonts w:ascii="Arial" w:hAnsi="Arial"/>
+                <w:rFonts w:ascii="Calibri" w:hAnsi="Calibri"/>
                 <w:b/>
                 <w:color w:val="FFFFFF"/>
-                <w:sz w:val="20"/>
+                <w:sz w:val="22"/>
               </w:rPr>
               <w:t>Date</w:t>
             </w:r>
@@ -3186,20 +4266,32 @@
         </w:tc>
         <w:tc>
           <w:tcPr>
-            <w:tcW w:type="dxa" w:w="1296"/>
-            <w:shd w:val="clear" w:color="auto" w:fill="1B3A6B"/>
+            <w:tcW w:type="dxa" w:w="1872"/>
+            <w:tcBorders>
+              <w:top w:val="single" w:sz="4" w:color="E2E8F0"/>
+              <w:left w:val="single" w:sz="4" w:color="E2E8F0"/>
+              <w:bottom w:val="single" w:sz="4" w:color="E2E8F0"/>
+              <w:right w:val="single" w:sz="4" w:color="E2E8F0"/>
+            </w:tcBorders>
+            <w:shd w:val="clear" w:color="auto" w:fill="0B1F3A"/>
+            <w:tcMar>
+              <w:top w:type="dxa" w:w="120"/>
+              <w:left w:type="dxa" w:w="160"/>
+              <w:bottom w:type="dxa" w:w="120"/>
+              <w:right w:type="dxa" w:w="160"/>
+            </w:tcMar>
+            <w:vAlign w:val="center"/>
           </w:tcPr>
           <w:p>
             <w:pPr>
-              <w:spacing w:before="80" w:after="80"/>
-              <w:ind w:left="72"/>
+              <w:spacing w:before="40" w:after="40"/>
             </w:pPr>
             <w:r>
               <w:rPr>
-                <w:rFonts w:ascii="Arial" w:hAnsi="Arial"/>
+                <w:rFonts w:ascii="Calibri" w:hAnsi="Calibri"/>
                 <w:b/>
                 <w:color w:val="FFFFFF"/>
-                <w:sz w:val="20"/>
+                <w:sz w:val="22"/>
               </w:rPr>
               <w:t>Owner</w:t>
             </w:r>
@@ -3207,20 +4299,32 @@
         </w:tc>
         <w:tc>
           <w:tcPr>
-            <w:tcW w:type="dxa" w:w="1152"/>
-            <w:shd w:val="clear" w:color="auto" w:fill="1B3A6B"/>
+            <w:tcW w:type="dxa" w:w="2390"/>
+            <w:tcBorders>
+              <w:top w:val="single" w:sz="4" w:color="E2E8F0"/>
+              <w:left w:val="single" w:sz="4" w:color="E2E8F0"/>
+              <w:bottom w:val="single" w:sz="4" w:color="E2E8F0"/>
+              <w:right w:val="single" w:sz="4" w:color="E2E8F0"/>
+            </w:tcBorders>
+            <w:shd w:val="clear" w:color="auto" w:fill="0B1F3A"/>
+            <w:tcMar>
+              <w:top w:type="dxa" w:w="120"/>
+              <w:left w:type="dxa" w:w="160"/>
+              <w:bottom w:type="dxa" w:w="120"/>
+              <w:right w:type="dxa" w:w="160"/>
+            </w:tcMar>
+            <w:vAlign w:val="center"/>
           </w:tcPr>
           <w:p>
             <w:pPr>
-              <w:spacing w:before="80" w:after="80"/>
-              <w:ind w:left="72"/>
+              <w:spacing w:before="40" w:after="40"/>
             </w:pPr>
             <w:r>
               <w:rPr>
-                <w:rFonts w:ascii="Arial" w:hAnsi="Arial"/>
+                <w:rFonts w:ascii="Calibri" w:hAnsi="Calibri"/>
                 <w:b/>
                 <w:color w:val="FFFFFF"/>
-                <w:sz w:val="20"/>
+                <w:sz w:val="22"/>
               </w:rPr>
               <w:t>Notes</w:t>
             </w:r>
@@ -3230,19 +4334,30 @@
       <w:tr>
         <w:tc>
           <w:tcPr>
-            <w:tcW w:type="dxa" w:w="2160"/>
-            <w:shd w:val="clear" w:color="auto" w:fill="F2F2F2"/>
+            <w:tcW w:type="dxa" w:w="3168"/>
+            <w:tcBorders>
+              <w:top w:val="single" w:sz="4" w:color="E2E8F0"/>
+              <w:left w:val="single" w:sz="4" w:color="E2E8F0"/>
+              <w:bottom w:val="single" w:sz="4" w:color="E2E8F0"/>
+              <w:right w:val="single" w:sz="4" w:color="E2E8F0"/>
+            </w:tcBorders>
+            <w:shd w:val="clear" w:color="auto" w:fill="F8FAFC"/>
+            <w:tcMar>
+              <w:top w:type="dxa" w:w="100"/>
+              <w:left w:type="dxa" w:w="160"/>
+              <w:bottom w:type="dxa" w:w="100"/>
+              <w:right w:type="dxa" w:w="160"/>
+            </w:tcMar>
+            <w:vAlign w:val="top"/>
           </w:tcPr>
           <w:p>
             <w:pPr>
-              <w:spacing w:before="60" w:after="60"/>
-              <w:ind w:left="72"/>
+              <w:spacing w:before="40" w:after="40"/>
             </w:pPr>
             <w:r>
               <w:rPr>
-                <w:rFonts w:ascii="Arial" w:hAnsi="Arial"/>
-                <w:color w:val="1F1F1F"/>
-                <w:sz w:val="19"/>
+                <w:rFonts w:ascii="Calibri" w:hAnsi="Calibri"/>
+                <w:sz w:val="20"/>
               </w:rPr>
               <w:t>Architecture: A or B</w:t>
             </w:r>
@@ -3250,19 +4365,30 @@
         </w:tc>
         <w:tc>
           <w:tcPr>
-            <w:tcW w:type="dxa" w:w="2160"/>
-            <w:shd w:val="clear" w:color="auto" w:fill="F2F2F2"/>
+            <w:tcW w:type="dxa" w:w="2880"/>
+            <w:tcBorders>
+              <w:top w:val="single" w:sz="4" w:color="E2E8F0"/>
+              <w:left w:val="single" w:sz="4" w:color="E2E8F0"/>
+              <w:bottom w:val="single" w:sz="4" w:color="E2E8F0"/>
+              <w:right w:val="single" w:sz="4" w:color="E2E8F0"/>
+            </w:tcBorders>
+            <w:shd w:val="clear" w:color="auto" w:fill="F8FAFC"/>
+            <w:tcMar>
+              <w:top w:type="dxa" w:w="100"/>
+              <w:left w:type="dxa" w:w="160"/>
+              <w:bottom w:type="dxa" w:w="100"/>
+              <w:right w:type="dxa" w:w="160"/>
+            </w:tcMar>
+            <w:vAlign w:val="top"/>
           </w:tcPr>
           <w:p>
             <w:pPr>
-              <w:spacing w:before="60" w:after="60"/>
-              <w:ind w:left="72"/>
+              <w:spacing w:before="40" w:after="40"/>
             </w:pPr>
             <w:r>
               <w:rPr>
-                <w:rFonts w:ascii="Arial" w:hAnsi="Arial"/>
-                <w:color w:val="1F1F1F"/>
-                <w:sz w:val="19"/>
+                <w:rFonts w:ascii="Calibri" w:hAnsi="Calibri"/>
+                <w:sz w:val="20"/>
               </w:rPr>
               <w:t>Blueprint A / Blueprint B</w:t>
             </w:r>
@@ -3270,57 +4396,90 @@
         </w:tc>
         <w:tc>
           <w:tcPr>
-            <w:tcW w:type="dxa" w:w="1584"/>
-            <w:shd w:val="clear" w:color="auto" w:fill="F2F2F2"/>
+            <w:tcW w:type="dxa" w:w="2016"/>
+            <w:tcBorders>
+              <w:top w:val="single" w:sz="4" w:color="E2E8F0"/>
+              <w:left w:val="single" w:sz="4" w:color="E2E8F0"/>
+              <w:bottom w:val="single" w:sz="4" w:color="E2E8F0"/>
+              <w:right w:val="single" w:sz="4" w:color="E2E8F0"/>
+            </w:tcBorders>
+            <w:shd w:val="clear" w:color="auto" w:fill="F8FAFC"/>
+            <w:tcMar>
+              <w:top w:type="dxa" w:w="100"/>
+              <w:left w:type="dxa" w:w="160"/>
+              <w:bottom w:type="dxa" w:w="100"/>
+              <w:right w:type="dxa" w:w="160"/>
+            </w:tcMar>
+            <w:vAlign w:val="top"/>
           </w:tcPr>
           <w:p>
             <w:pPr>
-              <w:spacing w:before="60" w:after="60"/>
-              <w:ind w:left="72"/>
+              <w:spacing w:before="40" w:after="40"/>
             </w:pPr>
             <w:r>
               <w:rPr>
-                <w:rFonts w:ascii="Arial" w:hAnsi="Arial"/>
-                <w:color w:val="1F1F1F"/>
-                <w:sz w:val="19"/>
+                <w:rFonts w:ascii="Calibri" w:hAnsi="Calibri"/>
+                <w:sz w:val="20"/>
               </w:rPr>
             </w:r>
           </w:p>
         </w:tc>
         <w:tc>
           <w:tcPr>
-            <w:tcW w:type="dxa" w:w="1008"/>
-            <w:shd w:val="clear" w:color="auto" w:fill="F2F2F2"/>
+            <w:tcW w:type="dxa" w:w="1152"/>
+            <w:tcBorders>
+              <w:top w:val="single" w:sz="4" w:color="E2E8F0"/>
+              <w:left w:val="single" w:sz="4" w:color="E2E8F0"/>
+              <w:bottom w:val="single" w:sz="4" w:color="E2E8F0"/>
+              <w:right w:val="single" w:sz="4" w:color="E2E8F0"/>
+            </w:tcBorders>
+            <w:shd w:val="clear" w:color="auto" w:fill="F8FAFC"/>
+            <w:tcMar>
+              <w:top w:type="dxa" w:w="100"/>
+              <w:left w:type="dxa" w:w="160"/>
+              <w:bottom w:type="dxa" w:w="100"/>
+              <w:right w:type="dxa" w:w="160"/>
+            </w:tcMar>
+            <w:vAlign w:val="top"/>
           </w:tcPr>
           <w:p>
             <w:pPr>
-              <w:spacing w:before="60" w:after="60"/>
-              <w:ind w:left="72"/>
+              <w:spacing w:before="40" w:after="40"/>
             </w:pPr>
             <w:r>
               <w:rPr>
-                <w:rFonts w:ascii="Arial" w:hAnsi="Arial"/>
-                <w:color w:val="1F1F1F"/>
-                <w:sz w:val="19"/>
+                <w:rFonts w:ascii="Calibri" w:hAnsi="Calibri"/>
+                <w:sz w:val="20"/>
               </w:rPr>
             </w:r>
           </w:p>
         </w:tc>
         <w:tc>
           <w:tcPr>
-            <w:tcW w:type="dxa" w:w="1296"/>
-            <w:shd w:val="clear" w:color="auto" w:fill="F2F2F2"/>
+            <w:tcW w:type="dxa" w:w="1872"/>
+            <w:tcBorders>
+              <w:top w:val="single" w:sz="4" w:color="E2E8F0"/>
+              <w:left w:val="single" w:sz="4" w:color="E2E8F0"/>
+              <w:bottom w:val="single" w:sz="4" w:color="E2E8F0"/>
+              <w:right w:val="single" w:sz="4" w:color="E2E8F0"/>
+            </w:tcBorders>
+            <w:shd w:val="clear" w:color="auto" w:fill="F8FAFC"/>
+            <w:tcMar>
+              <w:top w:type="dxa" w:w="100"/>
+              <w:left w:type="dxa" w:w="160"/>
+              <w:bottom w:type="dxa" w:w="100"/>
+              <w:right w:type="dxa" w:w="160"/>
+            </w:tcMar>
+            <w:vAlign w:val="top"/>
           </w:tcPr>
           <w:p>
             <w:pPr>
-              <w:spacing w:before="60" w:after="60"/>
-              <w:ind w:left="72"/>
+              <w:spacing w:before="40" w:after="40"/>
             </w:pPr>
             <w:r>
               <w:rPr>
-                <w:rFonts w:ascii="Arial" w:hAnsi="Arial"/>
-                <w:color w:val="1F1F1F"/>
-                <w:sz w:val="19"/>
+                <w:rFonts w:ascii="Calibri" w:hAnsi="Calibri"/>
+                <w:sz w:val="20"/>
               </w:rPr>
               <w:t>SD + Shawn</w:t>
             </w:r>
@@ -3328,19 +4487,30 @@
         </w:tc>
         <w:tc>
           <w:tcPr>
-            <w:tcW w:type="dxa" w:w="1152"/>
-            <w:shd w:val="clear" w:color="auto" w:fill="F2F2F2"/>
+            <w:tcW w:type="dxa" w:w="2390"/>
+            <w:tcBorders>
+              <w:top w:val="single" w:sz="4" w:color="E2E8F0"/>
+              <w:left w:val="single" w:sz="4" w:color="E2E8F0"/>
+              <w:bottom w:val="single" w:sz="4" w:color="E2E8F0"/>
+              <w:right w:val="single" w:sz="4" w:color="E2E8F0"/>
+            </w:tcBorders>
+            <w:shd w:val="clear" w:color="auto" w:fill="F8FAFC"/>
+            <w:tcMar>
+              <w:top w:type="dxa" w:w="100"/>
+              <w:left w:type="dxa" w:w="160"/>
+              <w:bottom w:type="dxa" w:w="100"/>
+              <w:right w:type="dxa" w:w="160"/>
+            </w:tcMar>
+            <w:vAlign w:val="top"/>
           </w:tcPr>
           <w:p>
             <w:pPr>
-              <w:spacing w:before="60" w:after="60"/>
-              <w:ind w:left="72"/>
+              <w:spacing w:before="40" w:after="40"/>
             </w:pPr>
             <w:r>
               <w:rPr>
-                <w:rFonts w:ascii="Arial" w:hAnsi="Arial"/>
-                <w:color w:val="1F1F1F"/>
-                <w:sz w:val="19"/>
+                <w:rFonts w:ascii="Calibri" w:hAnsi="Calibri"/>
+                <w:sz w:val="20"/>
               </w:rPr>
             </w:r>
           </w:p>
@@ -3349,19 +4519,29 @@
       <w:tr>
         <w:tc>
           <w:tcPr>
-            <w:tcW w:type="dxa" w:w="2160"/>
-            <w:shd w:val="clear" w:color="auto" w:fill="FFFFFF"/>
+            <w:tcW w:type="dxa" w:w="3168"/>
+            <w:tcBorders>
+              <w:top w:val="single" w:sz="4" w:color="E2E8F0"/>
+              <w:left w:val="single" w:sz="4" w:color="E2E8F0"/>
+              <w:bottom w:val="single" w:sz="4" w:color="E2E8F0"/>
+              <w:right w:val="single" w:sz="4" w:color="E2E8F0"/>
+            </w:tcBorders>
+            <w:tcMar>
+              <w:top w:type="dxa" w:w="100"/>
+              <w:left w:type="dxa" w:w="160"/>
+              <w:bottom w:type="dxa" w:w="100"/>
+              <w:right w:type="dxa" w:w="160"/>
+            </w:tcMar>
+            <w:vAlign w:val="top"/>
           </w:tcPr>
           <w:p>
             <w:pPr>
-              <w:spacing w:before="60" w:after="60"/>
-              <w:ind w:left="72"/>
+              <w:spacing w:before="40" w:after="40"/>
             </w:pPr>
             <w:r>
               <w:rPr>
-                <w:rFonts w:ascii="Arial" w:hAnsi="Arial"/>
-                <w:color w:val="1F1F1F"/>
-                <w:sz w:val="19"/>
+                <w:rFonts w:ascii="Calibri" w:hAnsi="Calibri"/>
+                <w:sz w:val="20"/>
               </w:rPr>
               <w:t>Lead developer confirmed</w:t>
             </w:r>
@@ -3369,19 +4549,29 @@
         </w:tc>
         <w:tc>
           <w:tcPr>
-            <w:tcW w:type="dxa" w:w="2160"/>
-            <w:shd w:val="clear" w:color="auto" w:fill="FFFFFF"/>
+            <w:tcW w:type="dxa" w:w="2880"/>
+            <w:tcBorders>
+              <w:top w:val="single" w:sz="4" w:color="E2E8F0"/>
+              <w:left w:val="single" w:sz="4" w:color="E2E8F0"/>
+              <w:bottom w:val="single" w:sz="4" w:color="E2E8F0"/>
+              <w:right w:val="single" w:sz="4" w:color="E2E8F0"/>
+            </w:tcBorders>
+            <w:tcMar>
+              <w:top w:type="dxa" w:w="100"/>
+              <w:left w:type="dxa" w:w="160"/>
+              <w:bottom w:type="dxa" w:w="100"/>
+              <w:right w:type="dxa" w:w="160"/>
+            </w:tcMar>
+            <w:vAlign w:val="top"/>
           </w:tcPr>
           <w:p>
             <w:pPr>
-              <w:spacing w:before="60" w:after="60"/>
-              <w:ind w:left="72"/>
+              <w:spacing w:before="40" w:after="40"/>
             </w:pPr>
             <w:r>
               <w:rPr>
-                <w:rFonts w:ascii="Arial" w:hAnsi="Arial"/>
-                <w:color w:val="1F1F1F"/>
-                <w:sz w:val="19"/>
+                <w:rFonts w:ascii="Calibri" w:hAnsi="Calibri"/>
+                <w:sz w:val="20"/>
               </w:rPr>
               <w:t>Name resource</w:t>
             </w:r>
@@ -3389,57 +4579,87 @@
         </w:tc>
         <w:tc>
           <w:tcPr>
-            <w:tcW w:type="dxa" w:w="1584"/>
-            <w:shd w:val="clear" w:color="auto" w:fill="FFFFFF"/>
+            <w:tcW w:type="dxa" w:w="2016"/>
+            <w:tcBorders>
+              <w:top w:val="single" w:sz="4" w:color="E2E8F0"/>
+              <w:left w:val="single" w:sz="4" w:color="E2E8F0"/>
+              <w:bottom w:val="single" w:sz="4" w:color="E2E8F0"/>
+              <w:right w:val="single" w:sz="4" w:color="E2E8F0"/>
+            </w:tcBorders>
+            <w:tcMar>
+              <w:top w:type="dxa" w:w="100"/>
+              <w:left w:type="dxa" w:w="160"/>
+              <w:bottom w:type="dxa" w:w="100"/>
+              <w:right w:type="dxa" w:w="160"/>
+            </w:tcMar>
+            <w:vAlign w:val="top"/>
           </w:tcPr>
           <w:p>
             <w:pPr>
-              <w:spacing w:before="60" w:after="60"/>
-              <w:ind w:left="72"/>
+              <w:spacing w:before="40" w:after="40"/>
             </w:pPr>
             <w:r>
               <w:rPr>
-                <w:rFonts w:ascii="Arial" w:hAnsi="Arial"/>
-                <w:color w:val="1F1F1F"/>
-                <w:sz w:val="19"/>
+                <w:rFonts w:ascii="Calibri" w:hAnsi="Calibri"/>
+                <w:sz w:val="20"/>
               </w:rPr>
             </w:r>
           </w:p>
         </w:tc>
         <w:tc>
           <w:tcPr>
-            <w:tcW w:type="dxa" w:w="1008"/>
-            <w:shd w:val="clear" w:color="auto" w:fill="FFFFFF"/>
+            <w:tcW w:type="dxa" w:w="1152"/>
+            <w:tcBorders>
+              <w:top w:val="single" w:sz="4" w:color="E2E8F0"/>
+              <w:left w:val="single" w:sz="4" w:color="E2E8F0"/>
+              <w:bottom w:val="single" w:sz="4" w:color="E2E8F0"/>
+              <w:right w:val="single" w:sz="4" w:color="E2E8F0"/>
+            </w:tcBorders>
+            <w:tcMar>
+              <w:top w:type="dxa" w:w="100"/>
+              <w:left w:type="dxa" w:w="160"/>
+              <w:bottom w:type="dxa" w:w="100"/>
+              <w:right w:type="dxa" w:w="160"/>
+            </w:tcMar>
+            <w:vAlign w:val="top"/>
           </w:tcPr>
           <w:p>
             <w:pPr>
-              <w:spacing w:before="60" w:after="60"/>
-              <w:ind w:left="72"/>
+              <w:spacing w:before="40" w:after="40"/>
             </w:pPr>
             <w:r>
               <w:rPr>
-                <w:rFonts w:ascii="Arial" w:hAnsi="Arial"/>
-                <w:color w:val="1F1F1F"/>
-                <w:sz w:val="19"/>
+                <w:rFonts w:ascii="Calibri" w:hAnsi="Calibri"/>
+                <w:sz w:val="20"/>
               </w:rPr>
             </w:r>
           </w:p>
         </w:tc>
         <w:tc>
           <w:tcPr>
-            <w:tcW w:type="dxa" w:w="1296"/>
-            <w:shd w:val="clear" w:color="auto" w:fill="FFFFFF"/>
+            <w:tcW w:type="dxa" w:w="1872"/>
+            <w:tcBorders>
+              <w:top w:val="single" w:sz="4" w:color="E2E8F0"/>
+              <w:left w:val="single" w:sz="4" w:color="E2E8F0"/>
+              <w:bottom w:val="single" w:sz="4" w:color="E2E8F0"/>
+              <w:right w:val="single" w:sz="4" w:color="E2E8F0"/>
+            </w:tcBorders>
+            <w:tcMar>
+              <w:top w:type="dxa" w:w="100"/>
+              <w:left w:type="dxa" w:w="160"/>
+              <w:bottom w:type="dxa" w:w="100"/>
+              <w:right w:type="dxa" w:w="160"/>
+            </w:tcMar>
+            <w:vAlign w:val="top"/>
           </w:tcPr>
           <w:p>
             <w:pPr>
-              <w:spacing w:before="60" w:after="60"/>
-              <w:ind w:left="72"/>
+              <w:spacing w:before="40" w:after="40"/>
             </w:pPr>
             <w:r>
               <w:rPr>
-                <w:rFonts w:ascii="Arial" w:hAnsi="Arial"/>
-                <w:color w:val="1F1F1F"/>
-                <w:sz w:val="19"/>
+                <w:rFonts w:ascii="Calibri" w:hAnsi="Calibri"/>
+                <w:sz w:val="20"/>
               </w:rPr>
               <w:t>SD</w:t>
             </w:r>
@@ -3447,19 +4667,29 @@
         </w:tc>
         <w:tc>
           <w:tcPr>
-            <w:tcW w:type="dxa" w:w="1152"/>
-            <w:shd w:val="clear" w:color="auto" w:fill="FFFFFF"/>
+            <w:tcW w:type="dxa" w:w="2390"/>
+            <w:tcBorders>
+              <w:top w:val="single" w:sz="4" w:color="E2E8F0"/>
+              <w:left w:val="single" w:sz="4" w:color="E2E8F0"/>
+              <w:bottom w:val="single" w:sz="4" w:color="E2E8F0"/>
+              <w:right w:val="single" w:sz="4" w:color="E2E8F0"/>
+            </w:tcBorders>
+            <w:tcMar>
+              <w:top w:type="dxa" w:w="100"/>
+              <w:left w:type="dxa" w:w="160"/>
+              <w:bottom w:type="dxa" w:w="100"/>
+              <w:right w:type="dxa" w:w="160"/>
+            </w:tcMar>
+            <w:vAlign w:val="top"/>
           </w:tcPr>
           <w:p>
             <w:pPr>
-              <w:spacing w:before="60" w:after="60"/>
-              <w:ind w:left="72"/>
+              <w:spacing w:before="40" w:after="40"/>
             </w:pPr>
             <w:r>
               <w:rPr>
-                <w:rFonts w:ascii="Arial" w:hAnsi="Arial"/>
-                <w:color w:val="1F1F1F"/>
-                <w:sz w:val="19"/>
+                <w:rFonts w:ascii="Calibri" w:hAnsi="Calibri"/>
+                <w:sz w:val="20"/>
               </w:rPr>
             </w:r>
           </w:p>
@@ -3468,19 +4698,30 @@
       <w:tr>
         <w:tc>
           <w:tcPr>
-            <w:tcW w:type="dxa" w:w="2160"/>
-            <w:shd w:val="clear" w:color="auto" w:fill="F2F2F2"/>
+            <w:tcW w:type="dxa" w:w="3168"/>
+            <w:tcBorders>
+              <w:top w:val="single" w:sz="4" w:color="E2E8F0"/>
+              <w:left w:val="single" w:sz="4" w:color="E2E8F0"/>
+              <w:bottom w:val="single" w:sz="4" w:color="E2E8F0"/>
+              <w:right w:val="single" w:sz="4" w:color="E2E8F0"/>
+            </w:tcBorders>
+            <w:shd w:val="clear" w:color="auto" w:fill="F8FAFC"/>
+            <w:tcMar>
+              <w:top w:type="dxa" w:w="100"/>
+              <w:left w:type="dxa" w:w="160"/>
+              <w:bottom w:type="dxa" w:w="100"/>
+              <w:right w:type="dxa" w:w="160"/>
+            </w:tcMar>
+            <w:vAlign w:val="top"/>
           </w:tcPr>
           <w:p>
             <w:pPr>
-              <w:spacing w:before="60" w:after="60"/>
-              <w:ind w:left="72"/>
+              <w:spacing w:before="40" w:after="40"/>
             </w:pPr>
             <w:r>
               <w:rPr>
-                <w:rFonts w:ascii="Arial" w:hAnsi="Arial"/>
-                <w:color w:val="1F1F1F"/>
-                <w:sz w:val="19"/>
+                <w:rFonts w:ascii="Calibri" w:hAnsi="Calibri"/>
+                <w:sz w:val="20"/>
               </w:rPr>
               <w:t>ISV program: start or defer</w:t>
             </w:r>
@@ -3488,19 +4729,30 @@
         </w:tc>
         <w:tc>
           <w:tcPr>
-            <w:tcW w:type="dxa" w:w="2160"/>
-            <w:shd w:val="clear" w:color="auto" w:fill="F2F2F2"/>
+            <w:tcW w:type="dxa" w:w="2880"/>
+            <w:tcBorders>
+              <w:top w:val="single" w:sz="4" w:color="E2E8F0"/>
+              <w:left w:val="single" w:sz="4" w:color="E2E8F0"/>
+              <w:bottom w:val="single" w:sz="4" w:color="E2E8F0"/>
+              <w:right w:val="single" w:sz="4" w:color="E2E8F0"/>
+            </w:tcBorders>
+            <w:shd w:val="clear" w:color="auto" w:fill="F8FAFC"/>
+            <w:tcMar>
+              <w:top w:type="dxa" w:w="100"/>
+              <w:left w:type="dxa" w:w="160"/>
+              <w:bottom w:type="dxa" w:w="100"/>
+              <w:right w:type="dxa" w:w="160"/>
+            </w:tcMar>
+            <w:vAlign w:val="top"/>
           </w:tcPr>
           <w:p>
             <w:pPr>
-              <w:spacing w:before="60" w:after="60"/>
-              <w:ind w:left="72"/>
+              <w:spacing w:before="40" w:after="40"/>
             </w:pPr>
             <w:r>
               <w:rPr>
-                <w:rFonts w:ascii="Arial" w:hAnsi="Arial"/>
-                <w:color w:val="1F1F1F"/>
-                <w:sz w:val="19"/>
+                <w:rFonts w:ascii="Calibri" w:hAnsi="Calibri"/>
+                <w:sz w:val="20"/>
               </w:rPr>
               <w:t>Start now / defer</w:t>
             </w:r>
@@ -3508,57 +4760,90 @@
         </w:tc>
         <w:tc>
           <w:tcPr>
-            <w:tcW w:type="dxa" w:w="1584"/>
-            <w:shd w:val="clear" w:color="auto" w:fill="F2F2F2"/>
+            <w:tcW w:type="dxa" w:w="2016"/>
+            <w:tcBorders>
+              <w:top w:val="single" w:sz="4" w:color="E2E8F0"/>
+              <w:left w:val="single" w:sz="4" w:color="E2E8F0"/>
+              <w:bottom w:val="single" w:sz="4" w:color="E2E8F0"/>
+              <w:right w:val="single" w:sz="4" w:color="E2E8F0"/>
+            </w:tcBorders>
+            <w:shd w:val="clear" w:color="auto" w:fill="F8FAFC"/>
+            <w:tcMar>
+              <w:top w:type="dxa" w:w="100"/>
+              <w:left w:type="dxa" w:w="160"/>
+              <w:bottom w:type="dxa" w:w="100"/>
+              <w:right w:type="dxa" w:w="160"/>
+            </w:tcMar>
+            <w:vAlign w:val="top"/>
           </w:tcPr>
           <w:p>
             <w:pPr>
-              <w:spacing w:before="60" w:after="60"/>
-              <w:ind w:left="72"/>
+              <w:spacing w:before="40" w:after="40"/>
             </w:pPr>
             <w:r>
               <w:rPr>
-                <w:rFonts w:ascii="Arial" w:hAnsi="Arial"/>
-                <w:color w:val="1F1F1F"/>
-                <w:sz w:val="19"/>
+                <w:rFonts w:ascii="Calibri" w:hAnsi="Calibri"/>
+                <w:sz w:val="20"/>
               </w:rPr>
             </w:r>
           </w:p>
         </w:tc>
         <w:tc>
           <w:tcPr>
-            <w:tcW w:type="dxa" w:w="1008"/>
-            <w:shd w:val="clear" w:color="auto" w:fill="F2F2F2"/>
+            <w:tcW w:type="dxa" w:w="1152"/>
+            <w:tcBorders>
+              <w:top w:val="single" w:sz="4" w:color="E2E8F0"/>
+              <w:left w:val="single" w:sz="4" w:color="E2E8F0"/>
+              <w:bottom w:val="single" w:sz="4" w:color="E2E8F0"/>
+              <w:right w:val="single" w:sz="4" w:color="E2E8F0"/>
+            </w:tcBorders>
+            <w:shd w:val="clear" w:color="auto" w:fill="F8FAFC"/>
+            <w:tcMar>
+              <w:top w:type="dxa" w:w="100"/>
+              <w:left w:type="dxa" w:w="160"/>
+              <w:bottom w:type="dxa" w:w="100"/>
+              <w:right w:type="dxa" w:w="160"/>
+            </w:tcMar>
+            <w:vAlign w:val="top"/>
           </w:tcPr>
           <w:p>
             <w:pPr>
-              <w:spacing w:before="60" w:after="60"/>
-              <w:ind w:left="72"/>
+              <w:spacing w:before="40" w:after="40"/>
             </w:pPr>
             <w:r>
               <w:rPr>
-                <w:rFonts w:ascii="Arial" w:hAnsi="Arial"/>
-                <w:color w:val="1F1F1F"/>
-                <w:sz w:val="19"/>
+                <w:rFonts w:ascii="Calibri" w:hAnsi="Calibri"/>
+                <w:sz w:val="20"/>
               </w:rPr>
             </w:r>
           </w:p>
         </w:tc>
         <w:tc>
           <w:tcPr>
-            <w:tcW w:type="dxa" w:w="1296"/>
-            <w:shd w:val="clear" w:color="auto" w:fill="F2F2F2"/>
+            <w:tcW w:type="dxa" w:w="1872"/>
+            <w:tcBorders>
+              <w:top w:val="single" w:sz="4" w:color="E2E8F0"/>
+              <w:left w:val="single" w:sz="4" w:color="E2E8F0"/>
+              <w:bottom w:val="single" w:sz="4" w:color="E2E8F0"/>
+              <w:right w:val="single" w:sz="4" w:color="E2E8F0"/>
+            </w:tcBorders>
+            <w:shd w:val="clear" w:color="auto" w:fill="F8FAFC"/>
+            <w:tcMar>
+              <w:top w:type="dxa" w:w="100"/>
+              <w:left w:type="dxa" w:w="160"/>
+              <w:bottom w:type="dxa" w:w="100"/>
+              <w:right w:type="dxa" w:w="160"/>
+            </w:tcMar>
+            <w:vAlign w:val="top"/>
           </w:tcPr>
           <w:p>
             <w:pPr>
-              <w:spacing w:before="60" w:after="60"/>
-              <w:ind w:left="72"/>
+              <w:spacing w:before="40" w:after="40"/>
             </w:pPr>
             <w:r>
               <w:rPr>
-                <w:rFonts w:ascii="Arial" w:hAnsi="Arial"/>
-                <w:color w:val="1F1F1F"/>
-                <w:sz w:val="19"/>
+                <w:rFonts w:ascii="Calibri" w:hAnsi="Calibri"/>
+                <w:sz w:val="20"/>
               </w:rPr>
               <w:t>SD</w:t>
             </w:r>
@@ -3566,19 +4851,30 @@
         </w:tc>
         <w:tc>
           <w:tcPr>
-            <w:tcW w:type="dxa" w:w="1152"/>
-            <w:shd w:val="clear" w:color="auto" w:fill="F2F2F2"/>
+            <w:tcW w:type="dxa" w:w="2390"/>
+            <w:tcBorders>
+              <w:top w:val="single" w:sz="4" w:color="E2E8F0"/>
+              <w:left w:val="single" w:sz="4" w:color="E2E8F0"/>
+              <w:bottom w:val="single" w:sz="4" w:color="E2E8F0"/>
+              <w:right w:val="single" w:sz="4" w:color="E2E8F0"/>
+            </w:tcBorders>
+            <w:shd w:val="clear" w:color="auto" w:fill="F8FAFC"/>
+            <w:tcMar>
+              <w:top w:type="dxa" w:w="100"/>
+              <w:left w:type="dxa" w:w="160"/>
+              <w:bottom w:type="dxa" w:w="100"/>
+              <w:right w:type="dxa" w:w="160"/>
+            </w:tcMar>
+            <w:vAlign w:val="top"/>
           </w:tcPr>
           <w:p>
             <w:pPr>
-              <w:spacing w:before="60" w:after="60"/>
-              <w:ind w:left="72"/>
+              <w:spacing w:before="40" w:after="40"/>
             </w:pPr>
             <w:r>
               <w:rPr>
-                <w:rFonts w:ascii="Arial" w:hAnsi="Arial"/>
-                <w:color w:val="1F1F1F"/>
-                <w:sz w:val="19"/>
+                <w:rFonts w:ascii="Calibri" w:hAnsi="Calibri"/>
+                <w:sz w:val="20"/>
               </w:rPr>
             </w:r>
           </w:p>
@@ -3587,19 +4883,29 @@
       <w:tr>
         <w:tc>
           <w:tcPr>
-            <w:tcW w:type="dxa" w:w="2160"/>
-            <w:shd w:val="clear" w:color="auto" w:fill="FFFFFF"/>
+            <w:tcW w:type="dxa" w:w="3168"/>
+            <w:tcBorders>
+              <w:top w:val="single" w:sz="4" w:color="E2E8F0"/>
+              <w:left w:val="single" w:sz="4" w:color="E2E8F0"/>
+              <w:bottom w:val="single" w:sz="4" w:color="E2E8F0"/>
+              <w:right w:val="single" w:sz="4" w:color="E2E8F0"/>
+            </w:tcBorders>
+            <w:tcMar>
+              <w:top w:type="dxa" w:w="100"/>
+              <w:left w:type="dxa" w:w="160"/>
+              <w:bottom w:type="dxa" w:w="100"/>
+              <w:right w:type="dxa" w:w="160"/>
+            </w:tcMar>
+            <w:vAlign w:val="top"/>
           </w:tcPr>
           <w:p>
             <w:pPr>
-              <w:spacing w:before="60" w:after="60"/>
-              <w:ind w:left="72"/>
+              <w:spacing w:before="40" w:after="40"/>
             </w:pPr>
             <w:r>
               <w:rPr>
-                <w:rFonts w:ascii="Arial" w:hAnsi="Arial"/>
-                <w:color w:val="1F1F1F"/>
-                <w:sz w:val="19"/>
+                <w:rFonts w:ascii="Calibri" w:hAnsi="Calibri"/>
+                <w:sz w:val="20"/>
               </w:rPr>
               <w:t>Phase 0 kickoff date</w:t>
             </w:r>
@@ -3607,19 +4913,29 @@
         </w:tc>
         <w:tc>
           <w:tcPr>
-            <w:tcW w:type="dxa" w:w="2160"/>
-            <w:shd w:val="clear" w:color="auto" w:fill="FFFFFF"/>
+            <w:tcW w:type="dxa" w:w="2880"/>
+            <w:tcBorders>
+              <w:top w:val="single" w:sz="4" w:color="E2E8F0"/>
+              <w:left w:val="single" w:sz="4" w:color="E2E8F0"/>
+              <w:bottom w:val="single" w:sz="4" w:color="E2E8F0"/>
+              <w:right w:val="single" w:sz="4" w:color="E2E8F0"/>
+            </w:tcBorders>
+            <w:tcMar>
+              <w:top w:type="dxa" w:w="100"/>
+              <w:left w:type="dxa" w:w="160"/>
+              <w:bottom w:type="dxa" w:w="100"/>
+              <w:right w:type="dxa" w:w="160"/>
+            </w:tcMar>
+            <w:vAlign w:val="top"/>
           </w:tcPr>
           <w:p>
             <w:pPr>
-              <w:spacing w:before="60" w:after="60"/>
-              <w:ind w:left="72"/>
+              <w:spacing w:before="40" w:after="40"/>
             </w:pPr>
             <w:r>
               <w:rPr>
-                <w:rFonts w:ascii="Arial" w:hAnsi="Arial"/>
-                <w:color w:val="1F1F1F"/>
-                <w:sz w:val="19"/>
+                <w:rFonts w:ascii="Calibri" w:hAnsi="Calibri"/>
+                <w:sz w:val="20"/>
               </w:rPr>
               <w:t>Target: 01 Jun 2026</w:t>
             </w:r>
@@ -3627,57 +4943,87 @@
         </w:tc>
         <w:tc>
           <w:tcPr>
-            <w:tcW w:type="dxa" w:w="1584"/>
-            <w:shd w:val="clear" w:color="auto" w:fill="FFFFFF"/>
+            <w:tcW w:type="dxa" w:w="2016"/>
+            <w:tcBorders>
+              <w:top w:val="single" w:sz="4" w:color="E2E8F0"/>
+              <w:left w:val="single" w:sz="4" w:color="E2E8F0"/>
+              <w:bottom w:val="single" w:sz="4" w:color="E2E8F0"/>
+              <w:right w:val="single" w:sz="4" w:color="E2E8F0"/>
+            </w:tcBorders>
+            <w:tcMar>
+              <w:top w:type="dxa" w:w="100"/>
+              <w:left w:type="dxa" w:w="160"/>
+              <w:bottom w:type="dxa" w:w="100"/>
+              <w:right w:type="dxa" w:w="160"/>
+            </w:tcMar>
+            <w:vAlign w:val="top"/>
           </w:tcPr>
           <w:p>
             <w:pPr>
-              <w:spacing w:before="60" w:after="60"/>
-              <w:ind w:left="72"/>
+              <w:spacing w:before="40" w:after="40"/>
             </w:pPr>
             <w:r>
               <w:rPr>
-                <w:rFonts w:ascii="Arial" w:hAnsi="Arial"/>
-                <w:color w:val="1F1F1F"/>
-                <w:sz w:val="19"/>
+                <w:rFonts w:ascii="Calibri" w:hAnsi="Calibri"/>
+                <w:sz w:val="20"/>
               </w:rPr>
             </w:r>
           </w:p>
         </w:tc>
         <w:tc>
           <w:tcPr>
-            <w:tcW w:type="dxa" w:w="1008"/>
-            <w:shd w:val="clear" w:color="auto" w:fill="FFFFFF"/>
+            <w:tcW w:type="dxa" w:w="1152"/>
+            <w:tcBorders>
+              <w:top w:val="single" w:sz="4" w:color="E2E8F0"/>
+              <w:left w:val="single" w:sz="4" w:color="E2E8F0"/>
+              <w:bottom w:val="single" w:sz="4" w:color="E2E8F0"/>
+              <w:right w:val="single" w:sz="4" w:color="E2E8F0"/>
+            </w:tcBorders>
+            <w:tcMar>
+              <w:top w:type="dxa" w:w="100"/>
+              <w:left w:type="dxa" w:w="160"/>
+              <w:bottom w:type="dxa" w:w="100"/>
+              <w:right w:type="dxa" w:w="160"/>
+            </w:tcMar>
+            <w:vAlign w:val="top"/>
           </w:tcPr>
           <w:p>
             <w:pPr>
-              <w:spacing w:before="60" w:after="60"/>
-              <w:ind w:left="72"/>
+              <w:spacing w:before="40" w:after="40"/>
             </w:pPr>
             <w:r>
               <w:rPr>
-                <w:rFonts w:ascii="Arial" w:hAnsi="Arial"/>
-                <w:color w:val="1F1F1F"/>
-                <w:sz w:val="19"/>
+                <w:rFonts w:ascii="Calibri" w:hAnsi="Calibri"/>
+                <w:sz w:val="20"/>
               </w:rPr>
             </w:r>
           </w:p>
         </w:tc>
         <w:tc>
           <w:tcPr>
-            <w:tcW w:type="dxa" w:w="1296"/>
-            <w:shd w:val="clear" w:color="auto" w:fill="FFFFFF"/>
+            <w:tcW w:type="dxa" w:w="1872"/>
+            <w:tcBorders>
+              <w:top w:val="single" w:sz="4" w:color="E2E8F0"/>
+              <w:left w:val="single" w:sz="4" w:color="E2E8F0"/>
+              <w:bottom w:val="single" w:sz="4" w:color="E2E8F0"/>
+              <w:right w:val="single" w:sz="4" w:color="E2E8F0"/>
+            </w:tcBorders>
+            <w:tcMar>
+              <w:top w:type="dxa" w:w="100"/>
+              <w:left w:type="dxa" w:w="160"/>
+              <w:bottom w:type="dxa" w:w="100"/>
+              <w:right w:type="dxa" w:w="160"/>
+            </w:tcMar>
+            <w:vAlign w:val="top"/>
           </w:tcPr>
           <w:p>
             <w:pPr>
-              <w:spacing w:before="60" w:after="60"/>
-              <w:ind w:left="72"/>
+              <w:spacing w:before="40" w:after="40"/>
             </w:pPr>
             <w:r>
               <w:rPr>
-                <w:rFonts w:ascii="Arial" w:hAnsi="Arial"/>
-                <w:color w:val="1F1F1F"/>
-                <w:sz w:val="19"/>
+                <w:rFonts w:ascii="Calibri" w:hAnsi="Calibri"/>
+                <w:sz w:val="20"/>
               </w:rPr>
               <w:t>SD</w:t>
             </w:r>
@@ -3685,19 +5031,29 @@
         </w:tc>
         <w:tc>
           <w:tcPr>
-            <w:tcW w:type="dxa" w:w="1152"/>
-            <w:shd w:val="clear" w:color="auto" w:fill="FFFFFF"/>
+            <w:tcW w:type="dxa" w:w="2390"/>
+            <w:tcBorders>
+              <w:top w:val="single" w:sz="4" w:color="E2E8F0"/>
+              <w:left w:val="single" w:sz="4" w:color="E2E8F0"/>
+              <w:bottom w:val="single" w:sz="4" w:color="E2E8F0"/>
+              <w:right w:val="single" w:sz="4" w:color="E2E8F0"/>
+            </w:tcBorders>
+            <w:tcMar>
+              <w:top w:type="dxa" w:w="100"/>
+              <w:left w:type="dxa" w:w="160"/>
+              <w:bottom w:type="dxa" w:w="100"/>
+              <w:right w:type="dxa" w:w="160"/>
+            </w:tcMar>
+            <w:vAlign w:val="top"/>
           </w:tcPr>
           <w:p>
             <w:pPr>
-              <w:spacing w:before="60" w:after="60"/>
-              <w:ind w:left="72"/>
+              <w:spacing w:before="40" w:after="40"/>
             </w:pPr>
             <w:r>
               <w:rPr>
-                <w:rFonts w:ascii="Arial" w:hAnsi="Arial"/>
-                <w:color w:val="1F1F1F"/>
-                <w:sz w:val="19"/>
+                <w:rFonts w:ascii="Calibri" w:hAnsi="Calibri"/>
+                <w:sz w:val="20"/>
               </w:rPr>
             </w:r>
           </w:p>
@@ -3706,19 +5062,30 @@
       <w:tr>
         <w:tc>
           <w:tcPr>
-            <w:tcW w:type="dxa" w:w="2160"/>
-            <w:shd w:val="clear" w:color="auto" w:fill="F2F2F2"/>
+            <w:tcW w:type="dxa" w:w="3168"/>
+            <w:tcBorders>
+              <w:top w:val="single" w:sz="4" w:color="E2E8F0"/>
+              <w:left w:val="single" w:sz="4" w:color="E2E8F0"/>
+              <w:bottom w:val="single" w:sz="4" w:color="E2E8F0"/>
+              <w:right w:val="single" w:sz="4" w:color="E2E8F0"/>
+            </w:tcBorders>
+            <w:shd w:val="clear" w:color="auto" w:fill="F8FAFC"/>
+            <w:tcMar>
+              <w:top w:type="dxa" w:w="100"/>
+              <w:left w:type="dxa" w:w="160"/>
+              <w:bottom w:type="dxa" w:w="100"/>
+              <w:right w:type="dxa" w:w="160"/>
+            </w:tcMar>
+            <w:vAlign w:val="top"/>
           </w:tcPr>
           <w:p>
             <w:pPr>
-              <w:spacing w:before="60" w:after="60"/>
-              <w:ind w:left="72"/>
+              <w:spacing w:before="40" w:after="40"/>
             </w:pPr>
             <w:r>
               <w:rPr>
-                <w:rFonts w:ascii="Arial" w:hAnsi="Arial"/>
-                <w:color w:val="1F1F1F"/>
-                <w:sz w:val="19"/>
+                <w:rFonts w:ascii="Calibri" w:hAnsi="Calibri"/>
+                <w:sz w:val="20"/>
               </w:rPr>
               <w:t>App Engine SKU on customers</w:t>
             </w:r>
@@ -3726,19 +5093,30 @@
         </w:tc>
         <w:tc>
           <w:tcPr>
-            <w:tcW w:type="dxa" w:w="2160"/>
-            <w:shd w:val="clear" w:color="auto" w:fill="F2F2F2"/>
+            <w:tcW w:type="dxa" w:w="2880"/>
+            <w:tcBorders>
+              <w:top w:val="single" w:sz="4" w:color="E2E8F0"/>
+              <w:left w:val="single" w:sz="4" w:color="E2E8F0"/>
+              <w:bottom w:val="single" w:sz="4" w:color="E2E8F0"/>
+              <w:right w:val="single" w:sz="4" w:color="E2E8F0"/>
+            </w:tcBorders>
+            <w:shd w:val="clear" w:color="auto" w:fill="F8FAFC"/>
+            <w:tcMar>
+              <w:top w:type="dxa" w:w="100"/>
+              <w:left w:type="dxa" w:w="160"/>
+              <w:bottom w:type="dxa" w:w="100"/>
+              <w:right w:type="dxa" w:w="160"/>
+            </w:tcMar>
+            <w:vAlign w:val="top"/>
           </w:tcPr>
           <w:p>
             <w:pPr>
-              <w:spacing w:before="60" w:after="60"/>
-              <w:ind w:left="72"/>
+              <w:spacing w:before="40" w:after="40"/>
             </w:pPr>
             <w:r>
               <w:rPr>
-                <w:rFonts w:ascii="Arial" w:hAnsi="Arial"/>
-                <w:color w:val="1F1F1F"/>
-                <w:sz w:val="19"/>
+                <w:rFonts w:ascii="Calibri" w:hAnsi="Calibri"/>
+                <w:sz w:val="20"/>
               </w:rPr>
               <w:t>Confirm % of portfolio with App Engine</w:t>
             </w:r>
@@ -3746,57 +5124,90 @@
         </w:tc>
         <w:tc>
           <w:tcPr>
-            <w:tcW w:type="dxa" w:w="1584"/>
-            <w:shd w:val="clear" w:color="auto" w:fill="F2F2F2"/>
+            <w:tcW w:type="dxa" w:w="2016"/>
+            <w:tcBorders>
+              <w:top w:val="single" w:sz="4" w:color="E2E8F0"/>
+              <w:left w:val="single" w:sz="4" w:color="E2E8F0"/>
+              <w:bottom w:val="single" w:sz="4" w:color="E2E8F0"/>
+              <w:right w:val="single" w:sz="4" w:color="E2E8F0"/>
+            </w:tcBorders>
+            <w:shd w:val="clear" w:color="auto" w:fill="F8FAFC"/>
+            <w:tcMar>
+              <w:top w:type="dxa" w:w="100"/>
+              <w:left w:type="dxa" w:w="160"/>
+              <w:bottom w:type="dxa" w:w="100"/>
+              <w:right w:type="dxa" w:w="160"/>
+            </w:tcMar>
+            <w:vAlign w:val="top"/>
           </w:tcPr>
           <w:p>
             <w:pPr>
-              <w:spacing w:before="60" w:after="60"/>
-              <w:ind w:left="72"/>
+              <w:spacing w:before="40" w:after="40"/>
             </w:pPr>
             <w:r>
               <w:rPr>
-                <w:rFonts w:ascii="Arial" w:hAnsi="Arial"/>
-                <w:color w:val="1F1F1F"/>
-                <w:sz w:val="19"/>
+                <w:rFonts w:ascii="Calibri" w:hAnsi="Calibri"/>
+                <w:sz w:val="20"/>
               </w:rPr>
             </w:r>
           </w:p>
         </w:tc>
         <w:tc>
           <w:tcPr>
-            <w:tcW w:type="dxa" w:w="1008"/>
-            <w:shd w:val="clear" w:color="auto" w:fill="F2F2F2"/>
+            <w:tcW w:type="dxa" w:w="1152"/>
+            <w:tcBorders>
+              <w:top w:val="single" w:sz="4" w:color="E2E8F0"/>
+              <w:left w:val="single" w:sz="4" w:color="E2E8F0"/>
+              <w:bottom w:val="single" w:sz="4" w:color="E2E8F0"/>
+              <w:right w:val="single" w:sz="4" w:color="E2E8F0"/>
+            </w:tcBorders>
+            <w:shd w:val="clear" w:color="auto" w:fill="F8FAFC"/>
+            <w:tcMar>
+              <w:top w:type="dxa" w:w="100"/>
+              <w:left w:type="dxa" w:w="160"/>
+              <w:bottom w:type="dxa" w:w="100"/>
+              <w:right w:type="dxa" w:w="160"/>
+            </w:tcMar>
+            <w:vAlign w:val="top"/>
           </w:tcPr>
           <w:p>
             <w:pPr>
-              <w:spacing w:before="60" w:after="60"/>
-              <w:ind w:left="72"/>
+              <w:spacing w:before="40" w:after="40"/>
             </w:pPr>
             <w:r>
               <w:rPr>
-                <w:rFonts w:ascii="Arial" w:hAnsi="Arial"/>
-                <w:color w:val="1F1F1F"/>
-                <w:sz w:val="19"/>
+                <w:rFonts w:ascii="Calibri" w:hAnsi="Calibri"/>
+                <w:sz w:val="20"/>
               </w:rPr>
             </w:r>
           </w:p>
         </w:tc>
         <w:tc>
           <w:tcPr>
-            <w:tcW w:type="dxa" w:w="1296"/>
-            <w:shd w:val="clear" w:color="auto" w:fill="F2F2F2"/>
+            <w:tcW w:type="dxa" w:w="1872"/>
+            <w:tcBorders>
+              <w:top w:val="single" w:sz="4" w:color="E2E8F0"/>
+              <w:left w:val="single" w:sz="4" w:color="E2E8F0"/>
+              <w:bottom w:val="single" w:sz="4" w:color="E2E8F0"/>
+              <w:right w:val="single" w:sz="4" w:color="E2E8F0"/>
+            </w:tcBorders>
+            <w:shd w:val="clear" w:color="auto" w:fill="F8FAFC"/>
+            <w:tcMar>
+              <w:top w:type="dxa" w:w="100"/>
+              <w:left w:type="dxa" w:w="160"/>
+              <w:bottom w:type="dxa" w:w="100"/>
+              <w:right w:type="dxa" w:w="160"/>
+            </w:tcMar>
+            <w:vAlign w:val="top"/>
           </w:tcPr>
           <w:p>
             <w:pPr>
-              <w:spacing w:before="60" w:after="60"/>
-              <w:ind w:left="72"/>
+              <w:spacing w:before="40" w:after="40"/>
             </w:pPr>
             <w:r>
               <w:rPr>
-                <w:rFonts w:ascii="Arial" w:hAnsi="Arial"/>
-                <w:color w:val="1F1F1F"/>
-                <w:sz w:val="19"/>
+                <w:rFonts w:ascii="Calibri" w:hAnsi="Calibri"/>
+                <w:sz w:val="20"/>
               </w:rPr>
               <w:t>Shawn</w:t>
             </w:r>
@@ -3804,19 +5215,30 @@
         </w:tc>
         <w:tc>
           <w:tcPr>
-            <w:tcW w:type="dxa" w:w="1152"/>
-            <w:shd w:val="clear" w:color="auto" w:fill="F2F2F2"/>
+            <w:tcW w:type="dxa" w:w="2390"/>
+            <w:tcBorders>
+              <w:top w:val="single" w:sz="4" w:color="E2E8F0"/>
+              <w:left w:val="single" w:sz="4" w:color="E2E8F0"/>
+              <w:bottom w:val="single" w:sz="4" w:color="E2E8F0"/>
+              <w:right w:val="single" w:sz="4" w:color="E2E8F0"/>
+            </w:tcBorders>
+            <w:shd w:val="clear" w:color="auto" w:fill="F8FAFC"/>
+            <w:tcMar>
+              <w:top w:type="dxa" w:w="100"/>
+              <w:left w:type="dxa" w:w="160"/>
+              <w:bottom w:type="dxa" w:w="100"/>
+              <w:right w:type="dxa" w:w="160"/>
+            </w:tcMar>
+            <w:vAlign w:val="top"/>
           </w:tcPr>
           <w:p>
             <w:pPr>
-              <w:spacing w:before="60" w:after="60"/>
-              <w:ind w:left="72"/>
+              <w:spacing w:before="40" w:after="40"/>
             </w:pPr>
             <w:r>
               <w:rPr>
-                <w:rFonts w:ascii="Arial" w:hAnsi="Arial"/>
-                <w:color w:val="1F1F1F"/>
-                <w:sz w:val="19"/>
+                <w:rFonts w:ascii="Calibri" w:hAnsi="Calibri"/>
+                <w:sz w:val="20"/>
               </w:rPr>
             </w:r>
           </w:p>
@@ -3825,19 +5247,29 @@
       <w:tr>
         <w:tc>
           <w:tcPr>
-            <w:tcW w:type="dxa" w:w="2160"/>
-            <w:shd w:val="clear" w:color="auto" w:fill="FFFFFF"/>
+            <w:tcW w:type="dxa" w:w="3168"/>
+            <w:tcBorders>
+              <w:top w:val="single" w:sz="4" w:color="E2E8F0"/>
+              <w:left w:val="single" w:sz="4" w:color="E2E8F0"/>
+              <w:bottom w:val="single" w:sz="4" w:color="E2E8F0"/>
+              <w:right w:val="single" w:sz="4" w:color="E2E8F0"/>
+            </w:tcBorders>
+            <w:tcMar>
+              <w:top w:type="dxa" w:w="100"/>
+              <w:left w:type="dxa" w:w="160"/>
+              <w:bottom w:type="dxa" w:w="100"/>
+              <w:right w:type="dxa" w:w="160"/>
+            </w:tcMar>
+            <w:vAlign w:val="top"/>
           </w:tcPr>
           <w:p>
             <w:pPr>
-              <w:spacing w:before="60" w:after="60"/>
-              <w:ind w:left="72"/>
+              <w:spacing w:before="40" w:after="40"/>
             </w:pPr>
             <w:r>
               <w:rPr>
-                <w:rFonts w:ascii="Arial" w:hAnsi="Arial"/>
-                <w:color w:val="1F1F1F"/>
-                <w:sz w:val="19"/>
+                <w:rFonts w:ascii="Calibri" w:hAnsi="Calibri"/>
+                <w:sz w:val="20"/>
               </w:rPr>
               <w:t>Health score validation approach</w:t>
             </w:r>
@@ -3845,19 +5277,29 @@
         </w:tc>
         <w:tc>
           <w:tcPr>
-            <w:tcW w:type="dxa" w:w="2160"/>
-            <w:shd w:val="clear" w:color="auto" w:fill="FFFFFF"/>
+            <w:tcW w:type="dxa" w:w="2880"/>
+            <w:tcBorders>
+              <w:top w:val="single" w:sz="4" w:color="E2E8F0"/>
+              <w:left w:val="single" w:sz="4" w:color="E2E8F0"/>
+              <w:bottom w:val="single" w:sz="4" w:color="E2E8F0"/>
+              <w:right w:val="single" w:sz="4" w:color="E2E8F0"/>
+            </w:tcBorders>
+            <w:tcMar>
+              <w:top w:type="dxa" w:w="100"/>
+              <w:left w:type="dxa" w:w="160"/>
+              <w:bottom w:type="dxa" w:w="100"/>
+              <w:right w:type="dxa" w:w="160"/>
+            </w:tcMar>
+            <w:vAlign w:val="top"/>
           </w:tcPr>
           <w:p>
             <w:pPr>
-              <w:spacing w:before="60" w:after="60"/>
-              <w:ind w:left="72"/>
+              <w:spacing w:before="40" w:after="40"/>
             </w:pPr>
             <w:r>
               <w:rPr>
-                <w:rFonts w:ascii="Arial" w:hAnsi="Arial"/>
-                <w:color w:val="1F1F1F"/>
-                <w:sz w:val="19"/>
+                <w:rFonts w:ascii="Calibri" w:hAnsi="Calibri"/>
+                <w:sz w:val="20"/>
               </w:rPr>
               <w:t>Backtest on historical data / go with estimate</w:t>
             </w:r>
@@ -3865,57 +5307,87 @@
         </w:tc>
         <w:tc>
           <w:tcPr>
-            <w:tcW w:type="dxa" w:w="1584"/>
-            <w:shd w:val="clear" w:color="auto" w:fill="FFFFFF"/>
+            <w:tcW w:type="dxa" w:w="2016"/>
+            <w:tcBorders>
+              <w:top w:val="single" w:sz="4" w:color="E2E8F0"/>
+              <w:left w:val="single" w:sz="4" w:color="E2E8F0"/>
+              <w:bottom w:val="single" w:sz="4" w:color="E2E8F0"/>
+              <w:right w:val="single" w:sz="4" w:color="E2E8F0"/>
+            </w:tcBorders>
+            <w:tcMar>
+              <w:top w:type="dxa" w:w="100"/>
+              <w:left w:type="dxa" w:w="160"/>
+              <w:bottom w:type="dxa" w:w="100"/>
+              <w:right w:type="dxa" w:w="160"/>
+            </w:tcMar>
+            <w:vAlign w:val="top"/>
           </w:tcPr>
           <w:p>
             <w:pPr>
-              <w:spacing w:before="60" w:after="60"/>
-              <w:ind w:left="72"/>
+              <w:spacing w:before="40" w:after="40"/>
             </w:pPr>
             <w:r>
               <w:rPr>
-                <w:rFonts w:ascii="Arial" w:hAnsi="Arial"/>
-                <w:color w:val="1F1F1F"/>
-                <w:sz w:val="19"/>
+                <w:rFonts w:ascii="Calibri" w:hAnsi="Calibri"/>
+                <w:sz w:val="20"/>
               </w:rPr>
             </w:r>
           </w:p>
         </w:tc>
         <w:tc>
           <w:tcPr>
-            <w:tcW w:type="dxa" w:w="1008"/>
-            <w:shd w:val="clear" w:color="auto" w:fill="FFFFFF"/>
+            <w:tcW w:type="dxa" w:w="1152"/>
+            <w:tcBorders>
+              <w:top w:val="single" w:sz="4" w:color="E2E8F0"/>
+              <w:left w:val="single" w:sz="4" w:color="E2E8F0"/>
+              <w:bottom w:val="single" w:sz="4" w:color="E2E8F0"/>
+              <w:right w:val="single" w:sz="4" w:color="E2E8F0"/>
+            </w:tcBorders>
+            <w:tcMar>
+              <w:top w:type="dxa" w:w="100"/>
+              <w:left w:type="dxa" w:w="160"/>
+              <w:bottom w:type="dxa" w:w="100"/>
+              <w:right w:type="dxa" w:w="160"/>
+            </w:tcMar>
+            <w:vAlign w:val="top"/>
           </w:tcPr>
           <w:p>
             <w:pPr>
-              <w:spacing w:before="60" w:after="60"/>
-              <w:ind w:left="72"/>
+              <w:spacing w:before="40" w:after="40"/>
             </w:pPr>
             <w:r>
               <w:rPr>
-                <w:rFonts w:ascii="Arial" w:hAnsi="Arial"/>
-                <w:color w:val="1F1F1F"/>
-                <w:sz w:val="19"/>
+                <w:rFonts w:ascii="Calibri" w:hAnsi="Calibri"/>
+                <w:sz w:val="20"/>
               </w:rPr>
             </w:r>
           </w:p>
         </w:tc>
         <w:tc>
           <w:tcPr>
-            <w:tcW w:type="dxa" w:w="1296"/>
-            <w:shd w:val="clear" w:color="auto" w:fill="FFFFFF"/>
+            <w:tcW w:type="dxa" w:w="1872"/>
+            <w:tcBorders>
+              <w:top w:val="single" w:sz="4" w:color="E2E8F0"/>
+              <w:left w:val="single" w:sz="4" w:color="E2E8F0"/>
+              <w:bottom w:val="single" w:sz="4" w:color="E2E8F0"/>
+              <w:right w:val="single" w:sz="4" w:color="E2E8F0"/>
+            </w:tcBorders>
+            <w:tcMar>
+              <w:top w:type="dxa" w:w="100"/>
+              <w:left w:type="dxa" w:w="160"/>
+              <w:bottom w:type="dxa" w:w="100"/>
+              <w:right w:type="dxa" w:w="160"/>
+            </w:tcMar>
+            <w:vAlign w:val="top"/>
           </w:tcPr>
           <w:p>
             <w:pPr>
-              <w:spacing w:before="60" w:after="60"/>
-              <w:ind w:left="72"/>
+              <w:spacing w:before="40" w:after="40"/>
             </w:pPr>
             <w:r>
               <w:rPr>
-                <w:rFonts w:ascii="Arial" w:hAnsi="Arial"/>
-                <w:color w:val="1F1F1F"/>
-                <w:sz w:val="19"/>
+                <w:rFonts w:ascii="Calibri" w:hAnsi="Calibri"/>
+                <w:sz w:val="20"/>
               </w:rPr>
               <w:t>Shawn</w:t>
             </w:r>
@@ -3923,19 +5395,29 @@
         </w:tc>
         <w:tc>
           <w:tcPr>
-            <w:tcW w:type="dxa" w:w="1152"/>
-            <w:shd w:val="clear" w:color="auto" w:fill="FFFFFF"/>
+            <w:tcW w:type="dxa" w:w="2390"/>
+            <w:tcBorders>
+              <w:top w:val="single" w:sz="4" w:color="E2E8F0"/>
+              <w:left w:val="single" w:sz="4" w:color="E2E8F0"/>
+              <w:bottom w:val="single" w:sz="4" w:color="E2E8F0"/>
+              <w:right w:val="single" w:sz="4" w:color="E2E8F0"/>
+            </w:tcBorders>
+            <w:tcMar>
+              <w:top w:type="dxa" w:w="100"/>
+              <w:left w:type="dxa" w:w="160"/>
+              <w:bottom w:type="dxa" w:w="100"/>
+              <w:right w:type="dxa" w:w="160"/>
+            </w:tcMar>
+            <w:vAlign w:val="top"/>
           </w:tcPr>
           <w:p>
             <w:pPr>
-              <w:spacing w:before="60" w:after="60"/>
-              <w:ind w:left="72"/>
+              <w:spacing w:before="40" w:after="40"/>
             </w:pPr>
             <w:r>
               <w:rPr>
-                <w:rFonts w:ascii="Arial" w:hAnsi="Arial"/>
-                <w:color w:val="1F1F1F"/>
-                <w:sz w:val="19"/>
+                <w:rFonts w:ascii="Calibri" w:hAnsi="Calibri"/>
+                <w:sz w:val="20"/>
               </w:rPr>
             </w:r>
           </w:p>
@@ -3944,19 +5426,30 @@
       <w:tr>
         <w:tc>
           <w:tcPr>
-            <w:tcW w:type="dxa" w:w="2160"/>
-            <w:shd w:val="clear" w:color="auto" w:fill="F2F2F2"/>
+            <w:tcW w:type="dxa" w:w="3168"/>
+            <w:tcBorders>
+              <w:top w:val="single" w:sz="4" w:color="E2E8F0"/>
+              <w:left w:val="single" w:sz="4" w:color="E2E8F0"/>
+              <w:bottom w:val="single" w:sz="4" w:color="E2E8F0"/>
+              <w:right w:val="single" w:sz="4" w:color="E2E8F0"/>
+            </w:tcBorders>
+            <w:shd w:val="clear" w:color="auto" w:fill="F8FAFC"/>
+            <w:tcMar>
+              <w:top w:type="dxa" w:w="100"/>
+              <w:left w:type="dxa" w:w="160"/>
+              <w:bottom w:type="dxa" w:w="100"/>
+              <w:right w:type="dxa" w:w="160"/>
+            </w:tcMar>
+            <w:vAlign w:val="top"/>
           </w:tcPr>
           <w:p>
             <w:pPr>
-              <w:spacing w:before="60" w:after="60"/>
-              <w:ind w:left="72"/>
+              <w:spacing w:before="40" w:after="40"/>
             </w:pPr>
             <w:r>
               <w:rPr>
-                <w:rFonts w:ascii="Arial" w:hAnsi="Arial"/>
-                <w:color w:val="1F1F1F"/>
-                <w:sz w:val="19"/>
+                <w:rFonts w:ascii="Calibri" w:hAnsi="Calibri"/>
+                <w:sz w:val="20"/>
               </w:rPr>
               <w:t>Content table: own or extend KB</w:t>
             </w:r>
@@ -3964,19 +5457,30 @@
         </w:tc>
         <w:tc>
           <w:tcPr>
-            <w:tcW w:type="dxa" w:w="2160"/>
-            <w:shd w:val="clear" w:color="auto" w:fill="F2F2F2"/>
+            <w:tcW w:type="dxa" w:w="2880"/>
+            <w:tcBorders>
+              <w:top w:val="single" w:sz="4" w:color="E2E8F0"/>
+              <w:left w:val="single" w:sz="4" w:color="E2E8F0"/>
+              <w:bottom w:val="single" w:sz="4" w:color="E2E8F0"/>
+              <w:right w:val="single" w:sz="4" w:color="E2E8F0"/>
+            </w:tcBorders>
+            <w:shd w:val="clear" w:color="auto" w:fill="F8FAFC"/>
+            <w:tcMar>
+              <w:top w:type="dxa" w:w="100"/>
+              <w:left w:type="dxa" w:w="160"/>
+              <w:bottom w:type="dxa" w:w="100"/>
+              <w:right w:type="dxa" w:w="160"/>
+            </w:tcMar>
+            <w:vAlign w:val="top"/>
           </w:tcPr>
           <w:p>
             <w:pPr>
-              <w:spacing w:before="60" w:after="60"/>
-              <w:ind w:left="72"/>
+              <w:spacing w:before="40" w:after="40"/>
             </w:pPr>
             <w:r>
               <w:rPr>
-                <w:rFonts w:ascii="Arial" w:hAnsi="Arial"/>
-                <w:color w:val="1F1F1F"/>
-                <w:sz w:val="19"/>
+                <w:rFonts w:ascii="Calibri" w:hAnsi="Calibri"/>
+                <w:sz w:val="20"/>
               </w:rPr>
               <w:t>Custom table (A) / KB extension (B or hybrid)</w:t>
             </w:r>
@@ -3984,57 +5488,90 @@
         </w:tc>
         <w:tc>
           <w:tcPr>
-            <w:tcW w:type="dxa" w:w="1584"/>
-            <w:shd w:val="clear" w:color="auto" w:fill="F2F2F2"/>
+            <w:tcW w:type="dxa" w:w="2016"/>
+            <w:tcBorders>
+              <w:top w:val="single" w:sz="4" w:color="E2E8F0"/>
+              <w:left w:val="single" w:sz="4" w:color="E2E8F0"/>
+              <w:bottom w:val="single" w:sz="4" w:color="E2E8F0"/>
+              <w:right w:val="single" w:sz="4" w:color="E2E8F0"/>
+            </w:tcBorders>
+            <w:shd w:val="clear" w:color="auto" w:fill="F8FAFC"/>
+            <w:tcMar>
+              <w:top w:type="dxa" w:w="100"/>
+              <w:left w:type="dxa" w:w="160"/>
+              <w:bottom w:type="dxa" w:w="100"/>
+              <w:right w:type="dxa" w:w="160"/>
+            </w:tcMar>
+            <w:vAlign w:val="top"/>
           </w:tcPr>
           <w:p>
             <w:pPr>
-              <w:spacing w:before="60" w:after="60"/>
-              <w:ind w:left="72"/>
+              <w:spacing w:before="40" w:after="40"/>
             </w:pPr>
             <w:r>
               <w:rPr>
-                <w:rFonts w:ascii="Arial" w:hAnsi="Arial"/>
-                <w:color w:val="1F1F1F"/>
-                <w:sz w:val="19"/>
+                <w:rFonts w:ascii="Calibri" w:hAnsi="Calibri"/>
+                <w:sz w:val="20"/>
               </w:rPr>
             </w:r>
           </w:p>
         </w:tc>
         <w:tc>
           <w:tcPr>
-            <w:tcW w:type="dxa" w:w="1008"/>
-            <w:shd w:val="clear" w:color="auto" w:fill="F2F2F2"/>
+            <w:tcW w:type="dxa" w:w="1152"/>
+            <w:tcBorders>
+              <w:top w:val="single" w:sz="4" w:color="E2E8F0"/>
+              <w:left w:val="single" w:sz="4" w:color="E2E8F0"/>
+              <w:bottom w:val="single" w:sz="4" w:color="E2E8F0"/>
+              <w:right w:val="single" w:sz="4" w:color="E2E8F0"/>
+            </w:tcBorders>
+            <w:shd w:val="clear" w:color="auto" w:fill="F8FAFC"/>
+            <w:tcMar>
+              <w:top w:type="dxa" w:w="100"/>
+              <w:left w:type="dxa" w:w="160"/>
+              <w:bottom w:type="dxa" w:w="100"/>
+              <w:right w:type="dxa" w:w="160"/>
+            </w:tcMar>
+            <w:vAlign w:val="top"/>
           </w:tcPr>
           <w:p>
             <w:pPr>
-              <w:spacing w:before="60" w:after="60"/>
-              <w:ind w:left="72"/>
+              <w:spacing w:before="40" w:after="40"/>
             </w:pPr>
             <w:r>
               <w:rPr>
-                <w:rFonts w:ascii="Arial" w:hAnsi="Arial"/>
-                <w:color w:val="1F1F1F"/>
-                <w:sz w:val="19"/>
+                <w:rFonts w:ascii="Calibri" w:hAnsi="Calibri"/>
+                <w:sz w:val="20"/>
               </w:rPr>
             </w:r>
           </w:p>
         </w:tc>
         <w:tc>
           <w:tcPr>
-            <w:tcW w:type="dxa" w:w="1296"/>
-            <w:shd w:val="clear" w:color="auto" w:fill="F2F2F2"/>
+            <w:tcW w:type="dxa" w:w="1872"/>
+            <w:tcBorders>
+              <w:top w:val="single" w:sz="4" w:color="E2E8F0"/>
+              <w:left w:val="single" w:sz="4" w:color="E2E8F0"/>
+              <w:bottom w:val="single" w:sz="4" w:color="E2E8F0"/>
+              <w:right w:val="single" w:sz="4" w:color="E2E8F0"/>
+            </w:tcBorders>
+            <w:shd w:val="clear" w:color="auto" w:fill="F8FAFC"/>
+            <w:tcMar>
+              <w:top w:type="dxa" w:w="100"/>
+              <w:left w:type="dxa" w:w="160"/>
+              <w:bottom w:type="dxa" w:w="100"/>
+              <w:right w:type="dxa" w:w="160"/>
+            </w:tcMar>
+            <w:vAlign w:val="top"/>
           </w:tcPr>
           <w:p>
             <w:pPr>
-              <w:spacing w:before="60" w:after="60"/>
-              <w:ind w:left="72"/>
+              <w:spacing w:before="40" w:after="40"/>
             </w:pPr>
             <w:r>
               <w:rPr>
-                <w:rFonts w:ascii="Arial" w:hAnsi="Arial"/>
-                <w:color w:val="1F1F1F"/>
-                <w:sz w:val="19"/>
+                <w:rFonts w:ascii="Calibri" w:hAnsi="Calibri"/>
+                <w:sz w:val="20"/>
               </w:rPr>
               <w:t>Shawn</w:t>
             </w:r>
@@ -4042,19 +5579,30 @@
         </w:tc>
         <w:tc>
           <w:tcPr>
-            <w:tcW w:type="dxa" w:w="1152"/>
-            <w:shd w:val="clear" w:color="auto" w:fill="F2F2F2"/>
+            <w:tcW w:type="dxa" w:w="2390"/>
+            <w:tcBorders>
+              <w:top w:val="single" w:sz="4" w:color="E2E8F0"/>
+              <w:left w:val="single" w:sz="4" w:color="E2E8F0"/>
+              <w:bottom w:val="single" w:sz="4" w:color="E2E8F0"/>
+              <w:right w:val="single" w:sz="4" w:color="E2E8F0"/>
+            </w:tcBorders>
+            <w:shd w:val="clear" w:color="auto" w:fill="F8FAFC"/>
+            <w:tcMar>
+              <w:top w:type="dxa" w:w="100"/>
+              <w:left w:type="dxa" w:w="160"/>
+              <w:bottom w:type="dxa" w:w="100"/>
+              <w:right w:type="dxa" w:w="160"/>
+            </w:tcMar>
+            <w:vAlign w:val="top"/>
           </w:tcPr>
           <w:p>
             <w:pPr>
-              <w:spacing w:before="60" w:after="60"/>
-              <w:ind w:left="72"/>
+              <w:spacing w:before="40" w:after="40"/>
             </w:pPr>
             <w:r>
               <w:rPr>
-                <w:rFonts w:ascii="Arial" w:hAnsi="Arial"/>
-                <w:color w:val="1F1F1F"/>
-                <w:sz w:val="19"/>
+                <w:rFonts w:ascii="Calibri" w:hAnsi="Calibri"/>
+                <w:sz w:val="20"/>
               </w:rPr>
             </w:r>
           </w:p>
@@ -4063,19 +5611,29 @@
       <w:tr>
         <w:tc>
           <w:tcPr>
-            <w:tcW w:type="dxa" w:w="2160"/>
-            <w:shd w:val="clear" w:color="auto" w:fill="FFFFFF"/>
+            <w:tcW w:type="dxa" w:w="3168"/>
+            <w:tcBorders>
+              <w:top w:val="single" w:sz="4" w:color="E2E8F0"/>
+              <w:left w:val="single" w:sz="4" w:color="E2E8F0"/>
+              <w:bottom w:val="single" w:sz="4" w:color="E2E8F0"/>
+              <w:right w:val="single" w:sz="4" w:color="E2E8F0"/>
+            </w:tcBorders>
+            <w:tcMar>
+              <w:top w:type="dxa" w:w="100"/>
+              <w:left w:type="dxa" w:w="160"/>
+              <w:bottom w:type="dxa" w:w="100"/>
+              <w:right w:type="dxa" w:w="160"/>
+            </w:tcMar>
+            <w:vAlign w:val="top"/>
           </w:tcPr>
           <w:p>
             <w:pPr>
-              <w:spacing w:before="60" w:after="60"/>
-              <w:ind w:left="72"/>
+              <w:spacing w:before="40" w:after="40"/>
             </w:pPr>
             <w:r>
               <w:rPr>
-                <w:rFonts w:ascii="Arial" w:hAnsi="Arial"/>
-                <w:color w:val="1F1F1F"/>
-                <w:sz w:val="19"/>
+                <w:rFonts w:ascii="Calibri" w:hAnsi="Calibri"/>
+                <w:sz w:val="20"/>
               </w:rPr>
               <w:t>Store vs update set</w:t>
             </w:r>
@@ -4083,19 +5641,29 @@
         </w:tc>
         <w:tc>
           <w:tcPr>
-            <w:tcW w:type="dxa" w:w="2160"/>
-            <w:shd w:val="clear" w:color="auto" w:fill="FFFFFF"/>
+            <w:tcW w:type="dxa" w:w="2880"/>
+            <w:tcBorders>
+              <w:top w:val="single" w:sz="4" w:color="E2E8F0"/>
+              <w:left w:val="single" w:sz="4" w:color="E2E8F0"/>
+              <w:bottom w:val="single" w:sz="4" w:color="E2E8F0"/>
+              <w:right w:val="single" w:sz="4" w:color="E2E8F0"/>
+            </w:tcBorders>
+            <w:tcMar>
+              <w:top w:type="dxa" w:w="100"/>
+              <w:left w:type="dxa" w:w="160"/>
+              <w:bottom w:type="dxa" w:w="100"/>
+              <w:right w:type="dxa" w:w="160"/>
+            </w:tcMar>
+            <w:vAlign w:val="top"/>
           </w:tcPr>
           <w:p>
             <w:pPr>
-              <w:spacing w:before="60" w:after="60"/>
-              <w:ind w:left="72"/>
+              <w:spacing w:before="40" w:after="40"/>
             </w:pPr>
             <w:r>
               <w:rPr>
-                <w:rFonts w:ascii="Arial" w:hAnsi="Arial"/>
-                <w:color w:val="1F1F1F"/>
-                <w:sz w:val="19"/>
+                <w:rFonts w:ascii="Calibri" w:hAnsi="Calibri"/>
+                <w:sz w:val="20"/>
               </w:rPr>
               <w:t>Store / Update set / Both</w:t>
             </w:r>
@@ -4103,57 +5671,87 @@
         </w:tc>
         <w:tc>
           <w:tcPr>
-            <w:tcW w:type="dxa" w:w="1584"/>
-            <w:shd w:val="clear" w:color="auto" w:fill="FFFFFF"/>
+            <w:tcW w:type="dxa" w:w="2016"/>
+            <w:tcBorders>
+              <w:top w:val="single" w:sz="4" w:color="E2E8F0"/>
+              <w:left w:val="single" w:sz="4" w:color="E2E8F0"/>
+              <w:bottom w:val="single" w:sz="4" w:color="E2E8F0"/>
+              <w:right w:val="single" w:sz="4" w:color="E2E8F0"/>
+            </w:tcBorders>
+            <w:tcMar>
+              <w:top w:type="dxa" w:w="100"/>
+              <w:left w:type="dxa" w:w="160"/>
+              <w:bottom w:type="dxa" w:w="100"/>
+              <w:right w:type="dxa" w:w="160"/>
+            </w:tcMar>
+            <w:vAlign w:val="top"/>
           </w:tcPr>
           <w:p>
             <w:pPr>
-              <w:spacing w:before="60" w:after="60"/>
-              <w:ind w:left="72"/>
+              <w:spacing w:before="40" w:after="40"/>
             </w:pPr>
             <w:r>
               <w:rPr>
-                <w:rFonts w:ascii="Arial" w:hAnsi="Arial"/>
-                <w:color w:val="1F1F1F"/>
-                <w:sz w:val="19"/>
+                <w:rFonts w:ascii="Calibri" w:hAnsi="Calibri"/>
+                <w:sz w:val="20"/>
               </w:rPr>
             </w:r>
           </w:p>
         </w:tc>
         <w:tc>
           <w:tcPr>
-            <w:tcW w:type="dxa" w:w="1008"/>
-            <w:shd w:val="clear" w:color="auto" w:fill="FFFFFF"/>
+            <w:tcW w:type="dxa" w:w="1152"/>
+            <w:tcBorders>
+              <w:top w:val="single" w:sz="4" w:color="E2E8F0"/>
+              <w:left w:val="single" w:sz="4" w:color="E2E8F0"/>
+              <w:bottom w:val="single" w:sz="4" w:color="E2E8F0"/>
+              <w:right w:val="single" w:sz="4" w:color="E2E8F0"/>
+            </w:tcBorders>
+            <w:tcMar>
+              <w:top w:type="dxa" w:w="100"/>
+              <w:left w:type="dxa" w:w="160"/>
+              <w:bottom w:type="dxa" w:w="100"/>
+              <w:right w:type="dxa" w:w="160"/>
+            </w:tcMar>
+            <w:vAlign w:val="top"/>
           </w:tcPr>
           <w:p>
             <w:pPr>
-              <w:spacing w:before="60" w:after="60"/>
-              <w:ind w:left="72"/>
+              <w:spacing w:before="40" w:after="40"/>
             </w:pPr>
             <w:r>
               <w:rPr>
-                <w:rFonts w:ascii="Arial" w:hAnsi="Arial"/>
-                <w:color w:val="1F1F1F"/>
-                <w:sz w:val="19"/>
+                <w:rFonts w:ascii="Calibri" w:hAnsi="Calibri"/>
+                <w:sz w:val="20"/>
               </w:rPr>
             </w:r>
           </w:p>
         </w:tc>
         <w:tc>
           <w:tcPr>
-            <w:tcW w:type="dxa" w:w="1296"/>
-            <w:shd w:val="clear" w:color="auto" w:fill="FFFFFF"/>
+            <w:tcW w:type="dxa" w:w="1872"/>
+            <w:tcBorders>
+              <w:top w:val="single" w:sz="4" w:color="E2E8F0"/>
+              <w:left w:val="single" w:sz="4" w:color="E2E8F0"/>
+              <w:bottom w:val="single" w:sz="4" w:color="E2E8F0"/>
+              <w:right w:val="single" w:sz="4" w:color="E2E8F0"/>
+            </w:tcBorders>
+            <w:tcMar>
+              <w:top w:type="dxa" w:w="100"/>
+              <w:left w:type="dxa" w:w="160"/>
+              <w:bottom w:type="dxa" w:w="100"/>
+              <w:right w:type="dxa" w:w="160"/>
+            </w:tcMar>
+            <w:vAlign w:val="top"/>
           </w:tcPr>
           <w:p>
             <w:pPr>
-              <w:spacing w:before="60" w:after="60"/>
-              <w:ind w:left="72"/>
+              <w:spacing w:before="40" w:after="40"/>
             </w:pPr>
             <w:r>
               <w:rPr>
-                <w:rFonts w:ascii="Arial" w:hAnsi="Arial"/>
-                <w:color w:val="1F1F1F"/>
-                <w:sz w:val="19"/>
+                <w:rFonts w:ascii="Calibri" w:hAnsi="Calibri"/>
+                <w:sz w:val="20"/>
               </w:rPr>
               <w:t>SD + Shawn</w:t>
             </w:r>
@@ -4161,19 +5759,29 @@
         </w:tc>
         <w:tc>
           <w:tcPr>
-            <w:tcW w:type="dxa" w:w="1152"/>
-            <w:shd w:val="clear" w:color="auto" w:fill="FFFFFF"/>
+            <w:tcW w:type="dxa" w:w="2390"/>
+            <w:tcBorders>
+              <w:top w:val="single" w:sz="4" w:color="E2E8F0"/>
+              <w:left w:val="single" w:sz="4" w:color="E2E8F0"/>
+              <w:bottom w:val="single" w:sz="4" w:color="E2E8F0"/>
+              <w:right w:val="single" w:sz="4" w:color="E2E8F0"/>
+            </w:tcBorders>
+            <w:tcMar>
+              <w:top w:type="dxa" w:w="100"/>
+              <w:left w:type="dxa" w:w="160"/>
+              <w:bottom w:type="dxa" w:w="100"/>
+              <w:right w:type="dxa" w:w="160"/>
+            </w:tcMar>
+            <w:vAlign w:val="top"/>
           </w:tcPr>
           <w:p>
             <w:pPr>
-              <w:spacing w:before="60" w:after="60"/>
-              <w:ind w:left="72"/>
+              <w:spacing w:before="40" w:after="40"/>
             </w:pPr>
             <w:r>
               <w:rPr>
-                <w:rFonts w:ascii="Arial" w:hAnsi="Arial"/>
-                <w:color w:val="1F1F1F"/>
-                <w:sz w:val="19"/>
+                <w:rFonts w:ascii="Calibri" w:hAnsi="Calibri"/>
+                <w:sz w:val="20"/>
               </w:rPr>
             </w:r>
           </w:p>
@@ -4182,19 +5790,30 @@
       <w:tr>
         <w:tc>
           <w:tcPr>
-            <w:tcW w:type="dxa" w:w="2160"/>
-            <w:shd w:val="clear" w:color="auto" w:fill="F2F2F2"/>
+            <w:tcW w:type="dxa" w:w="3168"/>
+            <w:tcBorders>
+              <w:top w:val="single" w:sz="4" w:color="E2E8F0"/>
+              <w:left w:val="single" w:sz="4" w:color="E2E8F0"/>
+              <w:bottom w:val="single" w:sz="4" w:color="E2E8F0"/>
+              <w:right w:val="single" w:sz="4" w:color="E2E8F0"/>
+            </w:tcBorders>
+            <w:shd w:val="clear" w:color="auto" w:fill="F8FAFC"/>
+            <w:tcMar>
+              <w:top w:type="dxa" w:w="100"/>
+              <w:left w:type="dxa" w:w="160"/>
+              <w:bottom w:type="dxa" w:w="100"/>
+              <w:right w:type="dxa" w:w="160"/>
+            </w:tcMar>
+            <w:vAlign w:val="top"/>
           </w:tcPr>
           <w:p>
             <w:pPr>
-              <w:spacing w:before="60" w:after="60"/>
-              <w:ind w:left="72"/>
+              <w:spacing w:before="40" w:after="40"/>
             </w:pPr>
             <w:r>
               <w:rPr>
-                <w:rFonts w:ascii="Arial" w:hAnsi="Arial"/>
-                <w:color w:val="1F1F1F"/>
-                <w:sz w:val="19"/>
+                <w:rFonts w:ascii="Calibri" w:hAnsi="Calibri"/>
+                <w:sz w:val="20"/>
               </w:rPr>
               <w:t>Blueprint B exit trigger</w:t>
             </w:r>
@@ -4202,19 +5821,30 @@
         </w:tc>
         <w:tc>
           <w:tcPr>
-            <w:tcW w:type="dxa" w:w="2160"/>
-            <w:shd w:val="clear" w:color="auto" w:fill="F2F2F2"/>
+            <w:tcW w:type="dxa" w:w="2880"/>
+            <w:tcBorders>
+              <w:top w:val="single" w:sz="4" w:color="E2E8F0"/>
+              <w:left w:val="single" w:sz="4" w:color="E2E8F0"/>
+              <w:bottom w:val="single" w:sz="4" w:color="E2E8F0"/>
+              <w:right w:val="single" w:sz="4" w:color="E2E8F0"/>
+            </w:tcBorders>
+            <w:shd w:val="clear" w:color="auto" w:fill="F8FAFC"/>
+            <w:tcMar>
+              <w:top w:type="dxa" w:w="100"/>
+              <w:left w:type="dxa" w:w="160"/>
+              <w:bottom w:type="dxa" w:w="100"/>
+              <w:right w:type="dxa" w:w="160"/>
+            </w:tcMar>
+            <w:vAlign w:val="top"/>
           </w:tcPr>
           <w:p>
             <w:pPr>
-              <w:spacing w:before="60" w:after="60"/>
-              <w:ind w:left="72"/>
+              <w:spacing w:before="40" w:after="40"/>
             </w:pPr>
             <w:r>
               <w:rPr>
-                <w:rFonts w:ascii="Arial" w:hAnsi="Arial"/>
-                <w:color w:val="1F1F1F"/>
-                <w:sz w:val="19"/>
+                <w:rFonts w:ascii="Calibri" w:hAnsi="Calibri"/>
+                <w:sz w:val="20"/>
               </w:rPr>
               <w:t>Define N engagements or Store commit</w:t>
             </w:r>
@@ -4222,57 +5852,90 @@
         </w:tc>
         <w:tc>
           <w:tcPr>
-            <w:tcW w:type="dxa" w:w="1584"/>
-            <w:shd w:val="clear" w:color="auto" w:fill="F2F2F2"/>
+            <w:tcW w:type="dxa" w:w="2016"/>
+            <w:tcBorders>
+              <w:top w:val="single" w:sz="4" w:color="E2E8F0"/>
+              <w:left w:val="single" w:sz="4" w:color="E2E8F0"/>
+              <w:bottom w:val="single" w:sz="4" w:color="E2E8F0"/>
+              <w:right w:val="single" w:sz="4" w:color="E2E8F0"/>
+            </w:tcBorders>
+            <w:shd w:val="clear" w:color="auto" w:fill="F8FAFC"/>
+            <w:tcMar>
+              <w:top w:type="dxa" w:w="100"/>
+              <w:left w:type="dxa" w:w="160"/>
+              <w:bottom w:type="dxa" w:w="100"/>
+              <w:right w:type="dxa" w:w="160"/>
+            </w:tcMar>
+            <w:vAlign w:val="top"/>
           </w:tcPr>
           <w:p>
             <w:pPr>
-              <w:spacing w:before="60" w:after="60"/>
-              <w:ind w:left="72"/>
+              <w:spacing w:before="40" w:after="40"/>
             </w:pPr>
             <w:r>
               <w:rPr>
-                <w:rFonts w:ascii="Arial" w:hAnsi="Arial"/>
-                <w:color w:val="1F1F1F"/>
-                <w:sz w:val="19"/>
+                <w:rFonts w:ascii="Calibri" w:hAnsi="Calibri"/>
+                <w:sz w:val="20"/>
               </w:rPr>
             </w:r>
           </w:p>
         </w:tc>
         <w:tc>
           <w:tcPr>
-            <w:tcW w:type="dxa" w:w="1008"/>
-            <w:shd w:val="clear" w:color="auto" w:fill="F2F2F2"/>
+            <w:tcW w:type="dxa" w:w="1152"/>
+            <w:tcBorders>
+              <w:top w:val="single" w:sz="4" w:color="E2E8F0"/>
+              <w:left w:val="single" w:sz="4" w:color="E2E8F0"/>
+              <w:bottom w:val="single" w:sz="4" w:color="E2E8F0"/>
+              <w:right w:val="single" w:sz="4" w:color="E2E8F0"/>
+            </w:tcBorders>
+            <w:shd w:val="clear" w:color="auto" w:fill="F8FAFC"/>
+            <w:tcMar>
+              <w:top w:type="dxa" w:w="100"/>
+              <w:left w:type="dxa" w:w="160"/>
+              <w:bottom w:type="dxa" w:w="100"/>
+              <w:right w:type="dxa" w:w="160"/>
+            </w:tcMar>
+            <w:vAlign w:val="top"/>
           </w:tcPr>
           <w:p>
             <w:pPr>
-              <w:spacing w:before="60" w:after="60"/>
-              <w:ind w:left="72"/>
+              <w:spacing w:before="40" w:after="40"/>
             </w:pPr>
             <w:r>
               <w:rPr>
-                <w:rFonts w:ascii="Arial" w:hAnsi="Arial"/>
-                <w:color w:val="1F1F1F"/>
-                <w:sz w:val="19"/>
+                <w:rFonts w:ascii="Calibri" w:hAnsi="Calibri"/>
+                <w:sz w:val="20"/>
               </w:rPr>
             </w:r>
           </w:p>
         </w:tc>
         <w:tc>
           <w:tcPr>
-            <w:tcW w:type="dxa" w:w="1296"/>
-            <w:shd w:val="clear" w:color="auto" w:fill="F2F2F2"/>
+            <w:tcW w:type="dxa" w:w="1872"/>
+            <w:tcBorders>
+              <w:top w:val="single" w:sz="4" w:color="E2E8F0"/>
+              <w:left w:val="single" w:sz="4" w:color="E2E8F0"/>
+              <w:bottom w:val="single" w:sz="4" w:color="E2E8F0"/>
+              <w:right w:val="single" w:sz="4" w:color="E2E8F0"/>
+            </w:tcBorders>
+            <w:shd w:val="clear" w:color="auto" w:fill="F8FAFC"/>
+            <w:tcMar>
+              <w:top w:type="dxa" w:w="100"/>
+              <w:left w:type="dxa" w:w="160"/>
+              <w:bottom w:type="dxa" w:w="100"/>
+              <w:right w:type="dxa" w:w="160"/>
+            </w:tcMar>
+            <w:vAlign w:val="top"/>
           </w:tcPr>
           <w:p>
             <w:pPr>
-              <w:spacing w:before="60" w:after="60"/>
-              <w:ind w:left="72"/>
+              <w:spacing w:before="40" w:after="40"/>
             </w:pPr>
             <w:r>
               <w:rPr>
-                <w:rFonts w:ascii="Arial" w:hAnsi="Arial"/>
-                <w:color w:val="1F1F1F"/>
-                <w:sz w:val="19"/>
+                <w:rFonts w:ascii="Calibri" w:hAnsi="Calibri"/>
+                <w:sz w:val="20"/>
               </w:rPr>
               <w:t>SD + Shawn</w:t>
             </w:r>
@@ -4280,19 +5943,30 @@
         </w:tc>
         <w:tc>
           <w:tcPr>
-            <w:tcW w:type="dxa" w:w="1152"/>
-            <w:shd w:val="clear" w:color="auto" w:fill="F2F2F2"/>
+            <w:tcW w:type="dxa" w:w="2390"/>
+            <w:tcBorders>
+              <w:top w:val="single" w:sz="4" w:color="E2E8F0"/>
+              <w:left w:val="single" w:sz="4" w:color="E2E8F0"/>
+              <w:bottom w:val="single" w:sz="4" w:color="E2E8F0"/>
+              <w:right w:val="single" w:sz="4" w:color="E2E8F0"/>
+            </w:tcBorders>
+            <w:shd w:val="clear" w:color="auto" w:fill="F8FAFC"/>
+            <w:tcMar>
+              <w:top w:type="dxa" w:w="100"/>
+              <w:left w:type="dxa" w:w="160"/>
+              <w:bottom w:type="dxa" w:w="100"/>
+              <w:right w:type="dxa" w:w="160"/>
+            </w:tcMar>
+            <w:vAlign w:val="top"/>
           </w:tcPr>
           <w:p>
             <w:pPr>
-              <w:spacing w:before="60" w:after="60"/>
-              <w:ind w:left="72"/>
+              <w:spacing w:before="40" w:after="40"/>
             </w:pPr>
             <w:r>
               <w:rPr>
-                <w:rFonts w:ascii="Arial" w:hAnsi="Arial"/>
-                <w:color w:val="1F1F1F"/>
-                <w:sz w:val="19"/>
+                <w:rFonts w:ascii="Calibri" w:hAnsi="Calibri"/>
+                <w:sz w:val="20"/>
               </w:rPr>
             </w:r>
           </w:p>
@@ -4301,19 +5975,29 @@
       <w:tr>
         <w:tc>
           <w:tcPr>
-            <w:tcW w:type="dxa" w:w="2160"/>
-            <w:shd w:val="clear" w:color="auto" w:fill="FFFFFF"/>
+            <w:tcW w:type="dxa" w:w="3168"/>
+            <w:tcBorders>
+              <w:top w:val="single" w:sz="4" w:color="E2E8F0"/>
+              <w:left w:val="single" w:sz="4" w:color="E2E8F0"/>
+              <w:bottom w:val="single" w:sz="4" w:color="E2E8F0"/>
+              <w:right w:val="single" w:sz="4" w:color="E2E8F0"/>
+            </w:tcBorders>
+            <w:tcMar>
+              <w:top w:type="dxa" w:w="100"/>
+              <w:left w:type="dxa" w:w="160"/>
+              <w:bottom w:type="dxa" w:w="100"/>
+              <w:right w:type="dxa" w:w="160"/>
+            </w:tcMar>
+            <w:vAlign w:val="top"/>
           </w:tcPr>
           <w:p>
             <w:pPr>
-              <w:spacing w:before="60" w:after="60"/>
-              <w:ind w:left="72"/>
+              <w:spacing w:before="40" w:after="40"/>
             </w:pPr>
             <w:r>
               <w:rPr>
-                <w:rFonts w:ascii="Arial" w:hAnsi="Arial"/>
-                <w:color w:val="1F1F1F"/>
-                <w:sz w:val="19"/>
+                <w:rFonts w:ascii="Calibri" w:hAnsi="Calibri"/>
+                <w:sz w:val="20"/>
               </w:rPr>
               <w:t>Overhead approval granted</w:t>
             </w:r>
@@ -4321,19 +6005,29 @@
         </w:tc>
         <w:tc>
           <w:tcPr>
-            <w:tcW w:type="dxa" w:w="2160"/>
-            <w:shd w:val="clear" w:color="auto" w:fill="FFFFFF"/>
+            <w:tcW w:type="dxa" w:w="2880"/>
+            <w:tcBorders>
+              <w:top w:val="single" w:sz="4" w:color="E2E8F0"/>
+              <w:left w:val="single" w:sz="4" w:color="E2E8F0"/>
+              <w:bottom w:val="single" w:sz="4" w:color="E2E8F0"/>
+              <w:right w:val="single" w:sz="4" w:color="E2E8F0"/>
+            </w:tcBorders>
+            <w:tcMar>
+              <w:top w:type="dxa" w:w="100"/>
+              <w:left w:type="dxa" w:w="160"/>
+              <w:bottom w:type="dxa" w:w="100"/>
+              <w:right w:type="dxa" w:w="160"/>
+            </w:tcMar>
+            <w:vAlign w:val="top"/>
           </w:tcPr>
           <w:p>
             <w:pPr>
-              <w:spacing w:before="60" w:after="60"/>
-              <w:ind w:left="72"/>
+              <w:spacing w:before="40" w:after="40"/>
             </w:pPr>
             <w:r>
               <w:rPr>
-                <w:rFonts w:ascii="Arial" w:hAnsi="Arial"/>
-                <w:color w:val="1F1F1F"/>
-                <w:sz w:val="19"/>
+                <w:rFonts w:ascii="Calibri" w:hAnsi="Calibri"/>
+                <w:sz w:val="20"/>
               </w:rPr>
               <w:t>Yes / Yes with conditions / No</w:t>
             </w:r>
@@ -4341,57 +6035,87 @@
         </w:tc>
         <w:tc>
           <w:tcPr>
-            <w:tcW w:type="dxa" w:w="1584"/>
-            <w:shd w:val="clear" w:color="auto" w:fill="FFFFFF"/>
+            <w:tcW w:type="dxa" w:w="2016"/>
+            <w:tcBorders>
+              <w:top w:val="single" w:sz="4" w:color="E2E8F0"/>
+              <w:left w:val="single" w:sz="4" w:color="E2E8F0"/>
+              <w:bottom w:val="single" w:sz="4" w:color="E2E8F0"/>
+              <w:right w:val="single" w:sz="4" w:color="E2E8F0"/>
+            </w:tcBorders>
+            <w:tcMar>
+              <w:top w:type="dxa" w:w="100"/>
+              <w:left w:type="dxa" w:w="160"/>
+              <w:bottom w:type="dxa" w:w="100"/>
+              <w:right w:type="dxa" w:w="160"/>
+            </w:tcMar>
+            <w:vAlign w:val="top"/>
           </w:tcPr>
           <w:p>
             <w:pPr>
-              <w:spacing w:before="60" w:after="60"/>
-              <w:ind w:left="72"/>
+              <w:spacing w:before="40" w:after="40"/>
             </w:pPr>
             <w:r>
               <w:rPr>
-                <w:rFonts w:ascii="Arial" w:hAnsi="Arial"/>
-                <w:color w:val="1F1F1F"/>
-                <w:sz w:val="19"/>
+                <w:rFonts w:ascii="Calibri" w:hAnsi="Calibri"/>
+                <w:sz w:val="20"/>
               </w:rPr>
             </w:r>
           </w:p>
         </w:tc>
         <w:tc>
           <w:tcPr>
-            <w:tcW w:type="dxa" w:w="1008"/>
-            <w:shd w:val="clear" w:color="auto" w:fill="FFFFFF"/>
+            <w:tcW w:type="dxa" w:w="1152"/>
+            <w:tcBorders>
+              <w:top w:val="single" w:sz="4" w:color="E2E8F0"/>
+              <w:left w:val="single" w:sz="4" w:color="E2E8F0"/>
+              <w:bottom w:val="single" w:sz="4" w:color="E2E8F0"/>
+              <w:right w:val="single" w:sz="4" w:color="E2E8F0"/>
+            </w:tcBorders>
+            <w:tcMar>
+              <w:top w:type="dxa" w:w="100"/>
+              <w:left w:type="dxa" w:w="160"/>
+              <w:bottom w:type="dxa" w:w="100"/>
+              <w:right w:type="dxa" w:w="160"/>
+            </w:tcMar>
+            <w:vAlign w:val="top"/>
           </w:tcPr>
           <w:p>
             <w:pPr>
-              <w:spacing w:before="60" w:after="60"/>
-              <w:ind w:left="72"/>
+              <w:spacing w:before="40" w:after="40"/>
             </w:pPr>
             <w:r>
               <w:rPr>
-                <w:rFonts w:ascii="Arial" w:hAnsi="Arial"/>
-                <w:color w:val="1F1F1F"/>
-                <w:sz w:val="19"/>
+                <w:rFonts w:ascii="Calibri" w:hAnsi="Calibri"/>
+                <w:sz w:val="20"/>
               </w:rPr>
             </w:r>
           </w:p>
         </w:tc>
         <w:tc>
           <w:tcPr>
-            <w:tcW w:type="dxa" w:w="1296"/>
-            <w:shd w:val="clear" w:color="auto" w:fill="FFFFFF"/>
+            <w:tcW w:type="dxa" w:w="1872"/>
+            <w:tcBorders>
+              <w:top w:val="single" w:sz="4" w:color="E2E8F0"/>
+              <w:left w:val="single" w:sz="4" w:color="E2E8F0"/>
+              <w:bottom w:val="single" w:sz="4" w:color="E2E8F0"/>
+              <w:right w:val="single" w:sz="4" w:color="E2E8F0"/>
+            </w:tcBorders>
+            <w:tcMar>
+              <w:top w:type="dxa" w:w="100"/>
+              <w:left w:type="dxa" w:w="160"/>
+              <w:bottom w:type="dxa" w:w="100"/>
+              <w:right w:type="dxa" w:w="160"/>
+            </w:tcMar>
+            <w:vAlign w:val="top"/>
           </w:tcPr>
           <w:p>
             <w:pPr>
-              <w:spacing w:before="60" w:after="60"/>
-              <w:ind w:left="72"/>
+              <w:spacing w:before="40" w:after="40"/>
             </w:pPr>
             <w:r>
               <w:rPr>
-                <w:rFonts w:ascii="Arial" w:hAnsi="Arial"/>
-                <w:color w:val="1F1F1F"/>
-                <w:sz w:val="19"/>
+                <w:rFonts w:ascii="Calibri" w:hAnsi="Calibri"/>
+                <w:sz w:val="20"/>
               </w:rPr>
               <w:t>Practice Mgmt</w:t>
             </w:r>
@@ -4399,19 +6123,29 @@
         </w:tc>
         <w:tc>
           <w:tcPr>
-            <w:tcW w:type="dxa" w:w="1152"/>
-            <w:shd w:val="clear" w:color="auto" w:fill="FFFFFF"/>
+            <w:tcW w:type="dxa" w:w="2390"/>
+            <w:tcBorders>
+              <w:top w:val="single" w:sz="4" w:color="E2E8F0"/>
+              <w:left w:val="single" w:sz="4" w:color="E2E8F0"/>
+              <w:bottom w:val="single" w:sz="4" w:color="E2E8F0"/>
+              <w:right w:val="single" w:sz="4" w:color="E2E8F0"/>
+            </w:tcBorders>
+            <w:tcMar>
+              <w:top w:type="dxa" w:w="100"/>
+              <w:left w:type="dxa" w:w="160"/>
+              <w:bottom w:type="dxa" w:w="100"/>
+              <w:right w:type="dxa" w:w="160"/>
+            </w:tcMar>
+            <w:vAlign w:val="top"/>
           </w:tcPr>
           <w:p>
             <w:pPr>
-              <w:spacing w:before="60" w:after="60"/>
-              <w:ind w:left="72"/>
+              <w:spacing w:before="40" w:after="40"/>
             </w:pPr>
             <w:r>
               <w:rPr>
-                <w:rFonts w:ascii="Arial" w:hAnsi="Arial"/>
-                <w:color w:val="1F1F1F"/>
-                <w:sz w:val="19"/>
+                <w:rFonts w:ascii="Calibri" w:hAnsi="Calibri"/>
+                <w:sz w:val="20"/>
               </w:rPr>
             </w:r>
           </w:p>
@@ -4420,36 +6154,14 @@
     </w:tbl>
     <w:p>
       <w:pPr>
-        <w:spacing w:after="100"/>
+        <w:spacing w:after="40"/>
       </w:pPr>
-    </w:p>
-    <w:p/>
-    <w:p>
-      <w:pPr>
-        <w:spacing w:before="40" w:after="40"/>
-        <w:pBdr>
-          <w:bottom w:val="single" w:sz="4" w:space="1" w:color="2E75B6"/>
-        </w:pBdr>
-      </w:pPr>
-    </w:p>
-    <w:p>
-      <w:pPr>
-        <w:jc w:val="center"/>
-      </w:pPr>
-      <w:r>
-        <w:rPr>
-          <w:rFonts w:ascii="Arial" w:hAnsi="Arial"/>
-          <w:color w:val="707070"/>
-          <w:sz w:val="16"/>
-        </w:rPr>
-        <w:t>Everforth ECS Practice  ·  Collateral Index &amp; Team Review Guide  ·  INTERNAL  ·  May 2026</w:t>
-      </w:r>
     </w:p>
     <w:sectPr>
       <w:headerReference w:type="default" r:id="rId9"/>
       <w:footerReference w:type="default" r:id="rId10"/>
       <w:pgSz w:w="12240" w:h="15840"/>
-      <w:pgMar w:top="1440" w:right="1440" w:bottom="1440" w:left="1440" w:header="720" w:footer="720" w:gutter="0"/>
+      <w:pgMar w:top="1152" w:right="1440" w:bottom="1152" w:left="1440" w:header="504" w:footer="576" w:gutter="0"/>
       <w:cols w:space="720"/>
       <w:docGrid w:linePitch="360"/>
     </w:sectPr>
@@ -4472,7 +6184,10 @@
         <w:color w:val="475569"/>
         <w:sz w:val="16"/>
       </w:rPr>
-      <w:t>ECS Federal  ·  ServiceNow Practice  ·  Internal Use Only</w:t>
+      <w:t>ECS Federal · ServiceNow Practice  ·  Internal Use Only</w:t>
+    </w:r>
+    <w:r>
+      <w:tab/>
     </w:r>
     <w:r>
       <w:rPr>
@@ -4480,7 +6195,7 @@
         <w:color w:val="475569"/>
         <w:sz w:val="16"/>
       </w:rPr>
-      <w:tab/>
+      <w:t xml:space="preserve">Page </w:t>
     </w:r>
     <w:r>
       <w:rPr>
@@ -4488,16 +6203,8 @@
         <w:color w:val="475569"/>
         <w:sz w:val="16"/>
       </w:rPr>
-      <w:t xml:space="preserve">Page </w:t>
-    </w:r>
-    <w:r>
-      <w:rPr>
-        <w:rFonts w:ascii="Calibri" w:hAnsi="Calibri"/>
-        <w:color w:val="475569"/>
-        <w:sz w:val="16"/>
-      </w:rPr>
       <w:fldChar w:fldCharType="begin"/>
-      <w:instrText> PAGE </w:instrText>
+      <w:instrText>PAGE</w:instrText>
       <w:fldChar w:fldCharType="separate"/>
       <w:fldChar w:fldCharType="end"/>
     </w:r>
@@ -4516,7 +6223,7 @@
         <w:sz w:val="16"/>
       </w:rPr>
       <w:fldChar w:fldCharType="begin"/>
-      <w:instrText> NUMPAGES </w:instrText>
+      <w:instrText>NUMPAGES</w:instrText>
       <w:fldChar w:fldCharType="separate"/>
       <w:fldChar w:fldCharType="end"/>
     </w:r>
@@ -4548,7 +6255,7 @@
             <a:graphicData uri="http://schemas.openxmlformats.org/drawingml/2006/picture">
               <pic:pic>
                 <pic:nvPicPr>
-                  <pic:cNvPr id="0" name="everforth_logo_rgb.png"/>
+                  <pic:cNvPr id="0" name="everforth_logo.png"/>
                   <pic:cNvPicPr/>
                 </pic:nvPicPr>
                 <pic:blipFill>
@@ -4571,20 +6278,16 @@
       </w:drawing>
     </w:r>
     <w:r>
-      <w:rPr>
-        <w:rFonts w:ascii="Calibri" w:hAnsi="Calibri"/>
-        <w:color w:val="475569"/>
-        <w:sz w:val="18"/>
-      </w:rPr>
       <w:tab/>
     </w:r>
     <w:r>
       <w:rPr>
         <w:rFonts w:ascii="Calibri" w:hAnsi="Calibri"/>
         <w:color w:val="475569"/>
+        <w:spacing w:val="30"/>
         <w:sz w:val="18"/>
       </w:rPr>
-      <w:t>Internal  ·  Collateral Index &amp; Team Review Guide</w:t>
+      <w:t>Internal · Collateral Index &amp; Team Review Guide</w:t>
     </w:r>
   </w:p>
 </w:hdr>
@@ -4953,6 +6656,11 @@
     <w:name w:val="Normal"/>
     <w:qFormat/>
     <w:rsid w:val="00FC693F"/>
+    <w:rPr>
+      <w:rFonts w:ascii="Calibri" w:hAnsi="Calibri" w:cs="Calibri" w:eastAsia="Calibri"/>
+      <w:color w:val="1A1A1A"/>
+      <w:sz w:val="22"/>
+    </w:rPr>
   </w:style>
   <w:style w:type="paragraph" w:styleId="Header">
     <w:name w:val="header"/>
@@ -5009,15 +6717,15 @@
     <w:pPr>
       <w:keepNext/>
       <w:keepLines/>
-      <w:spacing w:before="480" w:after="0"/>
+      <w:spacing w:before="360" w:after="120"/>
       <w:outlineLvl w:val="0"/>
     </w:pPr>
     <w:rPr>
-      <w:rFonts w:asciiTheme="majorHAnsi" w:eastAsiaTheme="majorEastAsia" w:hAnsiTheme="majorHAnsi" w:cstheme="majorBidi"/>
+      <w:rFonts w:asciiTheme="majorHAnsi" w:eastAsiaTheme="majorEastAsia" w:hAnsiTheme="majorHAnsi" w:cstheme="majorBidi" w:ascii="Calibri" w:hAnsi="Calibri" w:cs="Calibri" w:eastAsia="Calibri"/>
       <w:b/>
       <w:bCs/>
-      <w:color w:val="365F91" w:themeColor="accent1" w:themeShade="BF"/>
-      <w:sz w:val="28"/>
+      <w:color w:val="0B1F3A"/>
+      <w:sz w:val="32"/>
       <w:szCs w:val="28"/>
     </w:rPr>
   </w:style>
@@ -5033,14 +6741,14 @@
     <w:pPr>
       <w:keepNext/>
       <w:keepLines/>
-      <w:spacing w:before="200" w:after="0"/>
+      <w:spacing w:before="280" w:after="80"/>
       <w:outlineLvl w:val="1"/>
     </w:pPr>
     <w:rPr>
-      <w:rFonts w:asciiTheme="majorHAnsi" w:eastAsiaTheme="majorEastAsia" w:hAnsiTheme="majorHAnsi" w:cstheme="majorBidi"/>
+      <w:rFonts w:asciiTheme="majorHAnsi" w:eastAsiaTheme="majorEastAsia" w:hAnsiTheme="majorHAnsi" w:cstheme="majorBidi" w:ascii="Calibri" w:hAnsi="Calibri" w:cs="Calibri" w:eastAsia="Calibri"/>
       <w:b/>
       <w:bCs/>
-      <w:color w:val="4F81BD" w:themeColor="accent1"/>
+      <w:color w:val="0B1F3A"/>
       <w:sz w:val="26"/>
       <w:szCs w:val="26"/>
     </w:rPr>
@@ -5057,14 +6765,15 @@
     <w:pPr>
       <w:keepNext/>
       <w:keepLines/>
-      <w:spacing w:before="200" w:after="0"/>
+      <w:spacing w:before="200" w:after="40"/>
       <w:outlineLvl w:val="2"/>
     </w:pPr>
     <w:rPr>
-      <w:rFonts w:asciiTheme="majorHAnsi" w:eastAsiaTheme="majorEastAsia" w:hAnsiTheme="majorHAnsi" w:cstheme="majorBidi"/>
+      <w:rFonts w:asciiTheme="majorHAnsi" w:eastAsiaTheme="majorEastAsia" w:hAnsiTheme="majorHAnsi" w:cstheme="majorBidi" w:ascii="Calibri" w:hAnsi="Calibri" w:cs="Calibri" w:eastAsia="Calibri"/>
       <w:b/>
       <w:bCs/>
-      <w:color w:val="4F81BD" w:themeColor="accent1"/>
+      <w:color w:val="2E74B5"/>
+      <w:sz w:val="23"/>
     </w:rPr>
   </w:style>
   <w:style w:type="paragraph" w:styleId="Heading4">
@@ -5295,18 +7004,20 @@
     <w:qFormat/>
     <w:rsid w:val="00FC693F"/>
     <w:pPr>
+      <w:keepNext/>
       <w:pBdr>
         <w:bottom w:val="single" w:sz="8" w:space="4" w:color="4F81BD" w:themeColor="accent1"/>
       </w:pBdr>
-      <w:spacing w:after="300" w:line="240" w:lineRule="auto"/>
+      <w:spacing w:after="80" w:line="240" w:lineRule="auto" w:before="0"/>
       <w:contextualSpacing/>
     </w:pPr>
     <w:rPr>
-      <w:rFonts w:asciiTheme="majorHAnsi" w:eastAsiaTheme="majorEastAsia" w:hAnsiTheme="majorHAnsi" w:cstheme="majorBidi"/>
-      <w:color w:val="17365D" w:themeColor="text2" w:themeShade="BF"/>
+      <w:rFonts w:asciiTheme="majorHAnsi" w:eastAsiaTheme="majorEastAsia" w:hAnsiTheme="majorHAnsi" w:cstheme="majorBidi" w:ascii="Calibri" w:hAnsi="Calibri" w:cs="Calibri" w:eastAsia="Calibri"/>
+      <w:b/>
+      <w:color w:val="0B1F3A"/>
       <w:spacing w:val="5"/>
       <w:kern w:val="28"/>
-      <w:sz w:val="52"/>
+      <w:sz w:val="56"/>
       <w:szCs w:val="52"/>
     </w:rPr>
   </w:style>
